--- a/_HCI/Projektdokumentation.docx
+++ b/_HCI/Projektdokumentation.docx
@@ -7,101 +7,199 @@
       <w:pPr>
         <w:jc w:val="center"/>
         <w:rPr>
+          <w:rFonts w:ascii="Abadi" w:hAnsi="Abadi"/>
+          <w:noProof/>
+          <w:sz w:val="32"/>
+          <w:szCs w:val="32"/>
+        </w:rPr>
+      </w:pPr>
+      <w:r>
+        <w:rPr>
+          <w:rFonts w:ascii="Abadi" w:hAnsi="Abadi"/>
+          <w:noProof/>
+          <w:sz w:val="32"/>
+          <w:szCs w:val="32"/>
+        </w:rPr>
+        <w:t>Hochschule Kempten</w:t>
+      </w:r>
+    </w:p>
+    <w:p>
+      <w:pPr>
+        <w:jc w:val="center"/>
+        <w:rPr>
+          <w:rFonts w:ascii="Abadi" w:hAnsi="Abadi"/>
+          <w:noProof/>
+          <w:sz w:val="32"/>
+          <w:szCs w:val="32"/>
+        </w:rPr>
+      </w:pPr>
+      <w:r>
+        <w:rPr>
+          <w:rFonts w:ascii="Abadi" w:hAnsi="Abadi"/>
+          <w:noProof/>
+          <w:sz w:val="32"/>
+          <w:szCs w:val="32"/>
+        </w:rPr>
+        <w:t>Informatik Game Engineering</w:t>
+      </w:r>
+    </w:p>
+    <w:p>
+      <w:pPr>
+        <w:jc w:val="center"/>
+        <w:rPr>
+          <w:rFonts w:ascii="Abadi" w:hAnsi="Abadi"/>
+          <w:noProof/>
           <w:sz w:val="72"/>
           <w:szCs w:val="72"/>
         </w:rPr>
       </w:pPr>
-      <w:r>
-        <w:rPr>
+    </w:p>
+    <w:p>
+      <w:pPr>
+        <w:jc w:val="center"/>
+        <w:rPr>
+          <w:rFonts w:ascii="Abadi" w:hAnsi="Abadi"/>
+          <w:noProof/>
           <w:sz w:val="72"/>
           <w:szCs w:val="72"/>
         </w:rPr>
-        <w:t>FLIP AND ROLL</w:t>
-      </w:r>
+      </w:pPr>
     </w:p>
     <w:p>
       <w:pPr>
         <w:jc w:val="center"/>
         <w:rPr>
+          <w:rFonts w:ascii="Abadi" w:hAnsi="Abadi"/>
+          <w:noProof/>
           <w:sz w:val="72"/>
           <w:szCs w:val="72"/>
         </w:rPr>
       </w:pPr>
-      <w:r>
-        <w:rPr>
+    </w:p>
+    <w:p>
+      <w:pPr>
+        <w:jc w:val="center"/>
+        <w:rPr>
+          <w:rFonts w:ascii="Abadi" w:hAnsi="Abadi"/>
+          <w:noProof/>
+          <w:sz w:val="32"/>
+          <w:szCs w:val="32"/>
+        </w:rPr>
+      </w:pPr>
+      <w:r>
+        <w:rPr>
+          <w:rFonts w:ascii="Abadi" w:hAnsi="Abadi"/>
+          <w:noProof/>
+          <w:sz w:val="32"/>
+          <w:szCs w:val="32"/>
+        </w:rPr>
+        <w:t>Semesterprojekt</w:t>
+      </w:r>
+    </w:p>
+    <w:p>
+      <w:pPr>
+        <w:jc w:val="center"/>
+        <w:rPr>
+          <w:rFonts w:ascii="Abadi" w:hAnsi="Abadi"/>
+          <w:noProof/>
+          <w:sz w:val="32"/>
+          <w:szCs w:val="32"/>
+        </w:rPr>
+      </w:pPr>
+    </w:p>
+    <w:p>
+      <w:pPr>
+        <w:jc w:val="center"/>
+        <w:rPr>
+          <w:rFonts w:ascii="Abadi" w:hAnsi="Abadi"/>
+          <w:b/>
+          <w:bCs/>
+          <w:noProof/>
           <w:sz w:val="72"/>
           <w:szCs w:val="72"/>
         </w:rPr>
-        <w:t>Roguelike Flipper Simulator</w:t>
-      </w:r>
-    </w:p>
-    <w:p>
-      <w:pPr>
-        <w:jc w:val="center"/>
-        <w:rPr>
+      </w:pPr>
+      <w:r>
+        <w:rPr>
+          <w:rFonts w:ascii="Abadi" w:hAnsi="Abadi"/>
+          <w:b/>
+          <w:bCs/>
+          <w:noProof/>
           <w:sz w:val="72"/>
           <w:szCs w:val="72"/>
         </w:rPr>
-      </w:pPr>
+        <w:t xml:space="preserve">Usability-Studie </w:t>
+      </w:r>
     </w:p>
     <w:p>
       <w:pPr>
         <w:jc w:val="center"/>
         <w:rPr>
+          <w:rFonts w:ascii="Abadi" w:hAnsi="Abadi"/>
+          <w:noProof/>
           <w:sz w:val="72"/>
           <w:szCs w:val="72"/>
         </w:rPr>
       </w:pPr>
-    </w:p>
-    <w:p>
-      <w:pPr>
-        <w:jc w:val="center"/>
-        <w:rPr>
+      <w:r>
+        <w:rPr>
+          <w:rFonts w:ascii="Abadi" w:hAnsi="Abadi"/>
+          <w:noProof/>
           <w:sz w:val="72"/>
           <w:szCs w:val="72"/>
         </w:rPr>
-      </w:pPr>
-    </w:p>
-    <w:p>
-      <w:pPr>
-        <w:jc w:val="center"/>
-        <w:rPr>
+        <w:t>zum Computerspie</w:t>
+      </w:r>
+      <w:r>
+        <w:rPr>
+          <w:rFonts w:ascii="Abadi" w:hAnsi="Abadi"/>
+          <w:noProof/>
           <w:sz w:val="72"/>
           <w:szCs w:val="72"/>
         </w:rPr>
-      </w:pPr>
-    </w:p>
-    <w:p>
-      <w:pPr>
-        <w:jc w:val="center"/>
-        <w:rPr>
+        <w:t>l</w:t>
+      </w:r>
+      <w:r>
+        <w:rPr>
+          <w:rFonts w:ascii="Abadi" w:hAnsi="Abadi"/>
+          <w:noProof/>
           <w:sz w:val="72"/>
           <w:szCs w:val="72"/>
         </w:rPr>
-      </w:pPr>
+        <w:t xml:space="preserve"> </w:t>
+      </w:r>
     </w:p>
     <w:p>
       <w:pPr>
         <w:jc w:val="center"/>
         <w:rPr>
+          <w:rFonts w:ascii="Abadi" w:hAnsi="Abadi"/>
+          <w:b/>
+          <w:bCs/>
+          <w:noProof/>
           <w:sz w:val="72"/>
           <w:szCs w:val="72"/>
         </w:rPr>
       </w:pPr>
-    </w:p>
-    <w:p>
-      <w:pPr>
-        <w:jc w:val="center"/>
-        <w:rPr>
+      <w:r>
+        <w:rPr>
+          <w:rFonts w:ascii="Abadi" w:hAnsi="Abadi"/>
+          <w:b/>
+          <w:bCs/>
+          <w:noProof/>
           <w:sz w:val="72"/>
           <w:szCs w:val="72"/>
         </w:rPr>
-      </w:pPr>
+        <w:t>„Flip and Roll“</w:t>
+      </w:r>
     </w:p>
     <w:p>
       <w:pPr>
         <w:jc w:val="center"/>
         <w:rPr>
+          <w:rFonts w:ascii="Abadi" w:hAnsi="Abadi"/>
+          <w:noProof/>
+          <w:color w:val="FFFFFF" w:themeColor="background1"/>
           <w:sz w:val="72"/>
           <w:szCs w:val="72"/>
         </w:rPr>
@@ -111,6 +209,9 @@
       <w:pPr>
         <w:jc w:val="center"/>
         <w:rPr>
+          <w:rFonts w:ascii="Abadi" w:hAnsi="Abadi"/>
+          <w:noProof/>
+          <w:color w:val="FFFFFF" w:themeColor="background1"/>
           <w:sz w:val="72"/>
           <w:szCs w:val="72"/>
         </w:rPr>
@@ -120,6 +221,9 @@
       <w:pPr>
         <w:jc w:val="center"/>
         <w:rPr>
+          <w:rFonts w:ascii="Abadi" w:hAnsi="Abadi"/>
+          <w:noProof/>
+          <w:color w:val="FFFFFF" w:themeColor="background1"/>
           <w:sz w:val="72"/>
           <w:szCs w:val="72"/>
         </w:rPr>
@@ -127,8 +231,10 @@
     </w:p>
     <w:p>
       <w:pPr>
-        <w:jc w:val="center"/>
-        <w:rPr>
+        <w:rPr>
+          <w:rFonts w:ascii="Abadi" w:hAnsi="Abadi"/>
+          <w:noProof/>
+          <w:color w:val="FFFFFF" w:themeColor="background1"/>
           <w:sz w:val="72"/>
           <w:szCs w:val="72"/>
         </w:rPr>
@@ -136,87 +242,1313 @@
     </w:p>
     <w:p>
       <w:pPr>
+        <w:rPr>
+          <w:rFonts w:ascii="Abadi" w:hAnsi="Abadi"/>
+          <w:noProof/>
+          <w:color w:val="FFFFFF" w:themeColor="background1"/>
+          <w:sz w:val="72"/>
+          <w:szCs w:val="72"/>
+        </w:rPr>
+      </w:pPr>
+    </w:p>
+    <w:tbl>
+      <w:tblPr>
+        <w:tblStyle w:val="Tabellenraster"/>
+        <w:tblW w:w="0" w:type="auto"/>
+        <w:tblBorders>
+          <w:top w:val="none" w:sz="0" w:space="0" w:color="auto"/>
+          <w:left w:val="none" w:sz="0" w:space="0" w:color="auto"/>
+          <w:bottom w:val="none" w:sz="0" w:space="0" w:color="auto"/>
+          <w:right w:val="none" w:sz="0" w:space="0" w:color="auto"/>
+          <w:insideH w:val="none" w:sz="0" w:space="0" w:color="auto"/>
+          <w:insideV w:val="none" w:sz="0" w:space="0" w:color="auto"/>
+        </w:tblBorders>
+        <w:tblLook w:val="04A0" w:firstRow="1" w:lastRow="0" w:firstColumn="1" w:lastColumn="0" w:noHBand="0" w:noVBand="1"/>
+      </w:tblPr>
+      <w:tblGrid>
+        <w:gridCol w:w="5209"/>
+        <w:gridCol w:w="3863"/>
+      </w:tblGrid>
+      <w:tr>
+        <w:tc>
+          <w:tcPr>
+            <w:tcW w:w="5209" w:type="dxa"/>
+          </w:tcPr>
+          <w:tbl>
+            <w:tblPr>
+              <w:tblStyle w:val="Tabellenraster"/>
+              <w:tblW w:w="4993" w:type="dxa"/>
+              <w:tblBorders>
+                <w:top w:val="none" w:sz="0" w:space="0" w:color="auto"/>
+                <w:left w:val="none" w:sz="0" w:space="0" w:color="auto"/>
+                <w:bottom w:val="none" w:sz="0" w:space="0" w:color="auto"/>
+                <w:right w:val="none" w:sz="0" w:space="0" w:color="auto"/>
+                <w:insideH w:val="none" w:sz="0" w:space="0" w:color="auto"/>
+                <w:insideV w:val="none" w:sz="0" w:space="0" w:color="auto"/>
+              </w:tblBorders>
+              <w:tblLook w:val="04A0" w:firstRow="1" w:lastRow="0" w:firstColumn="1" w:lastColumn="0" w:noHBand="0" w:noVBand="1"/>
+            </w:tblPr>
+            <w:tblGrid>
+              <w:gridCol w:w="1450"/>
+              <w:gridCol w:w="3543"/>
+            </w:tblGrid>
+            <w:tr>
+              <w:tc>
+                <w:tcPr>
+                  <w:tcW w:w="1450" w:type="dxa"/>
+                </w:tcPr>
+                <w:p>
+                  <w:pPr>
+                    <w:pStyle w:val="Fuzeile"/>
+                  </w:pPr>
+                  <w:r>
+                    <w:t>Verfasser:</w:t>
+                  </w:r>
+                </w:p>
+              </w:tc>
+              <w:tc>
+                <w:tcPr>
+                  <w:tcW w:w="3543" w:type="dxa"/>
+                </w:tcPr>
+                <w:p>
+                  <w:pPr>
+                    <w:pStyle w:val="Fuzeile"/>
+                  </w:pPr>
+                  <w:r>
+                    <w:t>Stefan Pfeiffer</w:t>
+                  </w:r>
+                </w:p>
+              </w:tc>
+            </w:tr>
+            <w:tr>
+              <w:tc>
+                <w:tcPr>
+                  <w:tcW w:w="1450" w:type="dxa"/>
+                </w:tcPr>
+                <w:p>
+                  <w:pPr>
+                    <w:pStyle w:val="Fuzeile"/>
+                  </w:pPr>
+                  <w:r>
+                    <w:t>Matrikel-Nr.:</w:t>
+                  </w:r>
+                </w:p>
+              </w:tc>
+              <w:tc>
+                <w:tcPr>
+                  <w:tcW w:w="3543" w:type="dxa"/>
+                </w:tcPr>
+                <w:p>
+                  <w:pPr>
+                    <w:pStyle w:val="Fuzeile"/>
+                  </w:pPr>
+                  <w:r>
+                    <w:t>510475</w:t>
+                  </w:r>
+                </w:p>
+              </w:tc>
+            </w:tr>
+            <w:tr>
+              <w:tc>
+                <w:tcPr>
+                  <w:tcW w:w="1450" w:type="dxa"/>
+                </w:tcPr>
+                <w:p>
+                  <w:pPr>
+                    <w:pStyle w:val="Fuzeile"/>
+                  </w:pPr>
+                  <w:r>
+                    <w:t>Betreuer:</w:t>
+                  </w:r>
+                </w:p>
+              </w:tc>
+              <w:tc>
+                <w:tcPr>
+                  <w:tcW w:w="3543" w:type="dxa"/>
+                </w:tcPr>
+                <w:p>
+                  <w:pPr>
+                    <w:pStyle w:val="Fuzeile"/>
+                  </w:pPr>
+                  <w:r>
+                    <w:t>Prof. Dr. Bernd Dreier</w:t>
+                  </w:r>
+                </w:p>
+                <w:p>
+                  <w:pPr>
+                    <w:pStyle w:val="Fuzeile"/>
+                  </w:pPr>
+                  <w:r>
+                    <w:t>Phillip Bernegg</w:t>
+                  </w:r>
+                </w:p>
+              </w:tc>
+            </w:tr>
+          </w:tbl>
+          <w:p/>
+        </w:tc>
+        <w:tc>
+          <w:tcPr>
+            <w:tcW w:w="3863" w:type="dxa"/>
+          </w:tcPr>
+          <w:tbl>
+            <w:tblPr>
+              <w:tblStyle w:val="Tabellenraster"/>
+              <w:tblW w:w="0" w:type="auto"/>
+              <w:tblBorders>
+                <w:top w:val="none" w:sz="0" w:space="0" w:color="auto"/>
+                <w:left w:val="none" w:sz="0" w:space="0" w:color="auto"/>
+                <w:bottom w:val="none" w:sz="0" w:space="0" w:color="auto"/>
+                <w:right w:val="none" w:sz="0" w:space="0" w:color="auto"/>
+                <w:insideH w:val="none" w:sz="0" w:space="0" w:color="auto"/>
+                <w:insideV w:val="none" w:sz="0" w:space="0" w:color="auto"/>
+              </w:tblBorders>
+              <w:tblLook w:val="04A0" w:firstRow="1" w:lastRow="0" w:firstColumn="1" w:lastColumn="0" w:noHBand="0" w:noVBand="1"/>
+            </w:tblPr>
+            <w:tblGrid>
+              <w:gridCol w:w="1741"/>
+              <w:gridCol w:w="1906"/>
+            </w:tblGrid>
+            <w:tr>
+              <w:tc>
+                <w:tcPr>
+                  <w:tcW w:w="1457" w:type="dxa"/>
+                </w:tcPr>
+                <w:p>
+                  <w:pPr>
+                    <w:pStyle w:val="Fuzeile"/>
+                  </w:pPr>
+                  <w:r>
+                    <w:t>Semester:</w:t>
+                  </w:r>
+                </w:p>
+              </w:tc>
+              <w:tc>
+                <w:tcPr>
+                  <w:tcW w:w="2716" w:type="dxa"/>
+                </w:tcPr>
+                <w:p>
+                  <w:pPr>
+                    <w:pStyle w:val="Fuzeile"/>
+                  </w:pPr>
+                  <w:r>
+                    <w:t>SoSe 2026</w:t>
+                  </w:r>
+                </w:p>
+              </w:tc>
+            </w:tr>
+            <w:tr>
+              <w:tc>
+                <w:tcPr>
+                  <w:tcW w:w="1457" w:type="dxa"/>
+                </w:tcPr>
+                <w:p>
+                  <w:pPr>
+                    <w:pStyle w:val="Fuzeile"/>
+                  </w:pPr>
+                  <w:r>
+                    <w:t>Modul:</w:t>
+                  </w:r>
+                </w:p>
+              </w:tc>
+              <w:tc>
+                <w:tcPr>
+                  <w:tcW w:w="2716" w:type="dxa"/>
+                </w:tcPr>
+                <w:p>
+                  <w:pPr>
+                    <w:pStyle w:val="Fuzeile"/>
+                  </w:pPr>
+                  <w:r>
+                    <w:t>Human Computer Interaction</w:t>
+                  </w:r>
+                </w:p>
+              </w:tc>
+            </w:tr>
+            <w:tr>
+              <w:tc>
+                <w:tcPr>
+                  <w:tcW w:w="1457" w:type="dxa"/>
+                </w:tcPr>
+                <w:p>
+                  <w:pPr>
+                    <w:pStyle w:val="Fuzeile"/>
+                  </w:pPr>
+                  <w:r>
+                    <w:t>Abgabedatum:</w:t>
+                  </w:r>
+                </w:p>
+              </w:tc>
+              <w:tc>
+                <w:tcPr>
+                  <w:tcW w:w="2716" w:type="dxa"/>
+                </w:tcPr>
+                <w:p>
+                  <w:pPr>
+                    <w:pStyle w:val="Fuzeile"/>
+                  </w:pPr>
+                  <w:r>
+                    <w:t>28.06.2026</w:t>
+                  </w:r>
+                </w:p>
+              </w:tc>
+            </w:tr>
+          </w:tbl>
+          <w:p>
+            <w:pPr>
+              <w:pStyle w:val="Fuzeile"/>
+            </w:pPr>
+          </w:p>
+        </w:tc>
+      </w:tr>
+    </w:tbl>
+    <w:sdt>
+      <w:sdtPr>
+        <w:rPr>
+          <w:rFonts w:asciiTheme="minorHAnsi" w:eastAsiaTheme="minorHAnsi" w:hAnsiTheme="minorHAnsi" w:cstheme="minorBidi"/>
+          <w:color w:val="auto"/>
+          <w:kern w:val="2"/>
+          <w:sz w:val="22"/>
+          <w:szCs w:val="22"/>
+          <w:lang w:eastAsia="en-US"/>
+          <w14:ligatures w14:val="standardContextual"/>
+        </w:rPr>
+        <w:id w:val="-1948689468"/>
+        <w:docPartObj>
+          <w:docPartGallery w:val="Table of Contents"/>
+          <w:docPartUnique/>
+        </w:docPartObj>
+      </w:sdtPr>
+      <w:sdtEndPr>
+        <w:rPr>
+          <w:b/>
+          <w:bCs/>
+          <w:sz w:val="24"/>
+        </w:rPr>
+      </w:sdtEndPr>
+      <w:sdtContent>
+        <w:p>
+          <w:pPr>
+            <w:pStyle w:val="Inhaltsverzeichnisberschrift"/>
+          </w:pPr>
+          <w:r>
+            <w:t>Inhalt</w:t>
+          </w:r>
+        </w:p>
+        <w:p>
+          <w:pPr>
+            <w:pStyle w:val="Verzeichnis1"/>
+            <w:tabs>
+              <w:tab w:val="right" w:leader="dot" w:pos="9062"/>
+            </w:tabs>
+            <w:rPr>
+              <w:noProof/>
+            </w:rPr>
+          </w:pPr>
+          <w:r>
+            <w:fldChar w:fldCharType="begin"/>
+          </w:r>
+          <w:r>
+            <w:instrText xml:space="preserve"> TOC \o "1-3" \h \z \u </w:instrText>
+          </w:r>
+          <w:r>
+            <w:fldChar w:fldCharType="separate"/>
+          </w:r>
+          <w:hyperlink w:anchor="_Toc232509894" w:history="1">
+            <w:r>
+              <w:rPr>
+                <w:rStyle w:val="Hyperlink"/>
+                <w:noProof/>
+              </w:rPr>
+              <w:t>Was ist Flip and Roll</w:t>
+            </w:r>
+            <w:r>
+              <w:rPr>
+                <w:noProof/>
+                <w:webHidden/>
+              </w:rPr>
+              <w:tab/>
+            </w:r>
+            <w:r>
+              <w:rPr>
+                <w:noProof/>
+                <w:webHidden/>
+              </w:rPr>
+              <w:fldChar w:fldCharType="begin"/>
+            </w:r>
+            <w:r>
+              <w:rPr>
+                <w:noProof/>
+                <w:webHidden/>
+              </w:rPr>
+              <w:instrText xml:space="preserve"> PAGEREF _Toc232509894 \h </w:instrText>
+            </w:r>
+            <w:r>
+              <w:rPr>
+                <w:noProof/>
+                <w:webHidden/>
+              </w:rPr>
+            </w:r>
+            <w:r>
+              <w:rPr>
+                <w:noProof/>
+                <w:webHidden/>
+              </w:rPr>
+              <w:fldChar w:fldCharType="separate"/>
+            </w:r>
+            <w:r>
+              <w:rPr>
+                <w:noProof/>
+                <w:webHidden/>
+              </w:rPr>
+              <w:t>4</w:t>
+            </w:r>
+            <w:r>
+              <w:rPr>
+                <w:noProof/>
+                <w:webHidden/>
+              </w:rPr>
+              <w:fldChar w:fldCharType="end"/>
+            </w:r>
+          </w:hyperlink>
+        </w:p>
+        <w:p>
+          <w:r>
+            <w:rPr>
+              <w:b/>
+              <w:bCs/>
+            </w:rPr>
+            <w:fldChar w:fldCharType="end"/>
+          </w:r>
+        </w:p>
+      </w:sdtContent>
+    </w:sdt>
+    <w:p>
+      <w:pPr>
+        <w:pStyle w:val="Fuzeile"/>
+      </w:pPr>
+    </w:p>
+    <w:p>
+      <w:pPr>
+        <w:pStyle w:val="Fuzeile"/>
+      </w:pPr>
+    </w:p>
+    <w:p>
+      <w:pPr>
+        <w:pStyle w:val="Fuzeile"/>
+      </w:pPr>
+    </w:p>
+    <w:p>
+      <w:pPr>
+        <w:pStyle w:val="Fuzeile"/>
+      </w:pPr>
+    </w:p>
+    <w:p>
+      <w:pPr>
+        <w:pStyle w:val="Fuzeile"/>
+      </w:pPr>
+    </w:p>
+    <w:p>
+      <w:pPr>
+        <w:pStyle w:val="Fuzeile"/>
+      </w:pPr>
+    </w:p>
+    <w:p>
+      <w:pPr>
+        <w:pStyle w:val="Fuzeile"/>
+      </w:pPr>
+    </w:p>
+    <w:p>
+      <w:pPr>
+        <w:pStyle w:val="Fuzeile"/>
+      </w:pPr>
+    </w:p>
+    <w:p>
+      <w:pPr>
+        <w:pStyle w:val="Fuzeile"/>
+      </w:pPr>
+    </w:p>
+    <w:p>
+      <w:pPr>
+        <w:pStyle w:val="Fuzeile"/>
+      </w:pPr>
+    </w:p>
+    <w:p>
+      <w:pPr>
+        <w:pStyle w:val="Fuzeile"/>
+      </w:pPr>
+    </w:p>
+    <w:p>
+      <w:pPr>
+        <w:pStyle w:val="Fuzeile"/>
+      </w:pPr>
+    </w:p>
+    <w:p>
+      <w:pPr>
+        <w:pStyle w:val="Fuzeile"/>
+      </w:pPr>
+    </w:p>
+    <w:p>
+      <w:pPr>
+        <w:pStyle w:val="Fuzeile"/>
+      </w:pPr>
+    </w:p>
+    <w:p>
+      <w:pPr>
+        <w:pStyle w:val="Fuzeile"/>
+      </w:pPr>
+    </w:p>
+    <w:p>
+      <w:pPr>
+        <w:pStyle w:val="Fuzeile"/>
+      </w:pPr>
+    </w:p>
+    <w:p>
+      <w:pPr>
+        <w:pStyle w:val="Fuzeile"/>
+      </w:pPr>
+    </w:p>
+    <w:p>
+      <w:pPr>
+        <w:pStyle w:val="Fuzeile"/>
+      </w:pPr>
+    </w:p>
+    <w:p>
+      <w:pPr>
+        <w:pStyle w:val="Fuzeile"/>
+      </w:pPr>
+    </w:p>
+    <w:p>
+      <w:pPr>
+        <w:pStyle w:val="Fuzeile"/>
+      </w:pPr>
+    </w:p>
+    <w:p>
+      <w:pPr>
+        <w:pStyle w:val="Fuzeile"/>
+      </w:pPr>
+    </w:p>
+    <w:p>
+      <w:pPr>
+        <w:pStyle w:val="Fuzeile"/>
+      </w:pPr>
+    </w:p>
+    <w:p>
+      <w:pPr>
+        <w:pStyle w:val="Fuzeile"/>
+      </w:pPr>
+    </w:p>
+    <w:p>
+      <w:pPr>
+        <w:pStyle w:val="Fuzeile"/>
+      </w:pPr>
+    </w:p>
+    <w:p>
+      <w:pPr>
+        <w:pStyle w:val="Fuzeile"/>
+      </w:pPr>
+    </w:p>
+    <w:p>
+      <w:pPr>
+        <w:pStyle w:val="Fuzeile"/>
+      </w:pPr>
+    </w:p>
+    <w:p>
+      <w:pPr>
+        <w:pStyle w:val="Fuzeile"/>
+      </w:pPr>
+    </w:p>
+    <w:p>
+      <w:pPr>
+        <w:pStyle w:val="Fuzeile"/>
+      </w:pPr>
+    </w:p>
+    <w:p>
+      <w:pPr>
+        <w:pStyle w:val="Fuzeile"/>
+      </w:pPr>
+    </w:p>
+    <w:p>
+      <w:pPr>
+        <w:pStyle w:val="Fuzeile"/>
+      </w:pPr>
+    </w:p>
+    <w:p>
+      <w:pPr>
+        <w:pStyle w:val="Fuzeile"/>
+      </w:pPr>
+    </w:p>
+    <w:p>
+      <w:pPr>
+        <w:pStyle w:val="Fuzeile"/>
+      </w:pPr>
+    </w:p>
+    <w:p>
+      <w:pPr>
+        <w:pStyle w:val="Fuzeile"/>
+      </w:pPr>
+    </w:p>
+    <w:p>
+      <w:pPr>
+        <w:pStyle w:val="Fuzeile"/>
+      </w:pPr>
+    </w:p>
+    <w:p>
+      <w:pPr>
+        <w:pStyle w:val="Fuzeile"/>
+      </w:pPr>
+    </w:p>
+    <w:p>
+      <w:pPr>
+        <w:pStyle w:val="Fuzeile"/>
+      </w:pPr>
+    </w:p>
+    <w:p>
+      <w:pPr>
+        <w:pStyle w:val="Fuzeile"/>
+      </w:pPr>
+    </w:p>
+    <w:p>
+      <w:pPr>
+        <w:pStyle w:val="Fuzeile"/>
+      </w:pPr>
+    </w:p>
+    <w:p>
+      <w:pPr>
+        <w:pStyle w:val="Fuzeile"/>
+      </w:pPr>
+    </w:p>
+    <w:p>
+      <w:pPr>
+        <w:pStyle w:val="Fuzeile"/>
+      </w:pPr>
+    </w:p>
+    <w:p>
+      <w:pPr>
+        <w:pStyle w:val="Fuzeile"/>
+      </w:pPr>
+    </w:p>
+    <w:p>
+      <w:pPr>
+        <w:pStyle w:val="Fuzeile"/>
+      </w:pPr>
+    </w:p>
+    <w:p>
+      <w:pPr>
+        <w:pStyle w:val="Fuzeile"/>
+      </w:pPr>
+    </w:p>
+    <w:p>
+      <w:pPr>
+        <w:pStyle w:val="Fuzeile"/>
+      </w:pPr>
+    </w:p>
+    <w:p>
+      <w:pPr>
+        <w:pStyle w:val="Fuzeile"/>
+      </w:pPr>
+    </w:p>
+    <w:p>
+      <w:pPr>
+        <w:pStyle w:val="Fuzeile"/>
+      </w:pPr>
+    </w:p>
+    <w:p>
+      <w:pPr>
+        <w:pStyle w:val="Fuzeile"/>
+      </w:pPr>
+    </w:p>
+    <w:p>
+      <w:pPr>
+        <w:pStyle w:val="Fuzeile"/>
+      </w:pPr>
+    </w:p>
+    <w:p>
+      <w:pPr>
+        <w:pStyle w:val="Fuzeile"/>
+      </w:pPr>
+    </w:p>
+    <w:p>
+      <w:pPr>
+        <w:pStyle w:val="Fuzeile"/>
+      </w:pPr>
+    </w:p>
+    <w:p>
+      <w:pPr>
+        <w:pStyle w:val="Fuzeile"/>
+      </w:pPr>
+    </w:p>
+    <w:p>
+      <w:pPr>
+        <w:pStyle w:val="Fuzeile"/>
+      </w:pPr>
+      <w:r>
+        <w:rPr>
+          <w:rFonts w:ascii="Abadi" w:hAnsi="Abadi"/>
+          <w:noProof/>
+          <w:color w:val="FFFFFF" w:themeColor="background1"/>
+          <w:sz w:val="72"/>
+          <w:szCs w:val="72"/>
+        </w:rPr>
+        <w:drawing>
+          <wp:anchor distT="0" distB="0" distL="114300" distR="114300" simplePos="0" relativeHeight="251660288" behindDoc="1" locked="0" layoutInCell="1" allowOverlap="1" wp14:anchorId="1316CC41" wp14:editId="071C3201">
+            <wp:simplePos x="0" y="0"/>
+            <wp:positionH relativeFrom="margin">
+              <wp:align>center</wp:align>
+            </wp:positionH>
+            <wp:positionV relativeFrom="paragraph">
+              <wp:posOffset>-578808</wp:posOffset>
+            </wp:positionV>
+            <wp:extent cx="7570495" cy="10720689"/>
+            <wp:effectExtent l="0" t="0" r="0" b="5080"/>
+            <wp:wrapNone/>
+            <wp:docPr id="1529577992" name="Grafik 3"/>
+            <wp:cNvGraphicFramePr>
+              <a:graphicFrameLocks xmlns:a="http://schemas.openxmlformats.org/drawingml/2006/main" noChangeAspect="1"/>
+            </wp:cNvGraphicFramePr>
+            <a:graphic xmlns:a="http://schemas.openxmlformats.org/drawingml/2006/main">
+              <a:graphicData uri="http://schemas.openxmlformats.org/drawingml/2006/picture">
+                <pic:pic xmlns:pic="http://schemas.openxmlformats.org/drawingml/2006/picture">
+                  <pic:nvPicPr>
+                    <pic:cNvPr id="0" name="Picture 2"/>
+                    <pic:cNvPicPr>
+                      <a:picLocks noChangeAspect="1" noChangeArrowheads="1"/>
+                    </pic:cNvPicPr>
+                  </pic:nvPicPr>
+                  <pic:blipFill>
+                    <a:blip r:embed="rId7" cstate="print">
+                      <a:extLst>
+                        <a:ext uri="{28A0092B-C50C-407E-A947-70E740481C1C}">
+                          <a14:useLocalDpi xmlns:a14="http://schemas.microsoft.com/office/drawing/2010/main" val="0"/>
+                        </a:ext>
+                      </a:extLst>
+                    </a:blip>
+                    <a:srcRect/>
+                    <a:stretch>
+                      <a:fillRect/>
+                    </a:stretch>
+                  </pic:blipFill>
+                  <pic:spPr bwMode="auto">
+                    <a:xfrm>
+                      <a:off x="0" y="0"/>
+                      <a:ext cx="7570495" cy="10720689"/>
+                    </a:xfrm>
+                    <a:prstGeom prst="rect">
+                      <a:avLst/>
+                    </a:prstGeom>
+                    <a:noFill/>
+                    <a:ln>
+                      <a:noFill/>
+                    </a:ln>
+                  </pic:spPr>
+                </pic:pic>
+              </a:graphicData>
+            </a:graphic>
+            <wp14:sizeRelH relativeFrom="page">
+              <wp14:pctWidth>0</wp14:pctWidth>
+            </wp14:sizeRelH>
+            <wp14:sizeRelV relativeFrom="page">
+              <wp14:pctHeight>0</wp14:pctHeight>
+            </wp14:sizeRelV>
+          </wp:anchor>
+        </w:drawing>
+      </w:r>
+    </w:p>
+    <w:p>
+      <w:pPr>
         <w:jc w:val="center"/>
         <w:rPr>
-          <w:sz w:val="24"/>
-          <w:szCs w:val="24"/>
-        </w:rPr>
-      </w:pPr>
-      <w:r>
+          <w:rFonts w:ascii="Abadi" w:hAnsi="Abadi"/>
+          <w:color w:val="FFFFFF" w:themeColor="background1"/>
+          <w:sz w:val="72"/>
+          <w:szCs w:val="72"/>
+        </w:rPr>
+      </w:pPr>
+    </w:p>
+    <w:p>
+      <w:pPr>
+        <w:jc w:val="center"/>
+        <w:rPr>
+          <w:sz w:val="72"/>
+          <w:szCs w:val="72"/>
+        </w:rPr>
+      </w:pPr>
+    </w:p>
+    <w:p>
+      <w:pPr>
+        <w:jc w:val="center"/>
+        <w:rPr>
+          <w:sz w:val="72"/>
+          <w:szCs w:val="72"/>
+        </w:rPr>
+      </w:pPr>
+    </w:p>
+    <w:p>
+      <w:pPr>
+        <w:jc w:val="center"/>
+        <w:rPr>
+          <w:sz w:val="72"/>
+          <w:szCs w:val="72"/>
+        </w:rPr>
+      </w:pPr>
+    </w:p>
+    <w:p>
+      <w:pPr>
+        <w:jc w:val="center"/>
+        <w:rPr>
+          <w:sz w:val="72"/>
+          <w:szCs w:val="72"/>
+        </w:rPr>
+      </w:pPr>
+    </w:p>
+    <w:p>
+      <w:pPr>
+        <w:jc w:val="center"/>
+        <w:rPr>
+          <w:sz w:val="72"/>
+          <w:szCs w:val="72"/>
+        </w:rPr>
+      </w:pPr>
+    </w:p>
+    <w:p>
+      <w:pPr>
+        <w:jc w:val="center"/>
+        <w:rPr>
+          <w:sz w:val="72"/>
+          <w:szCs w:val="72"/>
+        </w:rPr>
+      </w:pPr>
+    </w:p>
+    <w:p>
+      <w:pPr>
+        <w:jc w:val="center"/>
+        <w:rPr>
+          <w:sz w:val="72"/>
+          <w:szCs w:val="72"/>
+        </w:rPr>
+      </w:pPr>
+    </w:p>
+    <w:p>
+      <w:pPr>
+        <w:jc w:val="center"/>
+        <w:rPr>
+          <w:sz w:val="72"/>
+          <w:szCs w:val="72"/>
+        </w:rPr>
+      </w:pPr>
+    </w:p>
+    <w:p>
+      <w:pPr>
+        <w:jc w:val="center"/>
+        <w:rPr>
+          <w:sz w:val="72"/>
+          <w:szCs w:val="72"/>
+        </w:rPr>
+      </w:pPr>
+    </w:p>
+    <w:p>
+      <w:pPr>
+        <w:jc w:val="center"/>
+        <w:rPr>
+          <w:sz w:val="72"/>
+          <w:szCs w:val="72"/>
+        </w:rPr>
+      </w:pPr>
+    </w:p>
+    <w:p>
+      <w:pPr>
+        <w:rPr>
+          <w:sz w:val="72"/>
+          <w:szCs w:val="72"/>
+        </w:rPr>
+      </w:pPr>
+    </w:p>
+    <w:p>
+      <w:pPr>
+        <w:pStyle w:val="berschrift1"/>
+      </w:pPr>
+      <w:r>
+        <w:lastRenderedPageBreak/>
+        <w:t>Hintergrund</w:t>
+      </w:r>
+    </w:p>
+    <w:p>
+      <w:pPr>
+        <w:pStyle w:val="berschrift2"/>
         <w:rPr>
           <w:noProof/>
           <w:sz w:val="24"/>
           <w:szCs w:val="24"/>
         </w:rPr>
+      </w:pPr>
+      <w:bookmarkStart w:id="0" w:name="_Toc232509894"/>
+      <w:r>
+        <w:t>Was ist Flip and Roll</w:t>
+      </w:r>
+      <w:bookmarkEnd w:id="0"/>
+    </w:p>
+    <w:p>
+      <w:pPr>
+        <w:rPr>
+          <w:szCs w:val="24"/>
+        </w:rPr>
+      </w:pPr>
+      <w:r>
+        <w:rPr>
+          <w:szCs w:val="24"/>
+        </w:rPr>
+        <w:t xml:space="preserve">Flip and Roll ist ein Rogue-like Flipper </w:t>
+      </w:r>
+      <w:r>
+        <w:rPr>
+          <w:szCs w:val="24"/>
+        </w:rPr>
+        <w:t>Simulator,</w:t>
+      </w:r>
+      <w:r>
+        <w:rPr>
+          <w:szCs w:val="24"/>
+        </w:rPr>
+        <w:t xml:space="preserve"> in dem der Spieler rundenbasiert sein eigenes Flipper Layout aufbauen kann</w:t>
+      </w:r>
+      <w:r>
+        <w:rPr>
+          <w:szCs w:val="24"/>
+        </w:rPr>
+        <w:t>.</w:t>
+      </w:r>
+    </w:p>
+    <w:p>
+      <w:pPr>
+        <w:rPr>
+          <w:szCs w:val="24"/>
+        </w:rPr>
+      </w:pPr>
+      <w:r>
+        <w:rPr>
+          <w:szCs w:val="24"/>
+        </w:rPr>
+        <w:t>Ziele:</w:t>
+      </w:r>
+    </w:p>
+    <w:p>
+      <w:pPr>
+        <w:pStyle w:val="Listenabsatz"/>
+        <w:numPr>
+          <w:ilvl w:val="0"/>
+          <w:numId w:val="1"/>
+        </w:numPr>
+        <w:rPr>
+          <w:szCs w:val="24"/>
+        </w:rPr>
+      </w:pPr>
+      <w:r>
+        <w:rPr>
+          <w:szCs w:val="24"/>
+        </w:rPr>
+        <w:t>High Round</w:t>
+      </w:r>
+    </w:p>
+    <w:p>
+      <w:pPr>
+        <w:pStyle w:val="Listenabsatz"/>
+        <w:numPr>
+          <w:ilvl w:val="0"/>
+          <w:numId w:val="1"/>
+        </w:numPr>
+        <w:rPr>
+          <w:szCs w:val="24"/>
+        </w:rPr>
+      </w:pPr>
+      <w:r>
+        <w:rPr>
+          <w:szCs w:val="24"/>
+        </w:rPr>
+        <w:t>High Score</w:t>
+      </w:r>
+    </w:p>
+    <w:p>
+      <w:pPr>
+        <w:pStyle w:val="Listenabsatz"/>
+        <w:numPr>
+          <w:ilvl w:val="0"/>
+          <w:numId w:val="1"/>
+        </w:numPr>
+        <w:rPr>
+          <w:szCs w:val="24"/>
+        </w:rPr>
+      </w:pPr>
+      <w:r>
+        <w:rPr>
+          <w:szCs w:val="24"/>
+        </w:rPr>
+        <w:t>Bosse bezwingen</w:t>
+      </w:r>
+    </w:p>
+    <w:p>
+      <w:pPr>
+        <w:rPr>
+          <w:szCs w:val="24"/>
+        </w:rPr>
+      </w:pPr>
+      <w:r>
+        <w:rPr>
+          <w:szCs w:val="24"/>
+        </w:rPr>
+        <w:t>Aufgabe:</w:t>
+      </w:r>
+    </w:p>
+    <w:p>
+      <w:pPr>
+        <w:pStyle w:val="Listenabsatz"/>
+        <w:numPr>
+          <w:ilvl w:val="0"/>
+          <w:numId w:val="2"/>
+        </w:numPr>
+        <w:rPr>
+          <w:szCs w:val="24"/>
+        </w:rPr>
+      </w:pPr>
+      <w:r>
+        <w:rPr>
+          <w:szCs w:val="24"/>
+        </w:rPr>
+        <w:t>Aufbau des Flipper-Layouts</w:t>
+      </w:r>
+    </w:p>
+    <w:p>
+      <w:pPr>
+        <w:pStyle w:val="Listenabsatz"/>
+        <w:numPr>
+          <w:ilvl w:val="0"/>
+          <w:numId w:val="2"/>
+        </w:numPr>
+        <w:rPr>
+          <w:szCs w:val="24"/>
+        </w:rPr>
+      </w:pPr>
+      <w:r>
+        <w:rPr>
+          <w:szCs w:val="24"/>
+        </w:rPr>
+        <w:t>Die Kugel auf dem Spielfeld halten mit Hilfe der Flipper-Hebel</w:t>
+      </w:r>
+    </w:p>
+    <w:p>
+      <w:pPr>
+        <w:rPr>
+          <w:szCs w:val="24"/>
+        </w:rPr>
+      </w:pPr>
+    </w:p>
+    <w:p>
+      <w:pPr>
+        <w:pStyle w:val="berschrift2"/>
+      </w:pPr>
+      <w:r>
+        <w:t>Motivation</w:t>
+      </w:r>
+    </w:p>
+    <w:p>
+      <w:pPr>
+        <w:rPr>
+          <w:szCs w:val="24"/>
+        </w:rPr>
+      </w:pPr>
+      <w:r>
+        <w:rPr>
+          <w:szCs w:val="24"/>
+        </w:rPr>
+        <w:t xml:space="preserve">Begonnen hat das Projekt als Semester-Projekt für die Veranstaltung </w:t>
+      </w:r>
+      <w:proofErr w:type="gramStart"/>
+      <w:r>
+        <w:rPr>
+          <w:szCs w:val="24"/>
+        </w:rPr>
+        <w:t>GE-Lab</w:t>
+      </w:r>
+      <w:proofErr w:type="gramEnd"/>
+      <w:r>
+        <w:rPr>
+          <w:szCs w:val="24"/>
+        </w:rPr>
+        <w:t xml:space="preserve"> in dem wir im Tea</w:t>
+      </w:r>
+      <w:r>
+        <w:rPr>
+          <w:szCs w:val="24"/>
+        </w:rPr>
+        <w:t>m ein kleines Spielbares Computerspiel entwickeln sollten.</w:t>
+      </w:r>
+    </w:p>
+    <w:p>
+      <w:pPr>
+        <w:rPr>
+          <w:szCs w:val="24"/>
+        </w:rPr>
+      </w:pPr>
+      <w:r>
+        <w:rPr>
+          <w:szCs w:val="24"/>
+        </w:rPr>
+        <w:t>Danach haben wir mit einem teil der Gruppe die Entwicklung des Spiels fortgesetzt mit dem Ziel es später zu veröffentlichen.</w:t>
+      </w:r>
+    </w:p>
+    <w:p>
+      <w:pPr>
+        <w:rPr>
+          <w:szCs w:val="24"/>
+        </w:rPr>
+      </w:pPr>
+      <w:r>
+        <w:rPr>
+          <w:szCs w:val="24"/>
+        </w:rPr>
+        <w:t xml:space="preserve">Bis zu diesem Punkt war das Spiel zwar spielbar und hat sich auch </w:t>
+      </w:r>
+      <w:proofErr w:type="gramStart"/>
+      <w:r>
+        <w:rPr>
+          <w:szCs w:val="24"/>
+        </w:rPr>
+        <w:t>Mechanisch</w:t>
+      </w:r>
+      <w:proofErr w:type="gramEnd"/>
+      <w:r>
+        <w:rPr>
+          <w:szCs w:val="24"/>
+        </w:rPr>
+        <w:t xml:space="preserve"> weiterentwickelt, aber ohne eine Einführung durch uns Entwickler konnten die Spieler nur raten was sie tun müssen und welche Bedeutung bestimmte Spiel-Bausteine haben.</w:t>
+      </w:r>
+    </w:p>
+    <w:p>
+      <w:pPr>
+        <w:rPr>
+          <w:szCs w:val="24"/>
+        </w:rPr>
+      </w:pPr>
+      <w:r>
+        <w:rPr>
+          <w:szCs w:val="24"/>
+        </w:rPr>
+        <w:t xml:space="preserve">Um diese Lücke zu füllen habe ich über die </w:t>
+      </w:r>
+      <w:proofErr w:type="gramStart"/>
+      <w:r>
+        <w:rPr>
+          <w:szCs w:val="24"/>
+        </w:rPr>
+        <w:t>im folgenden genannten Schritte</w:t>
+      </w:r>
+      <w:proofErr w:type="gramEnd"/>
+      <w:r>
+        <w:rPr>
+          <w:szCs w:val="24"/>
+        </w:rPr>
+        <w:t xml:space="preserve"> </w:t>
+      </w:r>
+      <w:proofErr w:type="gramStart"/>
+      <w:r>
+        <w:rPr>
+          <w:szCs w:val="24"/>
+        </w:rPr>
+        <w:t>ein Analyse</w:t>
+      </w:r>
+      <w:proofErr w:type="gramEnd"/>
+      <w:r>
+        <w:rPr>
+          <w:szCs w:val="24"/>
+        </w:rPr>
+        <w:t xml:space="preserve"> der Spieler, des Spielverhaltens und der Nutzung der Funktionen </w:t>
+      </w:r>
+      <w:proofErr w:type="gramStart"/>
+      <w:r>
+        <w:rPr>
+          <w:szCs w:val="24"/>
+        </w:rPr>
+        <w:t>gestartet</w:t>
+      </w:r>
+      <w:proofErr w:type="gramEnd"/>
+      <w:r>
+        <w:rPr>
+          <w:szCs w:val="24"/>
+        </w:rPr>
+        <w:t xml:space="preserve"> um ein verständliches und Nutzerfreundliches User Interface schaffen zu können.</w:t>
+      </w:r>
+    </w:p>
+    <w:p>
+      <w:pPr>
+        <w:rPr>
+          <w:szCs w:val="24"/>
+        </w:rPr>
+      </w:pPr>
+    </w:p>
+    <w:p>
+      <w:pPr>
+        <w:pStyle w:val="berschrift2"/>
+      </w:pPr>
+      <w:r>
+        <w:t>Zielsetzung</w:t>
+      </w:r>
+    </w:p>
+    <w:p>
+      <w:pPr>
+        <w:rPr>
+          <w:szCs w:val="24"/>
+        </w:rPr>
+      </w:pPr>
+      <w:r>
+        <w:rPr>
+          <w:szCs w:val="24"/>
+        </w:rPr>
+        <w:t>Einhaltung Der Normen:</w:t>
+      </w:r>
+      <w:r>
+        <w:rPr>
+          <w:szCs w:val="24"/>
+        </w:rPr>
+        <w:t xml:space="preserve"> </w:t>
+      </w:r>
+    </w:p>
+    <w:p>
+      <w:pPr>
+        <w:pStyle w:val="Listenabsatz"/>
+        <w:numPr>
+          <w:ilvl w:val="0"/>
+          <w:numId w:val="2"/>
+        </w:numPr>
+        <w:rPr>
+          <w:szCs w:val="24"/>
+        </w:rPr>
+      </w:pPr>
+      <w:r>
+        <w:rPr>
+          <w:szCs w:val="24"/>
+        </w:rPr>
+        <w:t>DIN EN ISO 9241-110</w:t>
+      </w:r>
+    </w:p>
+    <w:p>
+      <w:pPr>
+        <w:pStyle w:val="Listenabsatz"/>
+        <w:numPr>
+          <w:ilvl w:val="0"/>
+          <w:numId w:val="2"/>
+        </w:numPr>
+        <w:rPr>
+          <w:szCs w:val="24"/>
+        </w:rPr>
+      </w:pPr>
+      <w:r>
+        <w:rPr>
+          <w:szCs w:val="24"/>
+        </w:rPr>
+        <w:t>DIN EN ISO 9241-112</w:t>
+      </w:r>
+    </w:p>
+    <w:p>
+      <w:pPr>
+        <w:rPr>
+          <w:szCs w:val="24"/>
+        </w:rPr>
+      </w:pPr>
+      <w:r>
+        <w:rPr>
+          <w:szCs w:val="24"/>
+        </w:rPr>
+        <w:t>Bedienung des Spiels ohne Vorwissen möglich</w:t>
+      </w:r>
+      <w:r>
+        <w:rPr>
+          <w:szCs w:val="24"/>
+        </w:rPr>
+        <w:t xml:space="preserve"> </w:t>
+      </w:r>
+    </w:p>
+    <w:p>
+      <w:pPr>
+        <w:rPr>
+          <w:szCs w:val="24"/>
+        </w:rPr>
+      </w:pPr>
+    </w:p>
+    <w:p>
+      <w:pPr>
+        <w:rPr>
+          <w:szCs w:val="24"/>
+        </w:rPr>
+      </w:pPr>
+    </w:p>
+    <w:p>
+      <w:pPr>
+        <w:rPr>
+          <w:szCs w:val="24"/>
+        </w:rPr>
+      </w:pPr>
+    </w:p>
+    <w:p>
+      <w:pPr>
+        <w:pStyle w:val="berschrift1"/>
+      </w:pPr>
+      <w:r>
         <w:lastRenderedPageBreak/>
-        <mc:AlternateContent>
-          <mc:Choice Requires="wps">
-            <w:drawing>
-              <wp:anchor distT="0" distB="0" distL="114300" distR="114300" simplePos="0" relativeHeight="251659264" behindDoc="0" locked="0" layoutInCell="1" allowOverlap="1" wp14:anchorId="14300DE8" wp14:editId="7CF54C39">
-                <wp:simplePos x="0" y="0"/>
-                <wp:positionH relativeFrom="column">
-                  <wp:posOffset>-890171</wp:posOffset>
-                </wp:positionH>
-                <wp:positionV relativeFrom="paragraph">
-                  <wp:posOffset>4031548</wp:posOffset>
-                </wp:positionV>
-                <wp:extent cx="7546207" cy="12834"/>
-                <wp:effectExtent l="0" t="0" r="36195" b="25400"/>
-                <wp:wrapNone/>
-                <wp:docPr id="1979864668" name="Gerader Verbinder 1"/>
-                <wp:cNvGraphicFramePr/>
-                <a:graphic xmlns:a="http://schemas.openxmlformats.org/drawingml/2006/main">
-                  <a:graphicData uri="http://schemas.microsoft.com/office/word/2010/wordprocessingShape">
-                    <wps:wsp>
-                      <wps:cNvCnPr/>
-                      <wps:spPr>
-                        <a:xfrm>
-                          <a:off x="0" y="0"/>
-                          <a:ext cx="7546207" cy="12834"/>
-                        </a:xfrm>
-                        <a:prstGeom prst="line">
-                          <a:avLst/>
-                        </a:prstGeom>
-                      </wps:spPr>
-                      <wps:style>
-                        <a:lnRef idx="1">
-                          <a:schemeClr val="dk1"/>
-                        </a:lnRef>
-                        <a:fillRef idx="0">
-                          <a:schemeClr val="dk1"/>
-                        </a:fillRef>
-                        <a:effectRef idx="0">
-                          <a:schemeClr val="dk1"/>
-                        </a:effectRef>
-                        <a:fontRef idx="minor">
-                          <a:schemeClr val="tx1"/>
-                        </a:fontRef>
-                      </wps:style>
-                      <wps:bodyPr/>
-                    </wps:wsp>
-                  </a:graphicData>
-                </a:graphic>
-              </wp:anchor>
-            </w:drawing>
-          </mc:Choice>
-          <mc:Fallback>
-            <w:pict>
-              <v:line w14:anchorId="36FA9E48" id="Gerader Verbinder 1" o:spid="_x0000_s1026" style="position:absolute;z-index:251659264;visibility:visible;mso-wrap-style:square;mso-wrap-distance-left:9pt;mso-wrap-distance-top:0;mso-wrap-distance-right:9pt;mso-wrap-distance-bottom:0;mso-position-horizontal:absolute;mso-position-horizontal-relative:text;mso-position-vertical:absolute;mso-position-vertical-relative:text" from="-70.1pt,317.45pt" to="524.1pt,318.45pt" o:gfxdata="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" strokecolor="black [3200]" strokeweight=".5pt">
-                <v:stroke joinstyle="miter"/>
-              </v:line>
-            </w:pict>
-          </mc:Fallback>
-        </mc:AlternateContent>
-      </w:r>
-      <w:r>
-        <w:rPr>
-          <w:sz w:val="24"/>
+        <w:t xml:space="preserve">User </w:t>
+      </w:r>
+      <w:proofErr w:type="spellStart"/>
+      <w:r>
+        <w:t>Empathy</w:t>
+      </w:r>
+      <w:proofErr w:type="spellEnd"/>
+      <w:r>
+        <w:t xml:space="preserve"> Maps</w:t>
+      </w:r>
+    </w:p>
+    <w:p/>
+    <w:p>
+      <w:pPr>
+        <w:pStyle w:val="berschrift2"/>
+      </w:pPr>
+      <w:r>
+        <w:t>Gelegenheitsspieler</w:t>
+      </w:r>
+    </w:p>
+    <w:p>
+      <w:pPr>
+        <w:rPr>
+          <w:szCs w:val="24"/>
+        </w:rPr>
+      </w:pPr>
+      <w:r>
+        <w:rPr>
+          <w:szCs w:val="24"/>
+        </w:rPr>
+        <w:t>Die Rogue-Like Genre ist vor allem beliebt als kurzzeitige Ablenkung oder um schnell, ohne zusätzliche Kenntnisse ein wenig Spaß zu haben.</w:t>
+      </w:r>
+    </w:p>
+    <w:p>
+      <w:pPr>
+        <w:rPr>
+          <w:szCs w:val="24"/>
+        </w:rPr>
+      </w:pPr>
+      <w:r>
+        <w:rPr>
+          <w:noProof/>
           <w:szCs w:val="24"/>
         </w:rPr>
         <w:drawing>
-          <wp:inline distT="0" distB="0" distL="0" distR="0" wp14:anchorId="615D272C" wp14:editId="7BD1EF6C">
+          <wp:anchor distT="0" distB="0" distL="114300" distR="114300" simplePos="0" relativeHeight="251661312" behindDoc="0" locked="0" layoutInCell="1" allowOverlap="1" wp14:anchorId="615D272C" wp14:editId="3857D5AC">
+            <wp:simplePos x="0" y="0"/>
+            <wp:positionH relativeFrom="margin">
+              <wp:align>center</wp:align>
+            </wp:positionH>
+            <wp:positionV relativeFrom="paragraph">
+              <wp:posOffset>216065</wp:posOffset>
+            </wp:positionV>
             <wp:extent cx="5760720" cy="4237990"/>
             <wp:effectExtent l="0" t="0" r="0" b="0"/>
+            <wp:wrapSquare wrapText="bothSides"/>
             <wp:docPr id="2092540632" name="Grafik 1"/>
             <wp:cNvGraphicFramePr>
               <a:graphicFrameLocks xmlns:a="http://schemas.openxmlformats.org/drawingml/2006/main" noChangeAspect="1"/>
@@ -229,7 +1561,13 @@
                     <pic:cNvPicPr/>
                   </pic:nvPicPr>
                   <pic:blipFill>
-                    <a:blip r:embed="rId4"/>
+                    <a:blip r:embed="rId8">
+                      <a:extLst>
+                        <a:ext uri="{28A0092B-C50C-407E-A947-70E740481C1C}">
+                          <a14:useLocalDpi xmlns:a14="http://schemas.microsoft.com/office/drawing/2010/main" val="0"/>
+                        </a:ext>
+                      </a:extLst>
+                    </a:blip>
                     <a:stretch>
                       <a:fillRect/>
                     </a:stretch>
@@ -246,12 +1584,247 @@
                 </pic:pic>
               </a:graphicData>
             </a:graphic>
-          </wp:inline>
+          </wp:anchor>
         </w:drawing>
       </w:r>
       <w:r>
         <w:rPr>
-          <w:sz w:val="24"/>
+          <w:szCs w:val="24"/>
+        </w:rPr>
+        <w:t>Eine der wichtigsten Zielgruppe sind demnach die Gelegenheitsspieler.</w:t>
+      </w:r>
+    </w:p>
+    <w:p>
+      <w:pPr>
+        <w:rPr>
+          <w:szCs w:val="24"/>
+        </w:rPr>
+      </w:pPr>
+      <w:r>
+        <w:rPr>
+          <w:szCs w:val="24"/>
+        </w:rPr>
+        <w:br w:type="textWrapping" w:clear="all"/>
+      </w:r>
+      <w:r>
+        <w:rPr>
+          <w:szCs w:val="24"/>
+        </w:rPr>
+        <w:t>Der Gelegenheitsspieler tauch meist aus alltäglichen Situationen in das Spiel ein</w:t>
+      </w:r>
+      <w:r>
+        <w:rPr>
+          <w:szCs w:val="24"/>
+        </w:rPr>
+        <w:t xml:space="preserve"> und hat davor und danach vor allem Kontakt zu:</w:t>
+      </w:r>
+    </w:p>
+    <w:p>
+      <w:pPr>
+        <w:pStyle w:val="Listenabsatz"/>
+        <w:numPr>
+          <w:ilvl w:val="0"/>
+          <w:numId w:val="2"/>
+        </w:numPr>
+        <w:rPr>
+          <w:szCs w:val="24"/>
+        </w:rPr>
+      </w:pPr>
+      <w:r>
+        <w:rPr>
+          <w:szCs w:val="24"/>
+        </w:rPr>
+        <w:t>Freunden, Familie, Kollegen, …</w:t>
+      </w:r>
+    </w:p>
+    <w:p>
+      <w:pPr>
+        <w:pStyle w:val="Listenabsatz"/>
+        <w:numPr>
+          <w:ilvl w:val="0"/>
+          <w:numId w:val="2"/>
+        </w:numPr>
+        <w:rPr>
+          <w:szCs w:val="24"/>
+        </w:rPr>
+      </w:pPr>
+      <w:r>
+        <w:rPr>
+          <w:szCs w:val="24"/>
+        </w:rPr>
+        <w:t>Zuhause</w:t>
+      </w:r>
+    </w:p>
+    <w:p>
+      <w:pPr>
+        <w:pStyle w:val="Listenabsatz"/>
+        <w:numPr>
+          <w:ilvl w:val="0"/>
+          <w:numId w:val="2"/>
+        </w:numPr>
+        <w:rPr>
+          <w:szCs w:val="24"/>
+        </w:rPr>
+      </w:pPr>
+      <w:r>
+        <w:rPr>
+          <w:szCs w:val="24"/>
+        </w:rPr>
+        <w:t>Arbeit</w:t>
+      </w:r>
+    </w:p>
+    <w:p>
+      <w:pPr>
+        <w:pStyle w:val="Listenabsatz"/>
+        <w:numPr>
+          <w:ilvl w:val="0"/>
+          <w:numId w:val="2"/>
+        </w:numPr>
+        <w:rPr>
+          <w:szCs w:val="24"/>
+        </w:rPr>
+      </w:pPr>
+      <w:r>
+        <w:rPr>
+          <w:szCs w:val="24"/>
+        </w:rPr>
+        <w:t>Heim-Aufgaben</w:t>
+      </w:r>
+    </w:p>
+    <w:p>
+      <w:pPr>
+        <w:pStyle w:val="Listenabsatz"/>
+        <w:numPr>
+          <w:ilvl w:val="0"/>
+          <w:numId w:val="2"/>
+        </w:numPr>
+        <w:rPr>
+          <w:szCs w:val="24"/>
+        </w:rPr>
+      </w:pPr>
+      <w:r>
+        <w:rPr>
+          <w:szCs w:val="24"/>
+        </w:rPr>
+        <w:t>Küche, Wäsche, …</w:t>
+      </w:r>
+    </w:p>
+    <w:p>
+      <w:pPr>
+        <w:rPr>
+          <w:szCs w:val="24"/>
+        </w:rPr>
+      </w:pPr>
+      <w:r>
+        <w:rPr>
+          <w:szCs w:val="24"/>
+        </w:rPr>
+        <w:t xml:space="preserve">Er ist meist entweder gestresst oder gelangweilt und denkt über </w:t>
+      </w:r>
+      <w:proofErr w:type="spellStart"/>
+      <w:r>
+        <w:rPr>
+          <w:szCs w:val="24"/>
+        </w:rPr>
+        <w:t>dinge</w:t>
+      </w:r>
+      <w:proofErr w:type="spellEnd"/>
+      <w:r>
+        <w:rPr>
+          <w:szCs w:val="24"/>
+        </w:rPr>
+        <w:t xml:space="preserve"> nach wie:</w:t>
+      </w:r>
+    </w:p>
+    <w:p>
+      <w:pPr>
+        <w:pStyle w:val="Listenabsatz"/>
+        <w:numPr>
+          <w:ilvl w:val="0"/>
+          <w:numId w:val="2"/>
+        </w:numPr>
+        <w:rPr>
+          <w:szCs w:val="24"/>
+        </w:rPr>
+      </w:pPr>
+      <w:r>
+        <w:rPr>
+          <w:szCs w:val="24"/>
+        </w:rPr>
+        <w:t>Essen, Trinken,</w:t>
+      </w:r>
+    </w:p>
+    <w:p>
+      <w:pPr>
+        <w:pStyle w:val="Listenabsatz"/>
+        <w:numPr>
+          <w:ilvl w:val="0"/>
+          <w:numId w:val="2"/>
+        </w:numPr>
+        <w:rPr>
+          <w:szCs w:val="24"/>
+        </w:rPr>
+      </w:pPr>
+      <w:r>
+        <w:rPr>
+          <w:szCs w:val="24"/>
+        </w:rPr>
+        <w:t>Private und geschäftliche Arbeit</w:t>
+      </w:r>
+    </w:p>
+    <w:p>
+      <w:pPr>
+        <w:rPr>
+          <w:szCs w:val="24"/>
+        </w:rPr>
+      </w:pPr>
+    </w:p>
+    <w:p>
+      <w:pPr>
+        <w:rPr>
+          <w:szCs w:val="24"/>
+        </w:rPr>
+      </w:pPr>
+    </w:p>
+    <w:p>
+      <w:pPr>
+        <w:pStyle w:val="berschrift2"/>
+      </w:pPr>
+      <w:r>
+        <w:lastRenderedPageBreak/>
+        <w:t>Errungenschaften Sammler</w:t>
+      </w:r>
+    </w:p>
+    <w:p>
+      <w:r>
+        <w:t xml:space="preserve">Eine weitere wichtige Zielgruppe sind </w:t>
+      </w:r>
+      <w:proofErr w:type="gramStart"/>
+      <w:r>
+        <w:t>Spieler</w:t>
+      </w:r>
+      <w:proofErr w:type="gramEnd"/>
+      <w:r>
+        <w:t xml:space="preserve"> die versuchen Errungenschaften zu sammeln und Erfolge zu erzielen um </w:t>
+      </w:r>
+      <w:proofErr w:type="spellStart"/>
+      <w:r>
+        <w:t>seien</w:t>
+      </w:r>
+      <w:proofErr w:type="spellEnd"/>
+      <w:r>
+        <w:t xml:space="preserve"> Spielstatistiken zu verbessern.</w:t>
+      </w:r>
+    </w:p>
+    <w:p>
+      <w:pPr>
+        <w:rPr>
+          <w:szCs w:val="24"/>
+        </w:rPr>
+      </w:pPr>
+      <w:r>
+        <w:rPr>
+          <w:noProof/>
           <w:szCs w:val="24"/>
         </w:rPr>
         <w:drawing>
@@ -270,7 +1843,7 @@
                     <pic:cNvPicPr/>
                   </pic:nvPicPr>
                   <pic:blipFill>
-                    <a:blip r:embed="rId5"/>
+                    <a:blip r:embed="rId9"/>
                     <a:stretch>
                       <a:fillRect/>
                     </a:stretch>
@@ -293,9 +1866,196 @@
     </w:p>
     <w:p>
       <w:pPr>
+        <w:rPr>
+          <w:szCs w:val="24"/>
+        </w:rPr>
+      </w:pPr>
+      <w:r>
+        <w:rPr>
+          <w:szCs w:val="24"/>
+        </w:rPr>
+        <w:t>Ein Spieler aus dieser Gruppe geht oft vorbereitet an das Spiel heran.</w:t>
+      </w:r>
+    </w:p>
+    <w:p>
+      <w:pPr>
+        <w:rPr>
+          <w:szCs w:val="24"/>
+        </w:rPr>
+      </w:pPr>
+      <w:r>
+        <w:rPr>
+          <w:szCs w:val="24"/>
+        </w:rPr>
+        <w:t xml:space="preserve">Er ist sehr fokussiert auf das Spiel, die Spiel-Ziele und die </w:t>
+      </w:r>
+      <w:proofErr w:type="gramStart"/>
+      <w:r>
+        <w:rPr>
+          <w:szCs w:val="24"/>
+        </w:rPr>
+        <w:t>Freunde</w:t>
+      </w:r>
+      <w:proofErr w:type="gramEnd"/>
+      <w:r>
+        <w:rPr>
+          <w:szCs w:val="24"/>
+        </w:rPr>
+        <w:t xml:space="preserve"> die das Spiel bereits gespielt haben.</w:t>
+      </w:r>
+    </w:p>
+    <w:p>
+      <w:pPr>
+        <w:rPr>
+          <w:szCs w:val="24"/>
+        </w:rPr>
+      </w:pPr>
+      <w:r>
+        <w:rPr>
+          <w:szCs w:val="24"/>
+        </w:rPr>
+        <w:t>Er hat vor allem Kontakt mit:</w:t>
+      </w:r>
+    </w:p>
+    <w:p>
+      <w:pPr>
+        <w:pStyle w:val="Listenabsatz"/>
+        <w:numPr>
+          <w:ilvl w:val="0"/>
+          <w:numId w:val="2"/>
+        </w:numPr>
+        <w:rPr>
+          <w:szCs w:val="24"/>
+        </w:rPr>
+      </w:pPr>
+      <w:r>
+        <w:rPr>
+          <w:szCs w:val="24"/>
+        </w:rPr>
+        <w:t>Anderen Spielern</w:t>
+      </w:r>
+    </w:p>
+    <w:p>
+      <w:pPr>
+        <w:pStyle w:val="Listenabsatz"/>
+        <w:numPr>
+          <w:ilvl w:val="0"/>
+          <w:numId w:val="2"/>
+        </w:numPr>
+        <w:rPr>
+          <w:szCs w:val="24"/>
+        </w:rPr>
+      </w:pPr>
+      <w:r>
+        <w:rPr>
+          <w:szCs w:val="24"/>
+        </w:rPr>
+        <w:t>Anderen Spielen</w:t>
+      </w:r>
+    </w:p>
+    <w:p>
+      <w:pPr>
+        <w:pStyle w:val="Listenabsatz"/>
+        <w:numPr>
+          <w:ilvl w:val="0"/>
+          <w:numId w:val="2"/>
+        </w:numPr>
+        <w:rPr>
+          <w:szCs w:val="24"/>
+        </w:rPr>
+      </w:pPr>
+      <w:r>
+        <w:rPr>
+          <w:szCs w:val="24"/>
+        </w:rPr>
+        <w:t>Seinem Gaming-Setup</w:t>
+      </w:r>
+    </w:p>
+    <w:p>
+      <w:pPr>
+        <w:rPr>
+          <w:szCs w:val="24"/>
+        </w:rPr>
+      </w:pPr>
+      <w:r>
+        <w:rPr>
+          <w:szCs w:val="24"/>
+        </w:rPr>
+        <w:t>Und macht sich vor allem Gedanken über:</w:t>
+      </w:r>
+    </w:p>
+    <w:p>
+      <w:pPr>
+        <w:pStyle w:val="Listenabsatz"/>
+        <w:numPr>
+          <w:ilvl w:val="0"/>
+          <w:numId w:val="2"/>
+        </w:numPr>
+        <w:rPr>
+          <w:szCs w:val="24"/>
+        </w:rPr>
+      </w:pPr>
+      <w:r>
+        <w:rPr>
+          <w:szCs w:val="24"/>
+        </w:rPr>
+        <w:t xml:space="preserve">Stehen Getränke und essen </w:t>
+      </w:r>
+      <w:proofErr w:type="gramStart"/>
+      <w:r>
+        <w:rPr>
+          <w:szCs w:val="24"/>
+        </w:rPr>
+        <w:t>Bereit</w:t>
+      </w:r>
+      <w:proofErr w:type="gramEnd"/>
+      <w:r>
+        <w:rPr>
+          <w:szCs w:val="24"/>
+        </w:rPr>
+        <w:t>?</w:t>
+      </w:r>
+    </w:p>
+    <w:p>
+      <w:pPr>
+        <w:pStyle w:val="Listenabsatz"/>
+        <w:numPr>
+          <w:ilvl w:val="0"/>
+          <w:numId w:val="2"/>
+        </w:numPr>
+        <w:rPr>
+          <w:szCs w:val="24"/>
+        </w:rPr>
+      </w:pPr>
+      <w:r>
+        <w:rPr>
+          <w:szCs w:val="24"/>
+        </w:rPr>
+        <w:t>Läuft die richtige Musik?</w:t>
+      </w:r>
+    </w:p>
+    <w:p>
+      <w:pPr>
+        <w:pStyle w:val="Listenabsatz"/>
+        <w:numPr>
+          <w:ilvl w:val="0"/>
+          <w:numId w:val="2"/>
+        </w:numPr>
+        <w:rPr>
+          <w:szCs w:val="24"/>
+        </w:rPr>
+      </w:pPr>
+      <w:r>
+        <w:rPr>
+          <w:szCs w:val="24"/>
+        </w:rPr>
+        <w:t>Wer hat das gesetzte Ziel schon erreicht?</w:t>
+      </w:r>
+    </w:p>
+    <w:p>
+      <w:pPr>
         <w:jc w:val="center"/>
         <w:rPr>
-          <w:sz w:val="24"/>
           <w:szCs w:val="24"/>
         </w:rPr>
       </w:pPr>
@@ -304,7 +2064,6 @@
       <w:pPr>
         <w:jc w:val="center"/>
         <w:rPr>
-          <w:sz w:val="24"/>
           <w:szCs w:val="24"/>
         </w:rPr>
       </w:pPr>
@@ -313,341 +2072,4706 @@
       <w:pPr>
         <w:jc w:val="center"/>
         <w:rPr>
-          <w:sz w:val="24"/>
-          <w:szCs w:val="24"/>
-        </w:rPr>
-      </w:pPr>
-      <w:r>
+          <w:szCs w:val="24"/>
+        </w:rPr>
+      </w:pPr>
+    </w:p>
+    <w:p>
+      <w:pPr>
+        <w:jc w:val="center"/>
+        <w:rPr>
+          <w:szCs w:val="24"/>
+        </w:rPr>
+      </w:pPr>
+    </w:p>
+    <w:p>
+      <w:pPr>
+        <w:pStyle w:val="berschrift1"/>
+      </w:pPr>
+      <w:r>
+        <w:lastRenderedPageBreak/>
+        <w:t>Personas</w:t>
+      </w:r>
+    </w:p>
+    <w:p>
+      <w:pPr>
+        <w:pStyle w:val="berschrift2"/>
+      </w:pPr>
+      <w:r>
+        <w:rPr>
+          <w:rStyle w:val="berschrift2Zchn"/>
+        </w:rPr>
+        <w:t>Leon Kraus</w:t>
+      </w:r>
+    </w:p>
+    <w:p>
+      <w:r>
+        <w:t>Leon Kraus ist 16 Jahre alt und lebt mit seiner Familie in Kempten (Allgäu), einer mittelgroßen Stadt in Bayern. Er wohnt in einem ruhigen Wohngebiet im Stadtteil Sankt Mang, das vor allem von Familien geprägt ist. Die Gegend bietet viele Grünflächen, kleine Spielplätze und Sportmöglichkeiten. Leon lebt dort mit seinen Eltern und seiner 13-jährigen Schwester in einem Einfamilienhaus mit Garten. Besonders im Sommer verbringt er viel Zeit draußen – entweder im Garten oder mit Freunden in der Nachbarschaft.</w:t>
+      </w:r>
+    </w:p>
+    <w:p>
+      <w:r>
+        <w:t>Seine Mutter, Sabine Kraus (45), arbeitet als medizinische Fachangestellte in einer Gemeinschaftspraxis in der Innenstadt von Kempten. Sein Vater, Thomas Kraus (48), ist technischer Projektleiter bei einem mittelständischen Maschinenbauunternehmen in der Region. Beide Eltern legen großen Wert auf Bildung und unterstützen Leon bei schulischen Themen, auch wenn es dabei gelegentlich zu Konflikten kommt – insbesondere, wenn es um seine Motivation bei Hausaufgaben geht.</w:t>
+      </w:r>
+    </w:p>
+    <w:p>
+      <w:r>
+        <w:t>Leon besucht das Hildegardis-Gymnasium Kempten und ist dort in der 10. Klasse. Sein Schulweg dauert etwa 15 Minuten mit dem Fahrrad, das er täglich nutzt. Die Schule ist modern ausgestattet und legt einen Schwerpunkt auf naturwissenschaftliche Fächer und digitale Bildung. Leon interessiert sich besonders für Informatik und Sport, während er Fächer wie Latein und Chemie eher als anstrengend empfindet.</w:t>
+      </w:r>
+    </w:p>
+    <w:p>
+      <w:r>
+        <w:t>Sein Alltag ist stark durch die Schule strukturiert. Der Unterricht beginnt meist um 8 Uhr und endet je nach Tag zwischen 13 und 16 Uhr. Danach stehen Hausaufgaben, Lernen für Tests oder Gruppenarbeiten an. Dennoch versucht Leon, sich möglichst viel Freizeit zu erhalten. Er empfindet den schulischen Druck als zunehmend belastend, vor allem weil die Noten in der 10. Klasse für seine weitere Laufbahn entscheidend sind.</w:t>
+      </w:r>
+    </w:p>
+    <w:p>
+      <w:r>
+        <w:t xml:space="preserve">Seine Freizeit verbringt Leon hauptsächlich mit seinen Freunden, sowohl offline als auch online. Nach der Schule trifft er sich häufig mit ihnen am </w:t>
+      </w:r>
+      <w:proofErr w:type="spellStart"/>
+      <w:r>
+        <w:t>Illerdamm</w:t>
+      </w:r>
+      <w:proofErr w:type="spellEnd"/>
+      <w:r>
+        <w:t xml:space="preserve"> oder auf dem Bolzplatz in der Nähe seines Wohngebiets. Dort spielen sie Fußball, hören Musik oder hängen einfach zusammen ab. Am Wochenende ist er oft auch in der Innenstadt unterwegs, zum Beispiel am Forum Allgäu, einem beliebten Treffpunkt für Jugendliche.</w:t>
+      </w:r>
+    </w:p>
+    <w:p>
+      <w:r>
+        <w:t xml:space="preserve">Digital ist Leon sehr aktiv. Er nutzt täglich </w:t>
+      </w:r>
+      <w:proofErr w:type="spellStart"/>
+      <w:r>
+        <w:t>Social</w:t>
+      </w:r>
+      <w:proofErr w:type="spellEnd"/>
+      <w:r>
+        <w:t>-Media-Plattformen wie Instagram, TikTok und Snapchat, um mit Freunden zu kommunizieren, Inhalte zu teilen und Trends zu verfolgen. Sein Smartphone ist dabei sein ständiger Begleiter. Gleichzeitig verbringt er viel Zeit am PC oder an seiner Konsole.</w:t>
+      </w:r>
+    </w:p>
+    <w:p>
+      <w:r>
+        <w:t xml:space="preserve">Gaming spielt eine zentrale Rolle in seinem Alltag. Seine Lieblingsspiele sind schnell zugänglich, kompetitiv und bieten kurze Spielrunden – zum Beispiel Fortnite, EA Sports FC oder </w:t>
+      </w:r>
+      <w:proofErr w:type="gramStart"/>
+      <w:r>
+        <w:t>Rocket</w:t>
+      </w:r>
+      <w:proofErr w:type="gramEnd"/>
+      <w:r>
+        <w:t xml:space="preserve"> League. Für Leon ist Gaming vor allem eine Möglichkeit, abzuschalten und Stress abzubauen. Nach einem anstrengenden Schultag helfen ihm ein paar Runden, den Kopf freizubekommen.</w:t>
+      </w:r>
+    </w:p>
+    <w:p>
+      <w:r>
+        <w:t>Besonders wichtig ist ihm dabei der soziale Aspekt: Er spielt häufig mit seinen Freunden zusammen, nutzt Voice-Chat und misst sich gerne in Ranglisten. Er mag es, Fortschritte zu sehen – sei es durch Level, Skins oder Rankings. Spiele, die zu kompliziert sind oder lange Einarbeitungszeiten erfordern, verlieren für ihn schnell an Reiz.</w:t>
+      </w:r>
+    </w:p>
+    <w:p>
+      <w:r>
+        <w:lastRenderedPageBreak/>
+        <w:t>Seine größten Frustrationen sind Hausaufgaben, Lernen für Klassenarbeiten und Aufgaben im Haushalt wie Aufräumen oder Rasenmähen. Diese Tätigkeiten empfindet er als langweilig und unnötig zeitaufwendig. Auch störende Mitschüler im Unterricht können ihn schnell aus der Ruhe bringen und seinen Stress verstärken.</w:t>
+      </w:r>
+    </w:p>
+    <w:p>
+      <w:r>
+        <w:t>Technologisch ist Leon sehr versiert. Er probiert gerne neue Apps und Spiele aus, hat aber wenig Geduld für komplizierte Systeme. Anwendungen müssen für ihn intuitiv sein und sofort funktionieren. Lange Ladezeiten, unübersichtliche Menüs oder fehlendes Feedback führen schnell dazu, dass er die Anwendung wieder verlässt.</w:t>
+      </w:r>
+    </w:p>
+    <w:p>
+      <w:r>
+        <w:t>Im Kontext von Human-Computer Interaction bedeutet das: Systeme für Nutzer wie Leon sollten schnell zugänglich, visuell ansprechend und einfach zu bedienen sein. Klare Strukturen, direkte Rückmeldungen und kurze Interaktionszyklen sind entscheidend. Besonders effektiv sind soziale Features wie Freundeslisten, Ranglisten oder gemeinsame Spielmodi.</w:t>
+      </w:r>
+    </w:p>
+    <w:p>
+      <w:r>
+        <w:t>Für Leon steht fest: Digitale Anwendungen sind für ihn in erster Linie Unterhaltung und ein Ausgleich zum Alltag. Alles, was sich wie Schule oder Pflicht anfühlt, meidet er. Seine ideale Anwendung ist schnell startklar, macht sofort Spaß und ermöglicht ihm, gemeinsam mit Freunden positive Erlebnisse zu sammeln.</w:t>
+      </w:r>
+    </w:p>
+    <w:p>
+      <w:r>
+        <w:t> </w:t>
+      </w:r>
+    </w:p>
+    <w:p/>
+    <w:p/>
+    <w:p>
+      <w:pPr>
+        <w:pStyle w:val="berschrift2"/>
+      </w:pPr>
+      <w:r>
+        <w:t>Andreas Hohnecker</w:t>
+      </w:r>
+    </w:p>
+    <w:p>
+      <w:r>
+        <w:t>Andreas Hohnecker ist 30 Jahre alt und lebt mit seiner Familie in einer Doppelhaushälfte in einem ruhigen Wohngebiet am Stadtrand von Kempten (Allgäu). Die Gegend ist geprägt von Einfamilienhäusern, kleinen Gärten und einer engen Nachbarschaft, in der man sich kennt und gelegentlich gegenseitig hilft. Andreas wohnt dort mit seiner Frau Julia (28), die in Teilzeit als Verkäuferin in einem Modegeschäft im Forum Allgäu arbeitet, und ihrem gemeinsamen Sohn Leon (3 Jahre), der vormittags in eine nahegelegene Kindertagesstätte geht.</w:t>
+      </w:r>
+    </w:p>
+    <w:p>
+      <w:r>
+        <w:t xml:space="preserve">Andreas hat nach seinem Realschulabschluss eine Ausbildung zum Industriemechaniker bei der Firma Liebherr in der Region abgeschlossen. Seitdem arbeitet er in einem mittelständischen Maschinenbauunternehmen in Kempten, der </w:t>
+      </w:r>
+      <w:proofErr w:type="spellStart"/>
+      <w:r>
+        <w:t>AllgäuTech</w:t>
+      </w:r>
+      <w:proofErr w:type="spellEnd"/>
+      <w:r>
+        <w:t xml:space="preserve"> Maschinenbau GmbH. Dort ist er als Mechaniker in der Produktion tätig. Sein Arbeitsalltag beginnt früh – meist um 6:30 Uhr – und ist geprägt von körperlicher Arbeit, Montageprozessen und der Wartung von Maschinen. Er arbeitet oft im Team, übernimmt aber auch eigenständig Aufgaben, bei denen Präzision und Zuverlässigkeit gefragt sind.</w:t>
+      </w:r>
+    </w:p>
+    <w:p>
+      <w:r>
+        <w:t>Andreas ist ein praktischer Mensch, der gerne „mit den Händen arbeitet“ und sichtbare Ergebnisse schätzt. Theoretische oder abstrakte Tätigkeiten liegen ihm weniger. Er bevorzugt klare Anweisungen und strukturierte Abläufe. Wenn Probleme auftreten, versucht er, diese direkt und pragmatisch zu lösen, anstatt lange darüber zu diskutieren.</w:t>
+      </w:r>
+    </w:p>
+    <w:p>
+      <w:r>
+        <w:t xml:space="preserve">Nach der Arbeit fährt er meist direkt nach Hause. Dort wartet bereits der nächste „Arbeitsblock“: Familie und Haushalt. Er verbringt Zeit mit seinem Sohn, spielt mit ihm oder hilft beim Abendessen. Gleichzeitig fallen regelmäßig Aufgaben im Haushalt an – Rasen mähen, kleine Reparaturen, Müll </w:t>
+      </w:r>
+      <w:r>
+        <w:lastRenderedPageBreak/>
+        <w:t>rausbringen oder Einkaufen. Besonders Reparaturen am Haus stressen ihn, da sie oft unerwartet auftreten und zusätzliche Kosten verursachen.</w:t>
+      </w:r>
+    </w:p>
+    <w:p>
+      <w:r>
+        <w:t>Seine Frau Julia übernimmt ebenfalls viele Aufgaben, dennoch fühlt sich Andreas häufig verantwortlich, dass „alles läuft“. Sein Ziel ist es, ein stabiles und harmonisches Familienleben zu führen, ein guter Vater zu sein und seine Familie finanziell abzusichern. Gleichzeitig möchte er im Job zuverlässig sein und seine Projekte sauber abschließen.</w:t>
+      </w:r>
+    </w:p>
+    <w:p>
+      <w:r>
+        <w:t xml:space="preserve">Allerdings steht er dabei oft unter Druck: Sein Gehalt empfindet er als eher knapp, insbesondere im Hinblick </w:t>
+      </w:r>
+      <w:proofErr w:type="gramStart"/>
+      <w:r>
+        <w:t>auf steigende</w:t>
+      </w:r>
+      <w:proofErr w:type="gramEnd"/>
+      <w:r>
+        <w:t xml:space="preserve"> Lebenshaltungskosten, das Haus und die Verantwortung für ein Kind. Überstunden sind keine Seltenheit, was seine ohnehin begrenzte Freizeit weiter einschränkt.</w:t>
+      </w:r>
+    </w:p>
+    <w:p>
+      <w:r>
+        <w:t>Sein soziales Umfeld ist überschaubar, aber stabil. Er hat zwei enge Freunde aus der Schulzeit, mit denen er sich unregelmäßig trifft – meist am Wochenende zum Grillen oder auf ein Bier. Ein Großteil seiner sozialen Kontakte entsteht jedoch über die Arbeit oder die Nachbarschaft. Große Freundeskreise oder digitale Communities sind für ihn nicht wichtig – er legt mehr Wert auf persönliche, direkte Beziehungen.</w:t>
+      </w:r>
+    </w:p>
+    <w:p>
+      <w:r>
+        <w:t>Technologisch nutzt Andreas hauptsächlich das, was er wirklich braucht. Sein Smartphone verwendet er für Telefonate, WhatsApp und gelegentlich zum Online-Shopping. Dabei greift er oft auf bekannte Apps und einfache Bestellprozesse zurück, beispielsweise um Ersatzteile oder Alltagsprodukte zu kaufen.</w:t>
+      </w:r>
+    </w:p>
+    <w:p>
+      <w:r>
+        <w:t xml:space="preserve">Komplexe Programme – insbesondere am Computer – überfordern ihn schnell. Viele Menüs, Fachbegriffe oder verschachtelte Funktionen führen bei ihm zu Frustration. Zudem schreibt </w:t>
+      </w:r>
+      <w:proofErr w:type="gramStart"/>
+      <w:r>
+        <w:t>er relativ</w:t>
+      </w:r>
+      <w:proofErr w:type="gramEnd"/>
+      <w:r>
+        <w:t xml:space="preserve"> langsam, da er kein Zehn-Finger-System beherrscht. Längere Texteingaben vermeidet er daher, wenn möglich. Stattdessen bevorzugt er einfache Klicksysteme, Auswahlmenüs oder Sprachfunktionen.</w:t>
+      </w:r>
+    </w:p>
+    <w:p>
+      <w:r>
+        <w:t>Wenn eine Anwendung nicht sofort verständlich ist, verliert Andreas schnell die Geduld. Er hat weder die Zeit noch die Motivation, sich lange einzuarbeiten. Häufig bittet er dann seine Frau oder Kollegen um Hilfe oder bricht die Nutzung ganz ab.</w:t>
+      </w:r>
+    </w:p>
+    <w:p>
+      <w:r>
+        <w:t>Seine größten Frustrationen im Alltag sind:</w:t>
+      </w:r>
+    </w:p>
+    <w:p>
+      <w:r>
+        <w:t xml:space="preserve">Lange Arbeitstage und unerwartete Überstunden </w:t>
+      </w:r>
+    </w:p>
+    <w:p>
+      <w:r>
+        <w:t xml:space="preserve">Zusätzliche Verpflichtungen nach Feierabend (Einkaufen, Haushalt) </w:t>
+      </w:r>
+    </w:p>
+    <w:p>
+      <w:r>
+        <w:t xml:space="preserve">Technische Probleme im Haus (z. B. Heizung, Geräte) </w:t>
+      </w:r>
+    </w:p>
+    <w:p>
+      <w:r>
+        <w:t xml:space="preserve">Finanzielle Einschränkungen durch </w:t>
+      </w:r>
+      <w:proofErr w:type="gramStart"/>
+      <w:r>
+        <w:t>ein vergleichsweise</w:t>
+      </w:r>
+      <w:proofErr w:type="gramEnd"/>
+      <w:r>
+        <w:t xml:space="preserve"> niedriges Gehalt </w:t>
+      </w:r>
+    </w:p>
+    <w:p>
+      <w:r>
+        <w:t xml:space="preserve">Unübersichtliche oder komplizierte digitale Anwendungen </w:t>
+      </w:r>
+    </w:p>
+    <w:p>
+      <w:r>
+        <w:t>Freizeit ist für Andreas selten und daher besonders wertvoll. Wenn er Zeit für sich hat, möchte er sich entspannen – zum Beispiel durch Fernsehen, einfache Handyspiele oder gelegentliches Fußballschauen. Aufwendige Hobbys oder zeitintensive Aktivitäten kommen für ihn aktuell kaum infrage.</w:t>
+      </w:r>
+    </w:p>
+    <w:p>
+      <w:pPr>
+        <w:jc w:val="center"/>
+        <w:rPr>
+          <w:szCs w:val="24"/>
+        </w:rPr>
+      </w:pPr>
+    </w:p>
+    <w:p>
+      <w:pPr>
+        <w:jc w:val="center"/>
+        <w:rPr>
+          <w:szCs w:val="24"/>
+        </w:rPr>
+      </w:pPr>
+    </w:p>
+    <w:p>
+      <w:pPr>
+        <w:rPr>
+          <w:szCs w:val="24"/>
+        </w:rPr>
+      </w:pPr>
+    </w:p>
+    <w:p>
+      <w:pPr>
+        <w:pStyle w:val="berschrift1"/>
+      </w:pPr>
+      <w:r>
+        <w:lastRenderedPageBreak/>
+        <w:t xml:space="preserve">User </w:t>
+      </w:r>
+      <w:proofErr w:type="spellStart"/>
+      <w:r>
+        <w:t>Journeys</w:t>
+      </w:r>
+      <w:proofErr w:type="spellEnd"/>
+    </w:p>
+    <w:p>
+      <w:r>
+        <w:t xml:space="preserve">Im </w:t>
+      </w:r>
+      <w:r>
+        <w:t>Folgenden</w:t>
+      </w:r>
+      <w:r>
+        <w:t xml:space="preserve"> sind die wichtigsten User </w:t>
+      </w:r>
+      <w:proofErr w:type="spellStart"/>
+      <w:r>
+        <w:t>Journeys</w:t>
+      </w:r>
+      <w:proofErr w:type="spellEnd"/>
+      <w:r>
+        <w:t xml:space="preserve"> aufgeführt </w:t>
+      </w:r>
+      <w:r>
+        <w:t>die den Flow der Spieler in verschiedenen Situationen beschreiben.</w:t>
+      </w:r>
+    </w:p>
+    <w:p/>
+    <w:p>
+      <w:pPr>
+        <w:pStyle w:val="berschrift2"/>
+      </w:pPr>
+      <w:r>
+        <w:t>Spielt das erste mahl dieses Spiel</w:t>
+      </w:r>
+    </w:p>
+    <w:p/>
+    <w:tbl>
+      <w:tblPr>
+        <w:tblStyle w:val="Gitternetztabelle5dunkelAkzent2"/>
+        <w:tblW w:w="10627" w:type="dxa"/>
+        <w:tblLook w:val="04A0" w:firstRow="1" w:lastRow="0" w:firstColumn="1" w:lastColumn="0" w:noHBand="0" w:noVBand="1"/>
+      </w:tblPr>
+      <w:tblGrid>
+        <w:gridCol w:w="1525"/>
+        <w:gridCol w:w="3573"/>
+        <w:gridCol w:w="2843"/>
+        <w:gridCol w:w="2686"/>
+      </w:tblGrid>
+      <w:tr>
+        <w:trPr>
+          <w:cnfStyle w:val="100000000000" w:firstRow="1" w:lastRow="0" w:firstColumn="0" w:lastColumn="0" w:oddVBand="0" w:evenVBand="0" w:oddHBand="0" w:evenHBand="0" w:firstRowFirstColumn="0" w:firstRowLastColumn="0" w:lastRowFirstColumn="0" w:lastRowLastColumn="0"/>
+        </w:trPr>
+        <w:tc>
+          <w:tcPr>
+            <w:cnfStyle w:val="001000000000" w:firstRow="0" w:lastRow="0" w:firstColumn="1" w:lastColumn="0" w:oddVBand="0" w:evenVBand="0" w:oddHBand="0" w:evenHBand="0" w:firstRowFirstColumn="0" w:firstRowLastColumn="0" w:lastRowFirstColumn="0" w:lastRowLastColumn="0"/>
+            <w:tcW w:w="1525" w:type="dxa"/>
+          </w:tcPr>
+          <w:p/>
+        </w:tc>
+        <w:tc>
+          <w:tcPr>
+            <w:tcW w:w="3573" w:type="dxa"/>
+          </w:tcPr>
+          <w:p>
+            <w:pPr>
+              <w:cnfStyle w:val="100000000000" w:firstRow="1" w:lastRow="0" w:firstColumn="0" w:lastColumn="0" w:oddVBand="0" w:evenVBand="0" w:oddHBand="0" w:evenHBand="0" w:firstRowFirstColumn="0" w:firstRowLastColumn="0" w:lastRowFirstColumn="0" w:lastRowLastColumn="0"/>
+            </w:pPr>
+            <w:r>
+              <w:t>Bedürfnisse /</w:t>
+            </w:r>
+          </w:p>
+          <w:p>
+            <w:pPr>
+              <w:cnfStyle w:val="100000000000" w:firstRow="1" w:lastRow="0" w:firstColumn="0" w:lastColumn="0" w:oddVBand="0" w:evenVBand="0" w:oddHBand="0" w:evenHBand="0" w:firstRowFirstColumn="0" w:firstRowLastColumn="0" w:lastRowFirstColumn="0" w:lastRowLastColumn="0"/>
+            </w:pPr>
+            <w:r>
+              <w:t>Aufgaben</w:t>
+            </w:r>
+          </w:p>
+        </w:tc>
+        <w:tc>
+          <w:tcPr>
+            <w:tcW w:w="2843" w:type="dxa"/>
+          </w:tcPr>
+          <w:p>
+            <w:pPr>
+              <w:cnfStyle w:val="100000000000" w:firstRow="1" w:lastRow="0" w:firstColumn="0" w:lastColumn="0" w:oddVBand="0" w:evenVBand="0" w:oddHBand="0" w:evenHBand="0" w:firstRowFirstColumn="0" w:firstRowLastColumn="0" w:lastRowFirstColumn="0" w:lastRowLastColumn="0"/>
+            </w:pPr>
+            <w:r>
+              <w:t>Erfahrungen</w:t>
+            </w:r>
+          </w:p>
+        </w:tc>
+        <w:tc>
+          <w:tcPr>
+            <w:tcW w:w="2686" w:type="dxa"/>
+          </w:tcPr>
+          <w:p>
+            <w:pPr>
+              <w:cnfStyle w:val="100000000000" w:firstRow="1" w:lastRow="0" w:firstColumn="0" w:lastColumn="0" w:oddVBand="0" w:evenVBand="0" w:oddHBand="0" w:evenHBand="0" w:firstRowFirstColumn="0" w:firstRowLastColumn="0" w:lastRowFirstColumn="0" w:lastRowLastColumn="0"/>
+            </w:pPr>
+            <w:r>
+              <w:t>Kontaktpunkte</w:t>
+            </w:r>
+          </w:p>
+        </w:tc>
+      </w:tr>
+      <w:tr>
+        <w:trPr>
+          <w:cnfStyle w:val="000000100000" w:firstRow="0" w:lastRow="0" w:firstColumn="0" w:lastColumn="0" w:oddVBand="0" w:evenVBand="0" w:oddHBand="1" w:evenHBand="0" w:firstRowFirstColumn="0" w:firstRowLastColumn="0" w:lastRowFirstColumn="0" w:lastRowLastColumn="0"/>
+        </w:trPr>
+        <w:tc>
+          <w:tcPr>
+            <w:cnfStyle w:val="001000000000" w:firstRow="0" w:lastRow="0" w:firstColumn="1" w:lastColumn="0" w:oddVBand="0" w:evenVBand="0" w:oddHBand="0" w:evenHBand="0" w:firstRowFirstColumn="0" w:firstRowLastColumn="0" w:lastRowFirstColumn="0" w:lastRowLastColumn="0"/>
+            <w:tcW w:w="1525" w:type="dxa"/>
+          </w:tcPr>
+          <w:p>
+            <w:r>
+              <w:t>Neues Spiel suchen</w:t>
+            </w:r>
+          </w:p>
+        </w:tc>
+        <w:tc>
+          <w:tcPr>
+            <w:tcW w:w="3573" w:type="dxa"/>
+          </w:tcPr>
+          <w:p>
+            <w:pPr>
+              <w:cnfStyle w:val="000000100000" w:firstRow="0" w:lastRow="0" w:firstColumn="0" w:lastColumn="0" w:oddVBand="0" w:evenVBand="0" w:oddHBand="1" w:evenHBand="0" w:firstRowFirstColumn="0" w:firstRowLastColumn="0" w:lastRowFirstColumn="0" w:lastRowLastColumn="0"/>
+            </w:pPr>
+            <w:proofErr w:type="gramStart"/>
+            <w:r>
+              <w:t>Will</w:t>
+            </w:r>
+            <w:proofErr w:type="gramEnd"/>
+            <w:r>
+              <w:t xml:space="preserve"> ein neues Computerspiel </w:t>
+            </w:r>
+            <w:proofErr w:type="gramStart"/>
+            <w:r>
+              <w:t>das Spaß</w:t>
+            </w:r>
+            <w:proofErr w:type="gramEnd"/>
+            <w:r>
+              <w:t xml:space="preserve"> macht</w:t>
+            </w:r>
+          </w:p>
+        </w:tc>
+        <w:tc>
+          <w:tcPr>
+            <w:tcW w:w="2843" w:type="dxa"/>
+          </w:tcPr>
+          <w:p>
+            <w:pPr>
+              <w:cnfStyle w:val="000000100000" w:firstRow="0" w:lastRow="0" w:firstColumn="0" w:lastColumn="0" w:oddVBand="0" w:evenVBand="0" w:oddHBand="1" w:evenHBand="0" w:firstRowFirstColumn="0" w:firstRowLastColumn="0" w:lastRowFirstColumn="0" w:lastRowLastColumn="0"/>
+            </w:pPr>
+            <w:r>
+              <w:t>Suche kann langwierig und enttäuschend sein</w:t>
+            </w:r>
+          </w:p>
+          <w:p>
+            <w:pPr>
+              <w:cnfStyle w:val="000000100000" w:firstRow="0" w:lastRow="0" w:firstColumn="0" w:lastColumn="0" w:oddVBand="0" w:evenVBand="0" w:oddHBand="1" w:evenHBand="0" w:firstRowFirstColumn="0" w:firstRowLastColumn="0" w:lastRowFirstColumn="0" w:lastRowLastColumn="0"/>
+            </w:pPr>
+          </w:p>
+          <w:p>
+            <w:pPr>
+              <w:cnfStyle w:val="000000100000" w:firstRow="0" w:lastRow="0" w:firstColumn="0" w:lastColumn="0" w:oddVBand="0" w:evenVBand="0" w:oddHBand="1" w:evenHBand="0" w:firstRowFirstColumn="0" w:firstRowLastColumn="0" w:lastRowFirstColumn="0" w:lastRowLastColumn="0"/>
+            </w:pPr>
+            <w:r>
+              <w:t>Downloadzeiten müssen überbrückt werden</w:t>
+            </w:r>
+          </w:p>
+          <w:p>
+            <w:pPr>
+              <w:cnfStyle w:val="000000100000" w:firstRow="0" w:lastRow="0" w:firstColumn="0" w:lastColumn="0" w:oddVBand="0" w:evenVBand="0" w:oddHBand="1" w:evenHBand="0" w:firstRowFirstColumn="0" w:firstRowLastColumn="0" w:lastRowFirstColumn="0" w:lastRowLastColumn="0"/>
+            </w:pPr>
+          </w:p>
+        </w:tc>
+        <w:tc>
+          <w:tcPr>
+            <w:tcW w:w="2686" w:type="dxa"/>
+          </w:tcPr>
+          <w:p>
+            <w:pPr>
+              <w:cnfStyle w:val="000000100000" w:firstRow="0" w:lastRow="0" w:firstColumn="0" w:lastColumn="0" w:oddVBand="0" w:evenVBand="0" w:oddHBand="1" w:evenHBand="0" w:firstRowFirstColumn="0" w:firstRowLastColumn="0" w:lastRowFirstColumn="0" w:lastRowLastColumn="0"/>
+            </w:pPr>
+            <w:r>
+              <w:t>Spieleplattform</w:t>
+            </w:r>
+          </w:p>
+          <w:p>
+            <w:pPr>
+              <w:cnfStyle w:val="000000100000" w:firstRow="0" w:lastRow="0" w:firstColumn="0" w:lastColumn="0" w:oddVBand="0" w:evenVBand="0" w:oddHBand="1" w:evenHBand="0" w:firstRowFirstColumn="0" w:firstRowLastColumn="0" w:lastRowFirstColumn="0" w:lastRowLastColumn="0"/>
+            </w:pPr>
+            <w:r>
+              <w:t>Computer</w:t>
+            </w:r>
+          </w:p>
+          <w:p>
+            <w:pPr>
+              <w:cnfStyle w:val="000000100000" w:firstRow="0" w:lastRow="0" w:firstColumn="0" w:lastColumn="0" w:oddVBand="0" w:evenVBand="0" w:oddHBand="1" w:evenHBand="0" w:firstRowFirstColumn="0" w:firstRowLastColumn="0" w:lastRowFirstColumn="0" w:lastRowLastColumn="0"/>
+            </w:pPr>
+            <w:r>
+              <w:t>Trailer</w:t>
+            </w:r>
+          </w:p>
+          <w:p>
+            <w:pPr>
+              <w:cnfStyle w:val="000000100000" w:firstRow="0" w:lastRow="0" w:firstColumn="0" w:lastColumn="0" w:oddVBand="0" w:evenVBand="0" w:oddHBand="1" w:evenHBand="0" w:firstRowFirstColumn="0" w:firstRowLastColumn="0" w:lastRowFirstColumn="0" w:lastRowLastColumn="0"/>
+            </w:pPr>
+            <w:proofErr w:type="spellStart"/>
+            <w:r>
+              <w:t>Lets</w:t>
+            </w:r>
+            <w:proofErr w:type="spellEnd"/>
+            <w:r>
+              <w:t>-Plays</w:t>
+            </w:r>
+          </w:p>
+          <w:p>
+            <w:pPr>
+              <w:cnfStyle w:val="000000100000" w:firstRow="0" w:lastRow="0" w:firstColumn="0" w:lastColumn="0" w:oddVBand="0" w:evenVBand="0" w:oddHBand="1" w:evenHBand="0" w:firstRowFirstColumn="0" w:firstRowLastColumn="0" w:lastRowFirstColumn="0" w:lastRowLastColumn="0"/>
+            </w:pPr>
+          </w:p>
+        </w:tc>
+      </w:tr>
+      <w:tr>
+        <w:tc>
+          <w:tcPr>
+            <w:cnfStyle w:val="001000000000" w:firstRow="0" w:lastRow="0" w:firstColumn="1" w:lastColumn="0" w:oddVBand="0" w:evenVBand="0" w:oddHBand="0" w:evenHBand="0" w:firstRowFirstColumn="0" w:firstRowLastColumn="0" w:lastRowFirstColumn="0" w:lastRowLastColumn="0"/>
+            <w:tcW w:w="1525" w:type="dxa"/>
+          </w:tcPr>
+          <w:p>
+            <w:r>
+              <w:t>Spielstart</w:t>
+            </w:r>
+          </w:p>
+        </w:tc>
+        <w:tc>
+          <w:tcPr>
+            <w:tcW w:w="3573" w:type="dxa"/>
+          </w:tcPr>
+          <w:p>
+            <w:pPr>
+              <w:cnfStyle w:val="000000000000" w:firstRow="0" w:lastRow="0" w:firstColumn="0" w:lastColumn="0" w:oddVBand="0" w:evenVBand="0" w:oddHBand="0" w:evenHBand="0" w:firstRowFirstColumn="0" w:firstRowLastColumn="0" w:lastRowFirstColumn="0" w:lastRowLastColumn="0"/>
+            </w:pPr>
+            <w:proofErr w:type="gramStart"/>
+            <w:r>
+              <w:t>Will</w:t>
+            </w:r>
+            <w:proofErr w:type="gramEnd"/>
+            <w:r>
+              <w:t xml:space="preserve"> wissen um was es in dem Spiel geht</w:t>
+            </w:r>
+          </w:p>
+          <w:p>
+            <w:pPr>
+              <w:cnfStyle w:val="000000000000" w:firstRow="0" w:lastRow="0" w:firstColumn="0" w:lastColumn="0" w:oddVBand="0" w:evenVBand="0" w:oddHBand="0" w:evenHBand="0" w:firstRowFirstColumn="0" w:firstRowLastColumn="0" w:lastRowFirstColumn="0" w:lastRowLastColumn="0"/>
+            </w:pPr>
+          </w:p>
+          <w:p>
+            <w:pPr>
+              <w:cnfStyle w:val="000000000000" w:firstRow="0" w:lastRow="0" w:firstColumn="0" w:lastColumn="0" w:oddVBand="0" w:evenVBand="0" w:oddHBand="0" w:evenHBand="0" w:firstRowFirstColumn="0" w:firstRowLastColumn="0" w:lastRowFirstColumn="0" w:lastRowLastColumn="0"/>
+            </w:pPr>
+            <w:proofErr w:type="gramStart"/>
+            <w:r>
+              <w:t>Will</w:t>
+            </w:r>
+            <w:proofErr w:type="gramEnd"/>
+            <w:r>
+              <w:t xml:space="preserve"> schnell </w:t>
+            </w:r>
+            <w:proofErr w:type="gramStart"/>
+            <w:r>
+              <w:t>herausfinden</w:t>
+            </w:r>
+            <w:proofErr w:type="gramEnd"/>
+            <w:r>
+              <w:t xml:space="preserve"> ob das Spiel seine Bedürfnisse erfüllt</w:t>
+            </w:r>
+          </w:p>
+          <w:p>
+            <w:pPr>
+              <w:cnfStyle w:val="000000000000" w:firstRow="0" w:lastRow="0" w:firstColumn="0" w:lastColumn="0" w:oddVBand="0" w:evenVBand="0" w:oddHBand="0" w:evenHBand="0" w:firstRowFirstColumn="0" w:firstRowLastColumn="0" w:lastRowFirstColumn="0" w:lastRowLastColumn="0"/>
+            </w:pPr>
+          </w:p>
+        </w:tc>
+        <w:tc>
+          <w:tcPr>
+            <w:tcW w:w="2843" w:type="dxa"/>
+          </w:tcPr>
+          <w:p>
+            <w:pPr>
+              <w:cnfStyle w:val="000000000000" w:firstRow="0" w:lastRow="0" w:firstColumn="0" w:lastColumn="0" w:oddVBand="0" w:evenVBand="0" w:oddHBand="0" w:evenHBand="0" w:firstRowFirstColumn="0" w:firstRowLastColumn="0" w:lastRowFirstColumn="0" w:lastRowLastColumn="0"/>
+            </w:pPr>
+            <w:r>
+              <w:t>Reindenken in ein neues Spiel ist mühsam</w:t>
+            </w:r>
+          </w:p>
+          <w:p>
+            <w:pPr>
+              <w:cnfStyle w:val="000000000000" w:firstRow="0" w:lastRow="0" w:firstColumn="0" w:lastColumn="0" w:oddVBand="0" w:evenVBand="0" w:oddHBand="0" w:evenHBand="0" w:firstRowFirstColumn="0" w:firstRowLastColumn="0" w:lastRowFirstColumn="0" w:lastRowLastColumn="0"/>
+            </w:pPr>
+          </w:p>
+          <w:p>
+            <w:pPr>
+              <w:cnfStyle w:val="000000000000" w:firstRow="0" w:lastRow="0" w:firstColumn="0" w:lastColumn="0" w:oddVBand="0" w:evenVBand="0" w:oddHBand="0" w:evenHBand="0" w:firstRowFirstColumn="0" w:firstRowLastColumn="0" w:lastRowFirstColumn="0" w:lastRowLastColumn="0"/>
+            </w:pPr>
+            <w:r>
+              <w:t>Oft lange Wege bis zum tatsächlichen Spielstart</w:t>
+            </w:r>
+          </w:p>
+          <w:p>
+            <w:pPr>
+              <w:cnfStyle w:val="000000000000" w:firstRow="0" w:lastRow="0" w:firstColumn="0" w:lastColumn="0" w:oddVBand="0" w:evenVBand="0" w:oddHBand="0" w:evenHBand="0" w:firstRowFirstColumn="0" w:firstRowLastColumn="0" w:lastRowFirstColumn="0" w:lastRowLastColumn="0"/>
+            </w:pPr>
+          </w:p>
+        </w:tc>
+        <w:tc>
+          <w:tcPr>
+            <w:tcW w:w="2686" w:type="dxa"/>
+          </w:tcPr>
+          <w:p>
+            <w:pPr>
+              <w:cnfStyle w:val="000000000000" w:firstRow="0" w:lastRow="0" w:firstColumn="0" w:lastColumn="0" w:oddVBand="0" w:evenVBand="0" w:oddHBand="0" w:evenHBand="0" w:firstRowFirstColumn="0" w:firstRowLastColumn="0" w:lastRowFirstColumn="0" w:lastRowLastColumn="0"/>
+            </w:pPr>
+            <w:r>
+              <w:t>Hauptmenü</w:t>
+            </w:r>
+          </w:p>
+          <w:p>
+            <w:pPr>
+              <w:cnfStyle w:val="000000000000" w:firstRow="0" w:lastRow="0" w:firstColumn="0" w:lastColumn="0" w:oddVBand="0" w:evenVBand="0" w:oddHBand="0" w:evenHBand="0" w:firstRowFirstColumn="0" w:firstRowLastColumn="0" w:lastRowFirstColumn="0" w:lastRowLastColumn="0"/>
+            </w:pPr>
+            <w:r>
+              <w:t>Eingabegeräte</w:t>
+            </w:r>
+          </w:p>
+          <w:p>
+            <w:pPr>
+              <w:cnfStyle w:val="000000000000" w:firstRow="0" w:lastRow="0" w:firstColumn="0" w:lastColumn="0" w:oddVBand="0" w:evenVBand="0" w:oddHBand="0" w:evenHBand="0" w:firstRowFirstColumn="0" w:firstRowLastColumn="0" w:lastRowFirstColumn="0" w:lastRowLastColumn="0"/>
+            </w:pPr>
+            <w:r>
+              <w:t>Einstellungen</w:t>
+            </w:r>
+          </w:p>
+          <w:p>
+            <w:pPr>
+              <w:cnfStyle w:val="000000000000" w:firstRow="0" w:lastRow="0" w:firstColumn="0" w:lastColumn="0" w:oddVBand="0" w:evenVBand="0" w:oddHBand="0" w:evenHBand="0" w:firstRowFirstColumn="0" w:firstRowLastColumn="0" w:lastRowFirstColumn="0" w:lastRowLastColumn="0"/>
+            </w:pPr>
+          </w:p>
+        </w:tc>
+      </w:tr>
+      <w:tr>
+        <w:trPr>
+          <w:cnfStyle w:val="000000100000" w:firstRow="0" w:lastRow="0" w:firstColumn="0" w:lastColumn="0" w:oddVBand="0" w:evenVBand="0" w:oddHBand="1" w:evenHBand="0" w:firstRowFirstColumn="0" w:firstRowLastColumn="0" w:lastRowFirstColumn="0" w:lastRowLastColumn="0"/>
+        </w:trPr>
+        <w:tc>
+          <w:tcPr>
+            <w:cnfStyle w:val="001000000000" w:firstRow="0" w:lastRow="0" w:firstColumn="1" w:lastColumn="0" w:oddVBand="0" w:evenVBand="0" w:oddHBand="0" w:evenHBand="0" w:firstRowFirstColumn="0" w:firstRowLastColumn="0" w:lastRowFirstColumn="0" w:lastRowLastColumn="0"/>
+            <w:tcW w:w="1525" w:type="dxa"/>
+          </w:tcPr>
+          <w:p>
+            <w:r>
+              <w:t>Spielmodus wählen</w:t>
+            </w:r>
+          </w:p>
+        </w:tc>
+        <w:tc>
+          <w:tcPr>
+            <w:tcW w:w="3573" w:type="dxa"/>
+          </w:tcPr>
+          <w:p>
+            <w:pPr>
+              <w:cnfStyle w:val="000000100000" w:firstRow="0" w:lastRow="0" w:firstColumn="0" w:lastColumn="0" w:oddVBand="0" w:evenVBand="0" w:oddHBand="1" w:evenHBand="0" w:firstRowFirstColumn="0" w:firstRowLastColumn="0" w:lastRowFirstColumn="0" w:lastRowLastColumn="0"/>
+            </w:pPr>
+            <w:r>
+              <w:t>Sucht einen einfachen Spielmodus der einen Überblick verschafft</w:t>
+            </w:r>
+          </w:p>
+        </w:tc>
+        <w:tc>
+          <w:tcPr>
+            <w:tcW w:w="2843" w:type="dxa"/>
+          </w:tcPr>
+          <w:p>
+            <w:pPr>
+              <w:cnfStyle w:val="000000100000" w:firstRow="0" w:lastRow="0" w:firstColumn="0" w:lastColumn="0" w:oddVBand="0" w:evenVBand="0" w:oddHBand="1" w:evenHBand="0" w:firstRowFirstColumn="0" w:firstRowLastColumn="0" w:lastRowFirstColumn="0" w:lastRowLastColumn="0"/>
+            </w:pPr>
+            <w:proofErr w:type="gramStart"/>
+            <w:r>
+              <w:t>Weiß</w:t>
+            </w:r>
+            <w:proofErr w:type="gramEnd"/>
+            <w:r>
+              <w:t xml:space="preserve"> nicht was die einzelnen Spiel-Modes sind</w:t>
+            </w:r>
+          </w:p>
+          <w:p>
+            <w:pPr>
+              <w:cnfStyle w:val="000000100000" w:firstRow="0" w:lastRow="0" w:firstColumn="0" w:lastColumn="0" w:oddVBand="0" w:evenVBand="0" w:oddHBand="1" w:evenHBand="0" w:firstRowFirstColumn="0" w:firstRowLastColumn="0" w:lastRowFirstColumn="0" w:lastRowLastColumn="0"/>
+            </w:pPr>
+          </w:p>
+          <w:p>
+            <w:pPr>
+              <w:cnfStyle w:val="000000100000" w:firstRow="0" w:lastRow="0" w:firstColumn="0" w:lastColumn="0" w:oddVBand="0" w:evenVBand="0" w:oddHBand="1" w:evenHBand="0" w:firstRowFirstColumn="0" w:firstRowLastColumn="0" w:lastRowFirstColumn="0" w:lastRowLastColumn="0"/>
+            </w:pPr>
+            <w:r>
+              <w:t>Keine Kenntnis über die Auswirkung von Konfigurations-Parametern</w:t>
+            </w:r>
+          </w:p>
+          <w:p>
+            <w:pPr>
+              <w:cnfStyle w:val="000000100000" w:firstRow="0" w:lastRow="0" w:firstColumn="0" w:lastColumn="0" w:oddVBand="0" w:evenVBand="0" w:oddHBand="1" w:evenHBand="0" w:firstRowFirstColumn="0" w:firstRowLastColumn="0" w:lastRowFirstColumn="0" w:lastRowLastColumn="0"/>
+            </w:pPr>
+          </w:p>
+        </w:tc>
+        <w:tc>
+          <w:tcPr>
+            <w:tcW w:w="2686" w:type="dxa"/>
+          </w:tcPr>
+          <w:p>
+            <w:pPr>
+              <w:cnfStyle w:val="000000100000" w:firstRow="0" w:lastRow="0" w:firstColumn="0" w:lastColumn="0" w:oddVBand="0" w:evenVBand="0" w:oddHBand="1" w:evenHBand="0" w:firstRowFirstColumn="0" w:firstRowLastColumn="0" w:lastRowFirstColumn="0" w:lastRowLastColumn="0"/>
+            </w:pPr>
+            <w:r>
+              <w:t>Konfiguration</w:t>
+            </w:r>
+          </w:p>
+          <w:p>
+            <w:pPr>
+              <w:cnfStyle w:val="000000100000" w:firstRow="0" w:lastRow="0" w:firstColumn="0" w:lastColumn="0" w:oddVBand="0" w:evenVBand="0" w:oddHBand="1" w:evenHBand="0" w:firstRowFirstColumn="0" w:firstRowLastColumn="0" w:lastRowFirstColumn="0" w:lastRowLastColumn="0"/>
+            </w:pPr>
+            <w:r>
+              <w:t>Spiele Modes</w:t>
+            </w:r>
+          </w:p>
+          <w:p>
+            <w:pPr>
+              <w:cnfStyle w:val="000000100000" w:firstRow="0" w:lastRow="0" w:firstColumn="0" w:lastColumn="0" w:oddVBand="0" w:evenVBand="0" w:oddHBand="1" w:evenHBand="0" w:firstRowFirstColumn="0" w:firstRowLastColumn="0" w:lastRowFirstColumn="0" w:lastRowLastColumn="0"/>
+            </w:pPr>
+          </w:p>
+        </w:tc>
+      </w:tr>
+      <w:tr>
+        <w:tc>
+          <w:tcPr>
+            <w:cnfStyle w:val="001000000000" w:firstRow="0" w:lastRow="0" w:firstColumn="1" w:lastColumn="0" w:oddVBand="0" w:evenVBand="0" w:oddHBand="0" w:evenHBand="0" w:firstRowFirstColumn="0" w:firstRowLastColumn="0" w:lastRowFirstColumn="0" w:lastRowLastColumn="0"/>
+            <w:tcW w:w="1525" w:type="dxa"/>
+          </w:tcPr>
+          <w:p>
+            <w:r>
+              <w:t>Spielen</w:t>
+            </w:r>
+          </w:p>
+        </w:tc>
+        <w:tc>
+          <w:tcPr>
+            <w:tcW w:w="3573" w:type="dxa"/>
+          </w:tcPr>
+          <w:p>
+            <w:pPr>
+              <w:cnfStyle w:val="000000000000" w:firstRow="0" w:lastRow="0" w:firstColumn="0" w:lastColumn="0" w:oddVBand="0" w:evenVBand="0" w:oddHBand="0" w:evenHBand="0" w:firstRowFirstColumn="0" w:firstRowLastColumn="0" w:lastRowFirstColumn="0" w:lastRowLastColumn="0"/>
+            </w:pPr>
+            <w:proofErr w:type="gramStart"/>
+            <w:r>
+              <w:t>Will</w:t>
+            </w:r>
+            <w:proofErr w:type="gramEnd"/>
+            <w:r>
+              <w:t xml:space="preserve"> schnell einen Überblick über die Steuerung und eingabe-Möglichkeiten haben</w:t>
+            </w:r>
+          </w:p>
+          <w:p>
+            <w:pPr>
+              <w:cnfStyle w:val="000000000000" w:firstRow="0" w:lastRow="0" w:firstColumn="0" w:lastColumn="0" w:oddVBand="0" w:evenVBand="0" w:oddHBand="0" w:evenHBand="0" w:firstRowFirstColumn="0" w:firstRowLastColumn="0" w:lastRowFirstColumn="0" w:lastRowLastColumn="0"/>
+            </w:pPr>
+          </w:p>
+          <w:p>
+            <w:pPr>
+              <w:cnfStyle w:val="000000000000" w:firstRow="0" w:lastRow="0" w:firstColumn="0" w:lastColumn="0" w:oddVBand="0" w:evenVBand="0" w:oddHBand="0" w:evenHBand="0" w:firstRowFirstColumn="0" w:firstRowLastColumn="0" w:lastRowFirstColumn="0" w:lastRowLastColumn="0"/>
+            </w:pPr>
+            <w:proofErr w:type="gramStart"/>
+            <w:r>
+              <w:t>Will</w:t>
+            </w:r>
+            <w:proofErr w:type="gramEnd"/>
+            <w:r>
+              <w:t xml:space="preserve"> schnell einen Eindruck über das Spielerlebnis bekommen</w:t>
+            </w:r>
+          </w:p>
+          <w:p>
+            <w:pPr>
+              <w:cnfStyle w:val="000000000000" w:firstRow="0" w:lastRow="0" w:firstColumn="0" w:lastColumn="0" w:oddVBand="0" w:evenVBand="0" w:oddHBand="0" w:evenHBand="0" w:firstRowFirstColumn="0" w:firstRowLastColumn="0" w:lastRowFirstColumn="0" w:lastRowLastColumn="0"/>
+            </w:pPr>
+          </w:p>
+          <w:p>
+            <w:pPr>
+              <w:cnfStyle w:val="000000000000" w:firstRow="0" w:lastRow="0" w:firstColumn="0" w:lastColumn="0" w:oddVBand="0" w:evenVBand="0" w:oddHBand="0" w:evenHBand="0" w:firstRowFirstColumn="0" w:firstRowLastColumn="0" w:lastRowFirstColumn="0" w:lastRowLastColumn="0"/>
+            </w:pPr>
+            <w:r>
+              <w:t xml:space="preserve">Will die Möglichkeiten </w:t>
+            </w:r>
+            <w:proofErr w:type="gramStart"/>
+            <w:r>
+              <w:t>erkennen</w:t>
+            </w:r>
+            <w:proofErr w:type="gramEnd"/>
+            <w:r>
+              <w:t xml:space="preserve"> ohne überfordert zu sein</w:t>
+            </w:r>
+          </w:p>
+          <w:p>
+            <w:pPr>
+              <w:cnfStyle w:val="000000000000" w:firstRow="0" w:lastRow="0" w:firstColumn="0" w:lastColumn="0" w:oddVBand="0" w:evenVBand="0" w:oddHBand="0" w:evenHBand="0" w:firstRowFirstColumn="0" w:firstRowLastColumn="0" w:lastRowFirstColumn="0" w:lastRowLastColumn="0"/>
+            </w:pPr>
+          </w:p>
+        </w:tc>
+        <w:tc>
+          <w:tcPr>
+            <w:tcW w:w="2843" w:type="dxa"/>
+          </w:tcPr>
+          <w:p>
+            <w:pPr>
+              <w:cnfStyle w:val="000000000000" w:firstRow="0" w:lastRow="0" w:firstColumn="0" w:lastColumn="0" w:oddVBand="0" w:evenVBand="0" w:oddHBand="0" w:evenHBand="0" w:firstRowFirstColumn="0" w:firstRowLastColumn="0" w:lastRowFirstColumn="0" w:lastRowLastColumn="0"/>
+            </w:pPr>
+            <w:r>
+              <w:t xml:space="preserve">Kennt ähnliche Spiele </w:t>
+            </w:r>
+            <w:proofErr w:type="gramStart"/>
+            <w:r>
+              <w:t>der selben</w:t>
+            </w:r>
+            <w:proofErr w:type="gramEnd"/>
+            <w:r>
+              <w:t xml:space="preserve"> Genre</w:t>
+            </w:r>
+          </w:p>
+          <w:p>
+            <w:pPr>
+              <w:cnfStyle w:val="000000000000" w:firstRow="0" w:lastRow="0" w:firstColumn="0" w:lastColumn="0" w:oddVBand="0" w:evenVBand="0" w:oddHBand="0" w:evenHBand="0" w:firstRowFirstColumn="0" w:firstRowLastColumn="0" w:lastRowFirstColumn="0" w:lastRowLastColumn="0"/>
+            </w:pPr>
+          </w:p>
+          <w:p>
+            <w:pPr>
+              <w:cnfStyle w:val="000000000000" w:firstRow="0" w:lastRow="0" w:firstColumn="0" w:lastColumn="0" w:oddVBand="0" w:evenVBand="0" w:oddHBand="0" w:evenHBand="0" w:firstRowFirstColumn="0" w:firstRowLastColumn="0" w:lastRowFirstColumn="0" w:lastRowLastColumn="0"/>
+            </w:pPr>
+            <w:r>
+              <w:t>Kennt Standard Tasten-Belegungen von ähnlichen Spielen</w:t>
+            </w:r>
+          </w:p>
+          <w:p>
+            <w:pPr>
+              <w:cnfStyle w:val="000000000000" w:firstRow="0" w:lastRow="0" w:firstColumn="0" w:lastColumn="0" w:oddVBand="0" w:evenVBand="0" w:oddHBand="0" w:evenHBand="0" w:firstRowFirstColumn="0" w:firstRowLastColumn="0" w:lastRowFirstColumn="0" w:lastRowLastColumn="0"/>
+            </w:pPr>
+          </w:p>
+        </w:tc>
+        <w:tc>
+          <w:tcPr>
+            <w:tcW w:w="2686" w:type="dxa"/>
+          </w:tcPr>
+          <w:p>
+            <w:pPr>
+              <w:cnfStyle w:val="000000000000" w:firstRow="0" w:lastRow="0" w:firstColumn="0" w:lastColumn="0" w:oddVBand="0" w:evenVBand="0" w:oddHBand="0" w:evenHBand="0" w:firstRowFirstColumn="0" w:firstRowLastColumn="0" w:lastRowFirstColumn="0" w:lastRowLastColumn="0"/>
+            </w:pPr>
+            <w:r>
+              <w:t>Spiel</w:t>
+            </w:r>
+          </w:p>
+          <w:p>
+            <w:pPr>
+              <w:cnfStyle w:val="000000000000" w:firstRow="0" w:lastRow="0" w:firstColumn="0" w:lastColumn="0" w:oddVBand="0" w:evenVBand="0" w:oddHBand="0" w:evenHBand="0" w:firstRowFirstColumn="0" w:firstRowLastColumn="0" w:lastRowFirstColumn="0" w:lastRowLastColumn="0"/>
+            </w:pPr>
+            <w:r>
+              <w:t xml:space="preserve">Zwischensequenzen / </w:t>
+            </w:r>
+            <w:proofErr w:type="spellStart"/>
+            <w:r>
+              <w:t>Modifying</w:t>
+            </w:r>
+            <w:proofErr w:type="spellEnd"/>
+            <w:r>
+              <w:t xml:space="preserve"> Mode</w:t>
+            </w:r>
+          </w:p>
+          <w:p>
+            <w:pPr>
+              <w:cnfStyle w:val="000000000000" w:firstRow="0" w:lastRow="0" w:firstColumn="0" w:lastColumn="0" w:oddVBand="0" w:evenVBand="0" w:oddHBand="0" w:evenHBand="0" w:firstRowFirstColumn="0" w:firstRowLastColumn="0" w:lastRowFirstColumn="0" w:lastRowLastColumn="0"/>
+            </w:pPr>
+            <w:r>
+              <w:t>Steuerung</w:t>
+            </w:r>
+          </w:p>
+          <w:p>
+            <w:pPr>
+              <w:cnfStyle w:val="000000000000" w:firstRow="0" w:lastRow="0" w:firstColumn="0" w:lastColumn="0" w:oddVBand="0" w:evenVBand="0" w:oddHBand="0" w:evenHBand="0" w:firstRowFirstColumn="0" w:firstRowLastColumn="0" w:lastRowFirstColumn="0" w:lastRowLastColumn="0"/>
+            </w:pPr>
+          </w:p>
+        </w:tc>
+      </w:tr>
+    </w:tbl>
+    <w:p/>
+    <w:p>
+      <w:r>
+        <w:t>UI-Anforderungen</w:t>
+      </w:r>
+      <w:r>
+        <w:t>:</w:t>
+      </w:r>
+    </w:p>
+    <w:p>
+      <w:pPr>
+        <w:numPr>
+          <w:ilvl w:val="0"/>
+          <w:numId w:val="4"/>
+        </w:numPr>
+      </w:pPr>
+      <w:r>
+        <w:t xml:space="preserve">Spielerführung ohne den Fortschritt </w:t>
+      </w:r>
+      <w:proofErr w:type="spellStart"/>
+      <w:r>
+        <w:t>aufzuhalte</w:t>
+      </w:r>
+      <w:proofErr w:type="spellEnd"/>
+    </w:p>
+    <w:p>
+      <w:pPr>
+        <w:numPr>
+          <w:ilvl w:val="0"/>
+          <w:numId w:val="4"/>
+        </w:numPr>
+      </w:pPr>
+      <w:r>
+        <w:t>Kompakter Eindruck über die Möglichkeiten die es gibt</w:t>
+      </w:r>
+    </w:p>
+    <w:p>
+      <w:pPr>
+        <w:pStyle w:val="berschrift2"/>
+      </w:pPr>
+      <w:r>
+        <w:lastRenderedPageBreak/>
+        <w:t>Startet Spiel von Gestern wieder</w:t>
+      </w:r>
+    </w:p>
+    <w:p/>
+    <w:tbl>
+      <w:tblPr>
+        <w:tblStyle w:val="Gitternetztabelle5dunkelAkzent2"/>
+        <w:tblW w:w="10627" w:type="dxa"/>
+        <w:tblLook w:val="04A0" w:firstRow="1" w:lastRow="0" w:firstColumn="1" w:lastColumn="0" w:noHBand="0" w:noVBand="1"/>
+      </w:tblPr>
+      <w:tblGrid>
+        <w:gridCol w:w="1528"/>
+        <w:gridCol w:w="3218"/>
+        <w:gridCol w:w="3211"/>
+        <w:gridCol w:w="2670"/>
+      </w:tblGrid>
+      <w:tr>
+        <w:trPr>
+          <w:cnfStyle w:val="100000000000" w:firstRow="1" w:lastRow="0" w:firstColumn="0" w:lastColumn="0" w:oddVBand="0" w:evenVBand="0" w:oddHBand="0" w:evenHBand="0" w:firstRowFirstColumn="0" w:firstRowLastColumn="0" w:lastRowFirstColumn="0" w:lastRowLastColumn="0"/>
+        </w:trPr>
+        <w:tc>
+          <w:tcPr>
+            <w:cnfStyle w:val="001000000000" w:firstRow="0" w:lastRow="0" w:firstColumn="1" w:lastColumn="0" w:oddVBand="0" w:evenVBand="0" w:oddHBand="0" w:evenHBand="0" w:firstRowFirstColumn="0" w:firstRowLastColumn="0" w:lastRowFirstColumn="0" w:lastRowLastColumn="0"/>
+            <w:tcW w:w="1417" w:type="dxa"/>
+          </w:tcPr>
+          <w:p/>
+        </w:tc>
+        <w:tc>
+          <w:tcPr>
+            <w:tcW w:w="3256" w:type="dxa"/>
+          </w:tcPr>
+          <w:p>
+            <w:pPr>
+              <w:cnfStyle w:val="100000000000" w:firstRow="1" w:lastRow="0" w:firstColumn="0" w:lastColumn="0" w:oddVBand="0" w:evenVBand="0" w:oddHBand="0" w:evenHBand="0" w:firstRowFirstColumn="0" w:firstRowLastColumn="0" w:lastRowFirstColumn="0" w:lastRowLastColumn="0"/>
+            </w:pPr>
+            <w:r>
+              <w:t>Bedürfnisse /</w:t>
+            </w:r>
+          </w:p>
+          <w:p>
+            <w:pPr>
+              <w:cnfStyle w:val="100000000000" w:firstRow="1" w:lastRow="0" w:firstColumn="0" w:lastColumn="0" w:oddVBand="0" w:evenVBand="0" w:oddHBand="0" w:evenHBand="0" w:firstRowFirstColumn="0" w:firstRowLastColumn="0" w:lastRowFirstColumn="0" w:lastRowLastColumn="0"/>
+            </w:pPr>
+            <w:r>
+              <w:t>Aufgaben</w:t>
+            </w:r>
+          </w:p>
+        </w:tc>
+        <w:tc>
+          <w:tcPr>
+            <w:tcW w:w="3260" w:type="dxa"/>
+          </w:tcPr>
+          <w:p>
+            <w:pPr>
+              <w:cnfStyle w:val="100000000000" w:firstRow="1" w:lastRow="0" w:firstColumn="0" w:lastColumn="0" w:oddVBand="0" w:evenVBand="0" w:oddHBand="0" w:evenHBand="0" w:firstRowFirstColumn="0" w:firstRowLastColumn="0" w:lastRowFirstColumn="0" w:lastRowLastColumn="0"/>
+            </w:pPr>
+            <w:r>
+              <w:t>Erfahrungen</w:t>
+            </w:r>
+          </w:p>
+        </w:tc>
+        <w:tc>
+          <w:tcPr>
+            <w:tcW w:w="2694" w:type="dxa"/>
+          </w:tcPr>
+          <w:p>
+            <w:pPr>
+              <w:cnfStyle w:val="100000000000" w:firstRow="1" w:lastRow="0" w:firstColumn="0" w:lastColumn="0" w:oddVBand="0" w:evenVBand="0" w:oddHBand="0" w:evenHBand="0" w:firstRowFirstColumn="0" w:firstRowLastColumn="0" w:lastRowFirstColumn="0" w:lastRowLastColumn="0"/>
+            </w:pPr>
+            <w:r>
+              <w:t>Kontaktpunkte</w:t>
+            </w:r>
+          </w:p>
+        </w:tc>
+      </w:tr>
+      <w:tr>
+        <w:trPr>
+          <w:cnfStyle w:val="000000100000" w:firstRow="0" w:lastRow="0" w:firstColumn="0" w:lastColumn="0" w:oddVBand="0" w:evenVBand="0" w:oddHBand="1" w:evenHBand="0" w:firstRowFirstColumn="0" w:firstRowLastColumn="0" w:lastRowFirstColumn="0" w:lastRowLastColumn="0"/>
+        </w:trPr>
+        <w:tc>
+          <w:tcPr>
+            <w:cnfStyle w:val="001000000000" w:firstRow="0" w:lastRow="0" w:firstColumn="1" w:lastColumn="0" w:oddVBand="0" w:evenVBand="0" w:oddHBand="0" w:evenHBand="0" w:firstRowFirstColumn="0" w:firstRowLastColumn="0" w:lastRowFirstColumn="0" w:lastRowLastColumn="0"/>
+            <w:tcW w:w="1417" w:type="dxa"/>
+          </w:tcPr>
+          <w:p>
+            <w:r>
+              <w:t>Entscheidet sich für das Spiel</w:t>
+            </w:r>
+          </w:p>
+        </w:tc>
+        <w:tc>
+          <w:tcPr>
+            <w:tcW w:w="3256" w:type="dxa"/>
+          </w:tcPr>
+          <w:p>
+            <w:pPr>
+              <w:cnfStyle w:val="000000100000" w:firstRow="0" w:lastRow="0" w:firstColumn="0" w:lastColumn="0" w:oddVBand="0" w:evenVBand="0" w:oddHBand="1" w:evenHBand="0" w:firstRowFirstColumn="0" w:firstRowLastColumn="0" w:lastRowFirstColumn="0" w:lastRowLastColumn="0"/>
+            </w:pPr>
+            <w:proofErr w:type="gramStart"/>
+            <w:r>
+              <w:t>Will</w:t>
+            </w:r>
+            <w:proofErr w:type="gramEnd"/>
+            <w:r>
+              <w:t xml:space="preserve"> den Run von gestern fertig Spielen</w:t>
+            </w:r>
+          </w:p>
+          <w:p>
+            <w:pPr>
+              <w:cnfStyle w:val="000000100000" w:firstRow="0" w:lastRow="0" w:firstColumn="0" w:lastColumn="0" w:oddVBand="0" w:evenVBand="0" w:oddHBand="1" w:evenHBand="0" w:firstRowFirstColumn="0" w:firstRowLastColumn="0" w:lastRowFirstColumn="0" w:lastRowLastColumn="0"/>
+            </w:pPr>
+          </w:p>
+          <w:p>
+            <w:pPr>
+              <w:cnfStyle w:val="000000100000" w:firstRow="0" w:lastRow="0" w:firstColumn="0" w:lastColumn="0" w:oddVBand="0" w:evenVBand="0" w:oddHBand="1" w:evenHBand="0" w:firstRowFirstColumn="0" w:firstRowLastColumn="0" w:lastRowFirstColumn="0" w:lastRowLastColumn="0"/>
+            </w:pPr>
+            <w:proofErr w:type="gramStart"/>
+            <w:r>
+              <w:t>Muss</w:t>
+            </w:r>
+            <w:proofErr w:type="gramEnd"/>
+            <w:r>
+              <w:t xml:space="preserve"> den PC und das Spiel starten</w:t>
+            </w:r>
+          </w:p>
+          <w:p>
+            <w:pPr>
+              <w:cnfStyle w:val="000000100000" w:firstRow="0" w:lastRow="0" w:firstColumn="0" w:lastColumn="0" w:oddVBand="0" w:evenVBand="0" w:oddHBand="1" w:evenHBand="0" w:firstRowFirstColumn="0" w:firstRowLastColumn="0" w:lastRowFirstColumn="0" w:lastRowLastColumn="0"/>
+            </w:pPr>
+          </w:p>
+        </w:tc>
+        <w:tc>
+          <w:tcPr>
+            <w:tcW w:w="3260" w:type="dxa"/>
+          </w:tcPr>
+          <w:p>
+            <w:pPr>
+              <w:cnfStyle w:val="000000100000" w:firstRow="0" w:lastRow="0" w:firstColumn="0" w:lastColumn="0" w:oddVBand="0" w:evenVBand="0" w:oddHBand="1" w:evenHBand="0" w:firstRowFirstColumn="0" w:firstRowLastColumn="0" w:lastRowFirstColumn="0" w:lastRowLastColumn="0"/>
+            </w:pPr>
+          </w:p>
+          <w:p>
+            <w:pPr>
+              <w:cnfStyle w:val="000000100000" w:firstRow="0" w:lastRow="0" w:firstColumn="0" w:lastColumn="0" w:oddVBand="0" w:evenVBand="0" w:oddHBand="1" w:evenHBand="0" w:firstRowFirstColumn="0" w:firstRowLastColumn="0" w:lastRowFirstColumn="0" w:lastRowLastColumn="0"/>
+            </w:pPr>
+            <w:r>
+              <w:t>Kenntnis über Ladedauer</w:t>
+            </w:r>
+          </w:p>
+        </w:tc>
+        <w:tc>
+          <w:tcPr>
+            <w:tcW w:w="2694" w:type="dxa"/>
+          </w:tcPr>
+          <w:p>
+            <w:pPr>
+              <w:cnfStyle w:val="000000100000" w:firstRow="0" w:lastRow="0" w:firstColumn="0" w:lastColumn="0" w:oddVBand="0" w:evenVBand="0" w:oddHBand="1" w:evenHBand="0" w:firstRowFirstColumn="0" w:firstRowLastColumn="0" w:lastRowFirstColumn="0" w:lastRowLastColumn="0"/>
+            </w:pPr>
+            <w:r>
+              <w:t>Computer</w:t>
+            </w:r>
+          </w:p>
+          <w:p>
+            <w:pPr>
+              <w:cnfStyle w:val="000000100000" w:firstRow="0" w:lastRow="0" w:firstColumn="0" w:lastColumn="0" w:oddVBand="0" w:evenVBand="0" w:oddHBand="1" w:evenHBand="0" w:firstRowFirstColumn="0" w:firstRowLastColumn="0" w:lastRowFirstColumn="0" w:lastRowLastColumn="0"/>
+            </w:pPr>
+            <w:r>
+              <w:t>Betriebssystem</w:t>
+            </w:r>
+          </w:p>
+          <w:p>
+            <w:pPr>
+              <w:cnfStyle w:val="000000100000" w:firstRow="0" w:lastRow="0" w:firstColumn="0" w:lastColumn="0" w:oddVBand="0" w:evenVBand="0" w:oddHBand="1" w:evenHBand="0" w:firstRowFirstColumn="0" w:firstRowLastColumn="0" w:lastRowFirstColumn="0" w:lastRowLastColumn="0"/>
+            </w:pPr>
+          </w:p>
+        </w:tc>
+      </w:tr>
+      <w:tr>
+        <w:tc>
+          <w:tcPr>
+            <w:cnfStyle w:val="001000000000" w:firstRow="0" w:lastRow="0" w:firstColumn="1" w:lastColumn="0" w:oddVBand="0" w:evenVBand="0" w:oddHBand="0" w:evenHBand="0" w:firstRowFirstColumn="0" w:firstRowLastColumn="0" w:lastRowFirstColumn="0" w:lastRowLastColumn="0"/>
+            <w:tcW w:w="1417" w:type="dxa"/>
+          </w:tcPr>
+          <w:p>
+            <w:r>
+              <w:t>Spielstand laden</w:t>
+            </w:r>
+          </w:p>
+        </w:tc>
+        <w:tc>
+          <w:tcPr>
+            <w:tcW w:w="3256" w:type="dxa"/>
+          </w:tcPr>
+          <w:p>
+            <w:pPr>
+              <w:cnfStyle w:val="000000000000" w:firstRow="0" w:lastRow="0" w:firstColumn="0" w:lastColumn="0" w:oddVBand="0" w:evenVBand="0" w:oddHBand="0" w:evenHBand="0" w:firstRowFirstColumn="0" w:firstRowLastColumn="0" w:lastRowFirstColumn="0" w:lastRowLastColumn="0"/>
+            </w:pPr>
+            <w:r>
+              <w:t>Schnell in dem Spiel ankommen</w:t>
+            </w:r>
+          </w:p>
+          <w:p>
+            <w:pPr>
+              <w:cnfStyle w:val="000000000000" w:firstRow="0" w:lastRow="0" w:firstColumn="0" w:lastColumn="0" w:oddVBand="0" w:evenVBand="0" w:oddHBand="0" w:evenHBand="0" w:firstRowFirstColumn="0" w:firstRowLastColumn="0" w:lastRowFirstColumn="0" w:lastRowLastColumn="0"/>
+            </w:pPr>
+          </w:p>
+          <w:p>
+            <w:pPr>
+              <w:cnfStyle w:val="000000000000" w:firstRow="0" w:lastRow="0" w:firstColumn="0" w:lastColumn="0" w:oddVBand="0" w:evenVBand="0" w:oddHBand="0" w:evenHBand="0" w:firstRowFirstColumn="0" w:firstRowLastColumn="0" w:lastRowFirstColumn="0" w:lastRowLastColumn="0"/>
+            </w:pPr>
+            <w:r>
+              <w:t>Wiedereinfinden in den Spielstand</w:t>
+            </w:r>
+          </w:p>
+          <w:p>
+            <w:pPr>
+              <w:cnfStyle w:val="000000000000" w:firstRow="0" w:lastRow="0" w:firstColumn="0" w:lastColumn="0" w:oddVBand="0" w:evenVBand="0" w:oddHBand="0" w:evenHBand="0" w:firstRowFirstColumn="0" w:firstRowLastColumn="0" w:lastRowFirstColumn="0" w:lastRowLastColumn="0"/>
+            </w:pPr>
+          </w:p>
+        </w:tc>
+        <w:tc>
+          <w:tcPr>
+            <w:tcW w:w="3260" w:type="dxa"/>
+          </w:tcPr>
+          <w:p>
+            <w:pPr>
+              <w:cnfStyle w:val="000000000000" w:firstRow="0" w:lastRow="0" w:firstColumn="0" w:lastColumn="0" w:oddVBand="0" w:evenVBand="0" w:oddHBand="0" w:evenHBand="0" w:firstRowFirstColumn="0" w:firstRowLastColumn="0" w:lastRowFirstColumn="0" w:lastRowLastColumn="0"/>
+            </w:pPr>
+            <w:r>
+              <w:t>Welche Buttons werden benötigt</w:t>
+            </w:r>
+          </w:p>
+          <w:p>
+            <w:pPr>
+              <w:cnfStyle w:val="000000000000" w:firstRow="0" w:lastRow="0" w:firstColumn="0" w:lastColumn="0" w:oddVBand="0" w:evenVBand="0" w:oddHBand="0" w:evenHBand="0" w:firstRowFirstColumn="0" w:firstRowLastColumn="0" w:lastRowFirstColumn="0" w:lastRowLastColumn="0"/>
+            </w:pPr>
+          </w:p>
+          <w:p>
+            <w:pPr>
+              <w:cnfStyle w:val="000000000000" w:firstRow="0" w:lastRow="0" w:firstColumn="0" w:lastColumn="0" w:oddVBand="0" w:evenVBand="0" w:oddHBand="0" w:evenHBand="0" w:firstRowFirstColumn="0" w:firstRowLastColumn="0" w:lastRowFirstColumn="0" w:lastRowLastColumn="0"/>
+            </w:pPr>
+            <w:r>
+              <w:t xml:space="preserve">Spielstand wurde </w:t>
+            </w:r>
+            <w:proofErr w:type="gramStart"/>
+            <w:r>
+              <w:t>beim beenden</w:t>
+            </w:r>
+            <w:proofErr w:type="gramEnd"/>
+            <w:r>
+              <w:t xml:space="preserve"> gespeichert</w:t>
+            </w:r>
+          </w:p>
+          <w:p>
+            <w:pPr>
+              <w:cnfStyle w:val="000000000000" w:firstRow="0" w:lastRow="0" w:firstColumn="0" w:lastColumn="0" w:oddVBand="0" w:evenVBand="0" w:oddHBand="0" w:evenHBand="0" w:firstRowFirstColumn="0" w:firstRowLastColumn="0" w:lastRowFirstColumn="0" w:lastRowLastColumn="0"/>
+            </w:pPr>
+          </w:p>
+        </w:tc>
+        <w:tc>
+          <w:tcPr>
+            <w:tcW w:w="2694" w:type="dxa"/>
+          </w:tcPr>
+          <w:p>
+            <w:pPr>
+              <w:cnfStyle w:val="000000000000" w:firstRow="0" w:lastRow="0" w:firstColumn="0" w:lastColumn="0" w:oddVBand="0" w:evenVBand="0" w:oddHBand="0" w:evenHBand="0" w:firstRowFirstColumn="0" w:firstRowLastColumn="0" w:lastRowFirstColumn="0" w:lastRowLastColumn="0"/>
+            </w:pPr>
+          </w:p>
+          <w:p>
+            <w:pPr>
+              <w:cnfStyle w:val="000000000000" w:firstRow="0" w:lastRow="0" w:firstColumn="0" w:lastColumn="0" w:oddVBand="0" w:evenVBand="0" w:oddHBand="0" w:evenHBand="0" w:firstRowFirstColumn="0" w:firstRowLastColumn="0" w:lastRowFirstColumn="0" w:lastRowLastColumn="0"/>
+            </w:pPr>
+            <w:r>
+              <w:t>Hauptmenü</w:t>
+            </w:r>
+          </w:p>
+          <w:p>
+            <w:pPr>
+              <w:cnfStyle w:val="000000000000" w:firstRow="0" w:lastRow="0" w:firstColumn="0" w:lastColumn="0" w:oddVBand="0" w:evenVBand="0" w:oddHBand="0" w:evenHBand="0" w:firstRowFirstColumn="0" w:firstRowLastColumn="0" w:lastRowFirstColumn="0" w:lastRowLastColumn="0"/>
+            </w:pPr>
+            <w:r>
+              <w:t>Ladebildschirm</w:t>
+            </w:r>
+          </w:p>
+          <w:p>
+            <w:pPr>
+              <w:cnfStyle w:val="000000000000" w:firstRow="0" w:lastRow="0" w:firstColumn="0" w:lastColumn="0" w:oddVBand="0" w:evenVBand="0" w:oddHBand="0" w:evenHBand="0" w:firstRowFirstColumn="0" w:firstRowLastColumn="0" w:lastRowFirstColumn="0" w:lastRowLastColumn="0"/>
+            </w:pPr>
+          </w:p>
+        </w:tc>
+      </w:tr>
+      <w:tr>
+        <w:trPr>
+          <w:cnfStyle w:val="000000100000" w:firstRow="0" w:lastRow="0" w:firstColumn="0" w:lastColumn="0" w:oddVBand="0" w:evenVBand="0" w:oddHBand="1" w:evenHBand="0" w:firstRowFirstColumn="0" w:firstRowLastColumn="0" w:lastRowFirstColumn="0" w:lastRowLastColumn="0"/>
+        </w:trPr>
+        <w:tc>
+          <w:tcPr>
+            <w:cnfStyle w:val="001000000000" w:firstRow="0" w:lastRow="0" w:firstColumn="1" w:lastColumn="0" w:oddVBand="0" w:evenVBand="0" w:oddHBand="0" w:evenHBand="0" w:firstRowFirstColumn="0" w:firstRowLastColumn="0" w:lastRowFirstColumn="0" w:lastRowLastColumn="0"/>
+            <w:tcW w:w="1417" w:type="dxa"/>
+          </w:tcPr>
+          <w:p>
+            <w:r>
+              <w:t>Spielen</w:t>
+            </w:r>
+          </w:p>
+        </w:tc>
+        <w:tc>
+          <w:tcPr>
+            <w:tcW w:w="3256" w:type="dxa"/>
+          </w:tcPr>
+          <w:p>
+            <w:pPr>
+              <w:cnfStyle w:val="000000100000" w:firstRow="0" w:lastRow="0" w:firstColumn="0" w:lastColumn="0" w:oddVBand="0" w:evenVBand="0" w:oddHBand="1" w:evenHBand="0" w:firstRowFirstColumn="0" w:firstRowLastColumn="0" w:lastRowFirstColumn="0" w:lastRowLastColumn="0"/>
+            </w:pPr>
+            <w:r>
+              <w:t>Kugel so lang wie möglich auf dem Spielfeld halten</w:t>
+            </w:r>
+          </w:p>
+          <w:p>
+            <w:pPr>
+              <w:cnfStyle w:val="000000100000" w:firstRow="0" w:lastRow="0" w:firstColumn="0" w:lastColumn="0" w:oddVBand="0" w:evenVBand="0" w:oddHBand="1" w:evenHBand="0" w:firstRowFirstColumn="0" w:firstRowLastColumn="0" w:lastRowFirstColumn="0" w:lastRowLastColumn="0"/>
+            </w:pPr>
+          </w:p>
+          <w:p>
+            <w:pPr>
+              <w:cnfStyle w:val="000000100000" w:firstRow="0" w:lastRow="0" w:firstColumn="0" w:lastColumn="0" w:oddVBand="0" w:evenVBand="0" w:oddHBand="1" w:evenHBand="0" w:firstRowFirstColumn="0" w:firstRowLastColumn="0" w:lastRowFirstColumn="0" w:lastRowLastColumn="0"/>
+            </w:pPr>
+            <w:r>
+              <w:t>Bosse besiegen</w:t>
+            </w:r>
+          </w:p>
+          <w:p>
+            <w:pPr>
+              <w:cnfStyle w:val="000000100000" w:firstRow="0" w:lastRow="0" w:firstColumn="0" w:lastColumn="0" w:oddVBand="0" w:evenVBand="0" w:oddHBand="1" w:evenHBand="0" w:firstRowFirstColumn="0" w:firstRowLastColumn="0" w:lastRowFirstColumn="0" w:lastRowLastColumn="0"/>
+            </w:pPr>
+          </w:p>
+          <w:p>
+            <w:pPr>
+              <w:cnfStyle w:val="000000100000" w:firstRow="0" w:lastRow="0" w:firstColumn="0" w:lastColumn="0" w:oddVBand="0" w:evenVBand="0" w:oddHBand="1" w:evenHBand="0" w:firstRowFirstColumn="0" w:firstRowLastColumn="0" w:lastRowFirstColumn="0" w:lastRowLastColumn="0"/>
+            </w:pPr>
+            <w:r>
+              <w:t>Punkte und Coins machen</w:t>
+            </w:r>
+          </w:p>
+          <w:p>
+            <w:pPr>
+              <w:cnfStyle w:val="000000100000" w:firstRow="0" w:lastRow="0" w:firstColumn="0" w:lastColumn="0" w:oddVBand="0" w:evenVBand="0" w:oddHBand="1" w:evenHBand="0" w:firstRowFirstColumn="0" w:firstRowLastColumn="0" w:lastRowFirstColumn="0" w:lastRowLastColumn="0"/>
+            </w:pPr>
+          </w:p>
+        </w:tc>
+        <w:tc>
+          <w:tcPr>
+            <w:tcW w:w="3260" w:type="dxa"/>
+          </w:tcPr>
+          <w:p>
+            <w:pPr>
+              <w:cnfStyle w:val="000000100000" w:firstRow="0" w:lastRow="0" w:firstColumn="0" w:lastColumn="0" w:oddVBand="0" w:evenVBand="0" w:oddHBand="1" w:evenHBand="0" w:firstRowFirstColumn="0" w:firstRowLastColumn="0" w:lastRowFirstColumn="0" w:lastRowLastColumn="0"/>
+            </w:pPr>
+            <w:r>
+              <w:t>Spiel bereits öfters gespielt</w:t>
+            </w:r>
+          </w:p>
+        </w:tc>
+        <w:tc>
+          <w:tcPr>
+            <w:tcW w:w="2694" w:type="dxa"/>
+          </w:tcPr>
+          <w:p>
+            <w:pPr>
+              <w:cnfStyle w:val="000000100000" w:firstRow="0" w:lastRow="0" w:firstColumn="0" w:lastColumn="0" w:oddVBand="0" w:evenVBand="0" w:oddHBand="1" w:evenHBand="0" w:firstRowFirstColumn="0" w:firstRowLastColumn="0" w:lastRowFirstColumn="0" w:lastRowLastColumn="0"/>
+            </w:pPr>
+            <w:proofErr w:type="spellStart"/>
+            <w:r>
+              <w:t>Modifying</w:t>
+            </w:r>
+            <w:proofErr w:type="spellEnd"/>
+            <w:r>
+              <w:t xml:space="preserve"> Mode</w:t>
+            </w:r>
+          </w:p>
+          <w:p>
+            <w:pPr>
+              <w:cnfStyle w:val="000000100000" w:firstRow="0" w:lastRow="0" w:firstColumn="0" w:lastColumn="0" w:oddVBand="0" w:evenVBand="0" w:oddHBand="1" w:evenHBand="0" w:firstRowFirstColumn="0" w:firstRowLastColumn="0" w:lastRowFirstColumn="0" w:lastRowLastColumn="0"/>
+            </w:pPr>
+            <w:r>
+              <w:t>Spiel Mode</w:t>
+            </w:r>
+          </w:p>
+          <w:p>
+            <w:pPr>
+              <w:cnfStyle w:val="000000100000" w:firstRow="0" w:lastRow="0" w:firstColumn="0" w:lastColumn="0" w:oddVBand="0" w:evenVBand="0" w:oddHBand="1" w:evenHBand="0" w:firstRowFirstColumn="0" w:firstRowLastColumn="0" w:lastRowFirstColumn="0" w:lastRowLastColumn="0"/>
+            </w:pPr>
+          </w:p>
+        </w:tc>
+      </w:tr>
+    </w:tbl>
+    <w:p/>
+    <w:p>
+      <w:r>
+        <w:t>UI-Anforderung</w:t>
+      </w:r>
+      <w:r>
+        <w:t>:</w:t>
+      </w:r>
+    </w:p>
+    <w:p>
+      <w:pPr>
+        <w:numPr>
+          <w:ilvl w:val="0"/>
+          <w:numId w:val="3"/>
+        </w:numPr>
+      </w:pPr>
+      <w:r>
+        <w:t xml:space="preserve">Sehr schnelles </w:t>
+      </w:r>
+      <w:r>
+        <w:t>Laden des letzten Spielstandes</w:t>
+      </w:r>
+    </w:p>
+    <w:p>
+      <w:pPr>
+        <w:numPr>
+          <w:ilvl w:val="0"/>
+          <w:numId w:val="3"/>
+        </w:numPr>
+      </w:pPr>
+      <w:r>
+        <w:t>Einfaches wiedereinfinden im Spiel</w:t>
+      </w:r>
+    </w:p>
+    <w:p/>
+    <w:p/>
+    <w:p/>
+    <w:p/>
+    <w:p/>
+    <w:p/>
+    <w:p/>
+    <w:p/>
+    <w:p/>
+    <w:p/>
+    <w:p/>
+    <w:p/>
+    <w:p>
+      <w:pPr>
+        <w:pStyle w:val="berschrift2"/>
+      </w:pPr>
+      <w:r>
+        <w:lastRenderedPageBreak/>
+        <w:t xml:space="preserve">Konfiguriert ein </w:t>
+      </w:r>
+      <w:r>
+        <w:t>Spiel,</w:t>
+      </w:r>
+      <w:r>
+        <w:t xml:space="preserve"> um sich mit einem Freund zu vergleichen</w:t>
+      </w:r>
+    </w:p>
+    <w:p/>
+    <w:tbl>
+      <w:tblPr>
+        <w:tblStyle w:val="Gitternetztabelle5dunkelAkzent2"/>
+        <w:tblW w:w="10627" w:type="dxa"/>
+        <w:tblLook w:val="04A0" w:firstRow="1" w:lastRow="0" w:firstColumn="1" w:lastColumn="0" w:noHBand="0" w:noVBand="1"/>
+      </w:tblPr>
+      <w:tblGrid>
+        <w:gridCol w:w="1688"/>
+        <w:gridCol w:w="3061"/>
+        <w:gridCol w:w="3198"/>
+        <w:gridCol w:w="2680"/>
+      </w:tblGrid>
+      <w:tr>
+        <w:trPr>
+          <w:cnfStyle w:val="100000000000" w:firstRow="1" w:lastRow="0" w:firstColumn="0" w:lastColumn="0" w:oddVBand="0" w:evenVBand="0" w:oddHBand="0" w:evenHBand="0" w:firstRowFirstColumn="0" w:firstRowLastColumn="0" w:lastRowFirstColumn="0" w:lastRowLastColumn="0"/>
+        </w:trPr>
+        <w:tc>
+          <w:tcPr>
+            <w:cnfStyle w:val="001000000000" w:firstRow="0" w:lastRow="0" w:firstColumn="1" w:lastColumn="0" w:oddVBand="0" w:evenVBand="0" w:oddHBand="0" w:evenHBand="0" w:firstRowFirstColumn="0" w:firstRowLastColumn="0" w:lastRowFirstColumn="0" w:lastRowLastColumn="0"/>
+            <w:tcW w:w="1566" w:type="dxa"/>
+          </w:tcPr>
+          <w:p/>
+        </w:tc>
+        <w:tc>
+          <w:tcPr>
+            <w:tcW w:w="3107" w:type="dxa"/>
+          </w:tcPr>
+          <w:p>
+            <w:pPr>
+              <w:cnfStyle w:val="100000000000" w:firstRow="1" w:lastRow="0" w:firstColumn="0" w:lastColumn="0" w:oddVBand="0" w:evenVBand="0" w:oddHBand="0" w:evenHBand="0" w:firstRowFirstColumn="0" w:firstRowLastColumn="0" w:lastRowFirstColumn="0" w:lastRowLastColumn="0"/>
+            </w:pPr>
+            <w:r>
+              <w:t>Bedürfnisse /</w:t>
+            </w:r>
+          </w:p>
+          <w:p>
+            <w:pPr>
+              <w:cnfStyle w:val="100000000000" w:firstRow="1" w:lastRow="0" w:firstColumn="0" w:lastColumn="0" w:oddVBand="0" w:evenVBand="0" w:oddHBand="0" w:evenHBand="0" w:firstRowFirstColumn="0" w:firstRowLastColumn="0" w:lastRowFirstColumn="0" w:lastRowLastColumn="0"/>
+            </w:pPr>
+            <w:r>
+              <w:t>Aufgaben</w:t>
+            </w:r>
+          </w:p>
+        </w:tc>
+        <w:tc>
+          <w:tcPr>
+            <w:tcW w:w="3260" w:type="dxa"/>
+          </w:tcPr>
+          <w:p>
+            <w:pPr>
+              <w:cnfStyle w:val="100000000000" w:firstRow="1" w:lastRow="0" w:firstColumn="0" w:lastColumn="0" w:oddVBand="0" w:evenVBand="0" w:oddHBand="0" w:evenHBand="0" w:firstRowFirstColumn="0" w:firstRowLastColumn="0" w:lastRowFirstColumn="0" w:lastRowLastColumn="0"/>
+            </w:pPr>
+            <w:r>
+              <w:t>Erfahrungen</w:t>
+            </w:r>
+          </w:p>
+        </w:tc>
+        <w:tc>
+          <w:tcPr>
+            <w:tcW w:w="2694" w:type="dxa"/>
+          </w:tcPr>
+          <w:p>
+            <w:pPr>
+              <w:cnfStyle w:val="100000000000" w:firstRow="1" w:lastRow="0" w:firstColumn="0" w:lastColumn="0" w:oddVBand="0" w:evenVBand="0" w:oddHBand="0" w:evenHBand="0" w:firstRowFirstColumn="0" w:firstRowLastColumn="0" w:lastRowFirstColumn="0" w:lastRowLastColumn="0"/>
+            </w:pPr>
+            <w:r>
+              <w:t>Kontaktpunkte</w:t>
+            </w:r>
+          </w:p>
+        </w:tc>
+      </w:tr>
+      <w:tr>
+        <w:trPr>
+          <w:cnfStyle w:val="000000100000" w:firstRow="0" w:lastRow="0" w:firstColumn="0" w:lastColumn="0" w:oddVBand="0" w:evenVBand="0" w:oddHBand="1" w:evenHBand="0" w:firstRowFirstColumn="0" w:firstRowLastColumn="0" w:lastRowFirstColumn="0" w:lastRowLastColumn="0"/>
+        </w:trPr>
+        <w:tc>
+          <w:tcPr>
+            <w:cnfStyle w:val="001000000000" w:firstRow="0" w:lastRow="0" w:firstColumn="1" w:lastColumn="0" w:oddVBand="0" w:evenVBand="0" w:oddHBand="0" w:evenHBand="0" w:firstRowFirstColumn="0" w:firstRowLastColumn="0" w:lastRowFirstColumn="0" w:lastRowLastColumn="0"/>
+            <w:tcW w:w="1566" w:type="dxa"/>
+          </w:tcPr>
+          <w:p>
+            <w:r>
+              <w:t>Kontakt mit dem Freund</w:t>
+            </w:r>
+          </w:p>
+        </w:tc>
+        <w:tc>
+          <w:tcPr>
+            <w:tcW w:w="3107" w:type="dxa"/>
+          </w:tcPr>
+          <w:p>
+            <w:pPr>
+              <w:cnfStyle w:val="000000100000" w:firstRow="0" w:lastRow="0" w:firstColumn="0" w:lastColumn="0" w:oddVBand="0" w:evenVBand="0" w:oddHBand="1" w:evenHBand="0" w:firstRowFirstColumn="0" w:firstRowLastColumn="0" w:lastRowFirstColumn="0" w:lastRowLastColumn="0"/>
+            </w:pPr>
+            <w:r>
+              <w:t>Informationen über seine Konfigurationen sammeln</w:t>
+            </w:r>
+          </w:p>
+          <w:p>
+            <w:pPr>
+              <w:cnfStyle w:val="000000100000" w:firstRow="0" w:lastRow="0" w:firstColumn="0" w:lastColumn="0" w:oddVBand="0" w:evenVBand="0" w:oddHBand="1" w:evenHBand="0" w:firstRowFirstColumn="0" w:firstRowLastColumn="0" w:lastRowFirstColumn="0" w:lastRowLastColumn="0"/>
+            </w:pPr>
+            <w:r>
+              <w:t>Highscore abfragen</w:t>
+            </w:r>
+          </w:p>
+          <w:p>
+            <w:pPr>
+              <w:cnfStyle w:val="000000100000" w:firstRow="0" w:lastRow="0" w:firstColumn="0" w:lastColumn="0" w:oddVBand="0" w:evenVBand="0" w:oddHBand="1" w:evenHBand="0" w:firstRowFirstColumn="0" w:firstRowLastColumn="0" w:lastRowFirstColumn="0" w:lastRowLastColumn="0"/>
+            </w:pPr>
+            <w:r>
+              <w:t>Freigeschaltete Komponenten abfragen</w:t>
+            </w:r>
+          </w:p>
+          <w:p>
+            <w:pPr>
+              <w:cnfStyle w:val="000000100000" w:firstRow="0" w:lastRow="0" w:firstColumn="0" w:lastColumn="0" w:oddVBand="0" w:evenVBand="0" w:oddHBand="1" w:evenHBand="0" w:firstRowFirstColumn="0" w:firstRowLastColumn="0" w:lastRowFirstColumn="0" w:lastRowLastColumn="0"/>
+            </w:pPr>
+          </w:p>
+        </w:tc>
+        <w:tc>
+          <w:tcPr>
+            <w:tcW w:w="3260" w:type="dxa"/>
+          </w:tcPr>
+          <w:p>
+            <w:pPr>
+              <w:cnfStyle w:val="000000100000" w:firstRow="0" w:lastRow="0" w:firstColumn="0" w:lastColumn="0" w:oddVBand="0" w:evenVBand="0" w:oddHBand="1" w:evenHBand="0" w:firstRowFirstColumn="0" w:firstRowLastColumn="0" w:lastRowFirstColumn="0" w:lastRowLastColumn="0"/>
+            </w:pPr>
+            <w:r>
+              <w:t>Freund vergisst irgendetwas anzugeben</w:t>
+            </w:r>
+          </w:p>
+          <w:p>
+            <w:pPr>
+              <w:cnfStyle w:val="000000100000" w:firstRow="0" w:lastRow="0" w:firstColumn="0" w:lastColumn="0" w:oddVBand="0" w:evenVBand="0" w:oddHBand="1" w:evenHBand="0" w:firstRowFirstColumn="0" w:firstRowLastColumn="0" w:lastRowFirstColumn="0" w:lastRowLastColumn="0"/>
+            </w:pPr>
+            <w:r>
+              <w:t>Alles zu merken ist schwierig</w:t>
+            </w:r>
+          </w:p>
+          <w:p>
+            <w:pPr>
+              <w:cnfStyle w:val="000000100000" w:firstRow="0" w:lastRow="0" w:firstColumn="0" w:lastColumn="0" w:oddVBand="0" w:evenVBand="0" w:oddHBand="1" w:evenHBand="0" w:firstRowFirstColumn="0" w:firstRowLastColumn="0" w:lastRowFirstColumn="0" w:lastRowLastColumn="0"/>
+            </w:pPr>
+          </w:p>
+        </w:tc>
+        <w:tc>
+          <w:tcPr>
+            <w:tcW w:w="2694" w:type="dxa"/>
+          </w:tcPr>
+          <w:p>
+            <w:pPr>
+              <w:cnfStyle w:val="000000100000" w:firstRow="0" w:lastRow="0" w:firstColumn="0" w:lastColumn="0" w:oddVBand="0" w:evenVBand="0" w:oddHBand="1" w:evenHBand="0" w:firstRowFirstColumn="0" w:firstRowLastColumn="0" w:lastRowFirstColumn="0" w:lastRowLastColumn="0"/>
+            </w:pPr>
+            <w:r>
+              <w:t>Chat App</w:t>
+            </w:r>
+          </w:p>
+          <w:p>
+            <w:pPr>
+              <w:cnfStyle w:val="000000100000" w:firstRow="0" w:lastRow="0" w:firstColumn="0" w:lastColumn="0" w:oddVBand="0" w:evenVBand="0" w:oddHBand="1" w:evenHBand="0" w:firstRowFirstColumn="0" w:firstRowLastColumn="0" w:lastRowFirstColumn="0" w:lastRowLastColumn="0"/>
+            </w:pPr>
+            <w:r>
+              <w:t>Handy</w:t>
+            </w:r>
+          </w:p>
+          <w:p>
+            <w:pPr>
+              <w:cnfStyle w:val="000000100000" w:firstRow="0" w:lastRow="0" w:firstColumn="0" w:lastColumn="0" w:oddVBand="0" w:evenVBand="0" w:oddHBand="1" w:evenHBand="0" w:firstRowFirstColumn="0" w:firstRowLastColumn="0" w:lastRowFirstColumn="0" w:lastRowLastColumn="0"/>
+            </w:pPr>
+            <w:r>
+              <w:t>Freund</w:t>
+            </w:r>
+          </w:p>
+          <w:p>
+            <w:pPr>
+              <w:cnfStyle w:val="000000100000" w:firstRow="0" w:lastRow="0" w:firstColumn="0" w:lastColumn="0" w:oddVBand="0" w:evenVBand="0" w:oddHBand="1" w:evenHBand="0" w:firstRowFirstColumn="0" w:firstRowLastColumn="0" w:lastRowFirstColumn="0" w:lastRowLastColumn="0"/>
+            </w:pPr>
+          </w:p>
+        </w:tc>
+      </w:tr>
+      <w:tr>
+        <w:tc>
+          <w:tcPr>
+            <w:cnfStyle w:val="001000000000" w:firstRow="0" w:lastRow="0" w:firstColumn="1" w:lastColumn="0" w:oddVBand="0" w:evenVBand="0" w:oddHBand="0" w:evenHBand="0" w:firstRowFirstColumn="0" w:firstRowLastColumn="0" w:lastRowFirstColumn="0" w:lastRowLastColumn="0"/>
+            <w:tcW w:w="1566" w:type="dxa"/>
+          </w:tcPr>
+          <w:p>
+            <w:r>
+              <w:t>Spiel starten und Konfigurieren</w:t>
+            </w:r>
+          </w:p>
+        </w:tc>
+        <w:tc>
+          <w:tcPr>
+            <w:tcW w:w="3107" w:type="dxa"/>
+          </w:tcPr>
+          <w:p>
+            <w:pPr>
+              <w:cnfStyle w:val="000000000000" w:firstRow="0" w:lastRow="0" w:firstColumn="0" w:lastColumn="0" w:oddVBand="0" w:evenVBand="0" w:oddHBand="0" w:evenHBand="0" w:firstRowFirstColumn="0" w:firstRowLastColumn="0" w:lastRowFirstColumn="0" w:lastRowLastColumn="0"/>
+              <w:rPr>
+                <w:rFonts w:ascii="Calibri" w:eastAsia="Times New Roman" w:hAnsi="Calibri" w:cs="Calibri"/>
+                <w:kern w:val="0"/>
+                <w:lang w:eastAsia="de-DE"/>
+                <w14:ligatures w14:val="none"/>
+              </w:rPr>
+            </w:pPr>
+            <w:r>
+              <w:rPr>
+                <w:rFonts w:ascii="Calibri" w:eastAsia="Times New Roman" w:hAnsi="Calibri" w:cs="Calibri"/>
+                <w:kern w:val="0"/>
+                <w:lang w:eastAsia="de-DE"/>
+                <w14:ligatures w14:val="none"/>
+              </w:rPr>
+              <w:t>Spiele Konfiguration starten</w:t>
+            </w:r>
+          </w:p>
+          <w:p>
+            <w:pPr>
+              <w:cnfStyle w:val="000000000000" w:firstRow="0" w:lastRow="0" w:firstColumn="0" w:lastColumn="0" w:oddVBand="0" w:evenVBand="0" w:oddHBand="0" w:evenHBand="0" w:firstRowFirstColumn="0" w:firstRowLastColumn="0" w:lastRowFirstColumn="0" w:lastRowLastColumn="0"/>
+              <w:rPr>
+                <w:rFonts w:ascii="Calibri" w:eastAsia="Times New Roman" w:hAnsi="Calibri" w:cs="Calibri"/>
+                <w:kern w:val="0"/>
+                <w:lang w:eastAsia="de-DE"/>
+                <w14:ligatures w14:val="none"/>
+              </w:rPr>
+            </w:pPr>
+            <w:r>
+              <w:rPr>
+                <w:rFonts w:ascii="Calibri" w:eastAsia="Times New Roman" w:hAnsi="Calibri" w:cs="Calibri"/>
+                <w:kern w:val="0"/>
+                <w:lang w:eastAsia="de-DE"/>
+                <w14:ligatures w14:val="none"/>
+              </w:rPr>
+              <w:t>Spiel Konfigurationen finden und auswählen</w:t>
+            </w:r>
+          </w:p>
+          <w:p>
+            <w:pPr>
+              <w:cnfStyle w:val="000000000000" w:firstRow="0" w:lastRow="0" w:firstColumn="0" w:lastColumn="0" w:oddVBand="0" w:evenVBand="0" w:oddHBand="0" w:evenHBand="0" w:firstRowFirstColumn="0" w:firstRowLastColumn="0" w:lastRowFirstColumn="0" w:lastRowLastColumn="0"/>
+            </w:pPr>
+          </w:p>
+        </w:tc>
+        <w:tc>
+          <w:tcPr>
+            <w:tcW w:w="3260" w:type="dxa"/>
+          </w:tcPr>
+          <w:p>
+            <w:pPr>
+              <w:cnfStyle w:val="000000000000" w:firstRow="0" w:lastRow="0" w:firstColumn="0" w:lastColumn="0" w:oddVBand="0" w:evenVBand="0" w:oddHBand="0" w:evenHBand="0" w:firstRowFirstColumn="0" w:firstRowLastColumn="0" w:lastRowFirstColumn="0" w:lastRowLastColumn="0"/>
+            </w:pPr>
+            <w:r>
+              <w:t>Man vergisst schnell irgendwas einzustellen</w:t>
+            </w:r>
+          </w:p>
+        </w:tc>
+        <w:tc>
+          <w:tcPr>
+            <w:tcW w:w="2694" w:type="dxa"/>
+          </w:tcPr>
+          <w:p>
+            <w:pPr>
+              <w:cnfStyle w:val="000000000000" w:firstRow="0" w:lastRow="0" w:firstColumn="0" w:lastColumn="0" w:oddVBand="0" w:evenVBand="0" w:oddHBand="0" w:evenHBand="0" w:firstRowFirstColumn="0" w:firstRowLastColumn="0" w:lastRowFirstColumn="0" w:lastRowLastColumn="0"/>
+            </w:pPr>
+            <w:r>
+              <w:t>Chat App</w:t>
+            </w:r>
+          </w:p>
+          <w:p>
+            <w:pPr>
+              <w:cnfStyle w:val="000000000000" w:firstRow="0" w:lastRow="0" w:firstColumn="0" w:lastColumn="0" w:oddVBand="0" w:evenVBand="0" w:oddHBand="0" w:evenHBand="0" w:firstRowFirstColumn="0" w:firstRowLastColumn="0" w:lastRowFirstColumn="0" w:lastRowLastColumn="0"/>
+            </w:pPr>
+            <w:r>
+              <w:t>Hauptmenü</w:t>
+            </w:r>
+          </w:p>
+          <w:p>
+            <w:pPr>
+              <w:cnfStyle w:val="000000000000" w:firstRow="0" w:lastRow="0" w:firstColumn="0" w:lastColumn="0" w:oddVBand="0" w:evenVBand="0" w:oddHBand="0" w:evenHBand="0" w:firstRowFirstColumn="0" w:firstRowLastColumn="0" w:lastRowFirstColumn="0" w:lastRowLastColumn="0"/>
+            </w:pPr>
+            <w:r>
+              <w:t>Konfigurationsmenü</w:t>
+            </w:r>
+          </w:p>
+          <w:p>
+            <w:pPr>
+              <w:cnfStyle w:val="000000000000" w:firstRow="0" w:lastRow="0" w:firstColumn="0" w:lastColumn="0" w:oddVBand="0" w:evenVBand="0" w:oddHBand="0" w:evenHBand="0" w:firstRowFirstColumn="0" w:firstRowLastColumn="0" w:lastRowFirstColumn="0" w:lastRowLastColumn="0"/>
+            </w:pPr>
+          </w:p>
+        </w:tc>
+      </w:tr>
+      <w:tr>
+        <w:trPr>
+          <w:cnfStyle w:val="000000100000" w:firstRow="0" w:lastRow="0" w:firstColumn="0" w:lastColumn="0" w:oddVBand="0" w:evenVBand="0" w:oddHBand="1" w:evenHBand="0" w:firstRowFirstColumn="0" w:firstRowLastColumn="0" w:lastRowFirstColumn="0" w:lastRowLastColumn="0"/>
+        </w:trPr>
+        <w:tc>
+          <w:tcPr>
+            <w:cnfStyle w:val="001000000000" w:firstRow="0" w:lastRow="0" w:firstColumn="1" w:lastColumn="0" w:oddVBand="0" w:evenVBand="0" w:oddHBand="0" w:evenHBand="0" w:firstRowFirstColumn="0" w:firstRowLastColumn="0" w:lastRowFirstColumn="0" w:lastRowLastColumn="0"/>
+            <w:tcW w:w="1566" w:type="dxa"/>
+          </w:tcPr>
+          <w:p>
+            <w:r>
+              <w:t>Erste Runde starten</w:t>
+            </w:r>
+          </w:p>
+        </w:tc>
+        <w:tc>
+          <w:tcPr>
+            <w:tcW w:w="3107" w:type="dxa"/>
+          </w:tcPr>
+          <w:p>
+            <w:pPr>
+              <w:cnfStyle w:val="000000100000" w:firstRow="0" w:lastRow="0" w:firstColumn="0" w:lastColumn="0" w:oddVBand="0" w:evenVBand="0" w:oddHBand="1" w:evenHBand="0" w:firstRowFirstColumn="0" w:firstRowLastColumn="0" w:lastRowFirstColumn="0" w:lastRowLastColumn="0"/>
+            </w:pPr>
+            <w:r>
+              <w:t>Versuchen den Highscore des Freundes zu übertrumpfen</w:t>
+            </w:r>
+          </w:p>
+        </w:tc>
+        <w:tc>
+          <w:tcPr>
+            <w:tcW w:w="3260" w:type="dxa"/>
+          </w:tcPr>
+          <w:p>
+            <w:pPr>
+              <w:cnfStyle w:val="000000100000" w:firstRow="0" w:lastRow="0" w:firstColumn="0" w:lastColumn="0" w:oddVBand="0" w:evenVBand="0" w:oddHBand="1" w:evenHBand="0" w:firstRowFirstColumn="0" w:firstRowLastColumn="0" w:lastRowFirstColumn="0" w:lastRowLastColumn="0"/>
+            </w:pPr>
+            <w:r>
+              <w:t>Man kann schnell verlieren</w:t>
+            </w:r>
+          </w:p>
+          <w:p>
+            <w:pPr>
+              <w:cnfStyle w:val="000000100000" w:firstRow="0" w:lastRow="0" w:firstColumn="0" w:lastColumn="0" w:oddVBand="0" w:evenVBand="0" w:oddHBand="1" w:evenHBand="0" w:firstRowFirstColumn="0" w:firstRowLastColumn="0" w:lastRowFirstColumn="0" w:lastRowLastColumn="0"/>
+            </w:pPr>
+            <w:r>
+              <w:t>Vermutlich mehrere Versuche notwendig</w:t>
+            </w:r>
+          </w:p>
+          <w:p>
+            <w:pPr>
+              <w:cnfStyle w:val="000000100000" w:firstRow="0" w:lastRow="0" w:firstColumn="0" w:lastColumn="0" w:oddVBand="0" w:evenVBand="0" w:oddHBand="1" w:evenHBand="0" w:firstRowFirstColumn="0" w:firstRowLastColumn="0" w:lastRowFirstColumn="0" w:lastRowLastColumn="0"/>
+            </w:pPr>
+          </w:p>
+        </w:tc>
+        <w:tc>
+          <w:tcPr>
+            <w:tcW w:w="2694" w:type="dxa"/>
+          </w:tcPr>
+          <w:p>
+            <w:pPr>
+              <w:cnfStyle w:val="000000100000" w:firstRow="0" w:lastRow="0" w:firstColumn="0" w:lastColumn="0" w:oddVBand="0" w:evenVBand="0" w:oddHBand="1" w:evenHBand="0" w:firstRowFirstColumn="0" w:firstRowLastColumn="0" w:lastRowFirstColumn="0" w:lastRowLastColumn="0"/>
+            </w:pPr>
+            <w:r>
+              <w:t>Ingame UI</w:t>
+            </w:r>
+          </w:p>
+          <w:p>
+            <w:pPr>
+              <w:cnfStyle w:val="000000100000" w:firstRow="0" w:lastRow="0" w:firstColumn="0" w:lastColumn="0" w:oddVBand="0" w:evenVBand="0" w:oddHBand="1" w:evenHBand="0" w:firstRowFirstColumn="0" w:firstRowLastColumn="0" w:lastRowFirstColumn="0" w:lastRowLastColumn="0"/>
+            </w:pPr>
+            <w:proofErr w:type="spellStart"/>
+            <w:r>
+              <w:t>Modifying</w:t>
+            </w:r>
+            <w:proofErr w:type="spellEnd"/>
+            <w:r>
+              <w:t xml:space="preserve"> UI</w:t>
+            </w:r>
+          </w:p>
+          <w:p>
+            <w:pPr>
+              <w:cnfStyle w:val="000000100000" w:firstRow="0" w:lastRow="0" w:firstColumn="0" w:lastColumn="0" w:oddVBand="0" w:evenVBand="0" w:oddHBand="1" w:evenHBand="0" w:firstRowFirstColumn="0" w:firstRowLastColumn="0" w:lastRowFirstColumn="0" w:lastRowLastColumn="0"/>
+            </w:pPr>
+            <w:r>
+              <w:t>Score anzeige</w:t>
+            </w:r>
+          </w:p>
+          <w:p>
+            <w:pPr>
+              <w:cnfStyle w:val="000000100000" w:firstRow="0" w:lastRow="0" w:firstColumn="0" w:lastColumn="0" w:oddVBand="0" w:evenVBand="0" w:oddHBand="1" w:evenHBand="0" w:firstRowFirstColumn="0" w:firstRowLastColumn="0" w:lastRowFirstColumn="0" w:lastRowLastColumn="0"/>
+            </w:pPr>
+          </w:p>
+          <w:p>
+            <w:pPr>
+              <w:cnfStyle w:val="000000100000" w:firstRow="0" w:lastRow="0" w:firstColumn="0" w:lastColumn="0" w:oddVBand="0" w:evenVBand="0" w:oddHBand="1" w:evenHBand="0" w:firstRowFirstColumn="0" w:firstRowLastColumn="0" w:lastRowFirstColumn="0" w:lastRowLastColumn="0"/>
+            </w:pPr>
+          </w:p>
+        </w:tc>
+      </w:tr>
+    </w:tbl>
+    <w:p/>
+    <w:p>
+      <w:r>
+        <w:t>UI-Anforderung</w:t>
+      </w:r>
+      <w:r>
+        <w:t>:</w:t>
+      </w:r>
+    </w:p>
+    <w:p>
+      <w:pPr>
+        <w:numPr>
+          <w:ilvl w:val="0"/>
+          <w:numId w:val="5"/>
+        </w:numPr>
+      </w:pPr>
+      <w:r>
+        <w:t>Einfaches Ablesen und übertragen der Konfiguration</w:t>
+      </w:r>
+    </w:p>
+    <w:p>
+      <w:pPr>
+        <w:numPr>
+          <w:ilvl w:val="0"/>
+          <w:numId w:val="5"/>
+        </w:numPr>
+      </w:pPr>
+      <w:r>
+        <w:t>Schnelles Erreichen des Konfigurationsmenüs</w:t>
+      </w:r>
+    </w:p>
+    <w:p/>
+    <w:p/>
+    <w:p/>
+    <w:p/>
+    <w:p/>
+    <w:p>
+      <w:pPr>
+        <w:jc w:val="center"/>
         <w:rPr>
           <w:b/>
           <w:bCs/>
-          <w:sz w:val="24"/>
-          <w:szCs w:val="24"/>
-        </w:rPr>
+          <w:sz w:val="40"/>
+          <w:szCs w:val="40"/>
+        </w:rPr>
+      </w:pPr>
+      <w:r>
+        <w:rPr>
+          <w:b/>
+          <w:bCs/>
+          <w:sz w:val="40"/>
+          <w:szCs w:val="40"/>
+        </w:rPr>
+        <w:t>Folgende Analyse Ausführungen beziehen sich auf die User Journey</w:t>
+      </w:r>
+    </w:p>
+    <w:p>
+      <w:pPr>
+        <w:jc w:val="center"/>
+        <w:rPr>
+          <w:b/>
+          <w:bCs/>
+          <w:sz w:val="40"/>
+          <w:szCs w:val="40"/>
+        </w:rPr>
+      </w:pPr>
+      <w:r>
+        <w:rPr>
+          <w:b/>
+          <w:bCs/>
+          <w:sz w:val="40"/>
+          <w:szCs w:val="40"/>
+        </w:rPr>
+        <w:t>„</w:t>
+      </w:r>
+      <w:r>
+        <w:rPr>
+          <w:b/>
+          <w:bCs/>
+          <w:sz w:val="40"/>
+          <w:szCs w:val="40"/>
+        </w:rPr>
+        <w:t>Konfiguriert ein Spiel, um sich mit einem Freund zu vergleichen</w:t>
+      </w:r>
+      <w:r>
+        <w:rPr>
+          <w:b/>
+          <w:bCs/>
+          <w:sz w:val="40"/>
+          <w:szCs w:val="40"/>
+        </w:rPr>
+        <w:t>“</w:t>
+      </w:r>
+    </w:p>
+    <w:p/>
+    <w:p/>
+    <w:p/>
+    <w:p>
+      <w:pPr>
+        <w:pStyle w:val="berschrift1"/>
+      </w:pPr>
+      <w:r>
         <w:lastRenderedPageBreak/>
-        <w:t>Persona: Leon Kraus (16 Jahre)</w:t>
-      </w:r>
-    </w:p>
-    <w:p>
-      <w:pPr>
-        <w:jc w:val="center"/>
-        <w:rPr>
-          <w:sz w:val="24"/>
-          <w:szCs w:val="24"/>
-        </w:rPr>
-      </w:pPr>
-      <w:r>
-        <w:rPr>
-          <w:sz w:val="24"/>
-          <w:szCs w:val="24"/>
-        </w:rPr>
-        <w:t>Leon Kraus ist 16 Jahre alt und lebt mit seiner Familie in Kempten (Allgäu), einer mittelgroßen Stadt in Bayern. Er wohnt in einem ruhigen Wohngebiet im Stadtteil Sankt Mang, das vor allem von Familien geprägt ist. Die Gegend bietet viele Grünflächen, kleine Spielplätze und Sportmöglichkeiten. Leon lebt dort mit seinen Eltern und seiner 13-jährigen Schwester in einem Einfamilienhaus mit Garten. Besonders im Sommer verbringt er viel Zeit draußen – entweder im Garten oder mit Freunden in der Nachbarschaft.</w:t>
-      </w:r>
-    </w:p>
-    <w:p>
-      <w:pPr>
-        <w:jc w:val="center"/>
-        <w:rPr>
-          <w:sz w:val="24"/>
-          <w:szCs w:val="24"/>
-        </w:rPr>
-      </w:pPr>
-      <w:r>
-        <w:rPr>
-          <w:sz w:val="24"/>
-          <w:szCs w:val="24"/>
-        </w:rPr>
-        <w:t>Seine Mutter, Sabine Kraus (45), arbeitet als medizinische Fachangestellte in einer Gemeinschaftspraxis in der Innenstadt von Kempten. Sein Vater, Thomas Kraus (48), ist technischer Projektleiter bei einem mittelständischen Maschinenbauunternehmen in der Region. Beide Eltern legen großen Wert auf Bildung und unterstützen Leon bei schulischen Themen, auch wenn es dabei gelegentlich zu Konflikten kommt – insbesondere, wenn es um seine Motivation bei Hausaufgaben geht.</w:t>
-      </w:r>
-    </w:p>
-    <w:p>
-      <w:pPr>
-        <w:jc w:val="center"/>
-        <w:rPr>
-          <w:sz w:val="24"/>
-          <w:szCs w:val="24"/>
-        </w:rPr>
-      </w:pPr>
-      <w:r>
-        <w:rPr>
-          <w:sz w:val="24"/>
-          <w:szCs w:val="24"/>
-        </w:rPr>
-        <w:t>Leon besucht das Hildegardis-Gymnasium Kempten und ist dort in der 10. Klasse. Sein Schulweg dauert etwa 15 Minuten mit dem Fahrrad, das er täglich nutzt. Die Schule ist modern ausgestattet und legt einen Schwerpunkt auf naturwissenschaftliche Fächer und digitale Bildung. Leon interessiert sich besonders für Informatik und Sport, während er Fächer wie Latein und Chemie eher als anstrengend empfindet.</w:t>
-      </w:r>
-    </w:p>
-    <w:p>
-      <w:pPr>
-        <w:jc w:val="center"/>
-        <w:rPr>
-          <w:sz w:val="24"/>
-          <w:szCs w:val="24"/>
-        </w:rPr>
-      </w:pPr>
-      <w:r>
-        <w:rPr>
-          <w:sz w:val="24"/>
-          <w:szCs w:val="24"/>
-        </w:rPr>
-        <w:t>Sein Alltag ist stark durch die Schule strukturiert. Der Unterricht beginnt meist um 8 Uhr und endet je nach Tag zwischen 13 und 16 Uhr. Danach stehen Hausaufgaben, Lernen für Tests oder Gruppenarbeiten an. Dennoch versucht Leon, sich möglichst viel Freizeit zu erhalten. Er empfindet den schulischen Druck als zunehmend belastend, vor allem weil die Noten in der 10. Klasse für seine weitere Laufbahn entscheidend sind.</w:t>
-      </w:r>
-    </w:p>
-    <w:p>
-      <w:pPr>
-        <w:jc w:val="center"/>
-        <w:rPr>
-          <w:sz w:val="24"/>
-          <w:szCs w:val="24"/>
-        </w:rPr>
-      </w:pPr>
-      <w:r>
-        <w:rPr>
-          <w:sz w:val="24"/>
-          <w:szCs w:val="24"/>
-        </w:rPr>
-        <w:t xml:space="preserve">Seine Freizeit verbringt Leon hauptsächlich mit seinen Freunden, sowohl offline als auch online. Nach der Schule trifft er sich häufig mit ihnen am </w:t>
-      </w:r>
+        <w:t>Analyse der Handlungsregulation</w:t>
+      </w:r>
+    </w:p>
+    <w:p/>
+    <w:p>
+      <w:pPr>
+        <w:pStyle w:val="berschrift2"/>
+      </w:pPr>
+      <w:r>
+        <w:t>Konfiguriert ein Spiel, um sich mit einem Freund zu vergleichen</w:t>
+      </w:r>
+    </w:p>
+    <w:p/>
+    <w:tbl>
+      <w:tblPr>
+        <w:tblStyle w:val="Gitternetztabelle5dunkelAkzent2"/>
+        <w:tblW w:w="0" w:type="auto"/>
+        <w:tblLook w:val="04A0" w:firstRow="1" w:lastRow="0" w:firstColumn="1" w:lastColumn="0" w:noHBand="0" w:noVBand="1"/>
+        <w:tblCaption w:val=""/>
+        <w:tblDescription w:val=""/>
+      </w:tblPr>
+      <w:tblGrid>
+        <w:gridCol w:w="2176"/>
+        <w:gridCol w:w="2594"/>
+        <w:gridCol w:w="3106"/>
+        <w:gridCol w:w="2609"/>
+      </w:tblGrid>
+      <w:tr>
+        <w:trPr>
+          <w:cnfStyle w:val="100000000000" w:firstRow="1" w:lastRow="0" w:firstColumn="0" w:lastColumn="0" w:oddVBand="0" w:evenVBand="0" w:oddHBand="0" w:evenHBand="0" w:firstRowFirstColumn="0" w:firstRowLastColumn="0" w:lastRowFirstColumn="0" w:lastRowLastColumn="0"/>
+          <w:trHeight w:val="510"/>
+        </w:trPr>
+        <w:tc>
+          <w:tcPr>
+            <w:cnfStyle w:val="001000000000" w:firstRow="0" w:lastRow="0" w:firstColumn="1" w:lastColumn="0" w:oddVBand="0" w:evenVBand="0" w:oddHBand="0" w:evenHBand="0" w:firstRowFirstColumn="0" w:firstRowLastColumn="0" w:lastRowFirstColumn="0" w:lastRowLastColumn="0"/>
+            <w:tcW w:w="1731" w:type="dxa"/>
+            <w:hideMark/>
+          </w:tcPr>
+          <w:p>
+            <w:r>
+              <w:t>Spiel Konfigurieren</w:t>
+            </w:r>
+          </w:p>
+        </w:tc>
+        <w:tc>
+          <w:tcPr>
+            <w:tcW w:w="2594" w:type="dxa"/>
+            <w:hideMark/>
+          </w:tcPr>
+          <w:p>
+            <w:pPr>
+              <w:cnfStyle w:val="100000000000" w:firstRow="1" w:lastRow="0" w:firstColumn="0" w:lastColumn="0" w:oddVBand="0" w:evenVBand="0" w:oddHBand="0" w:evenHBand="0" w:firstRowFirstColumn="0" w:firstRowLastColumn="0" w:lastRowFirstColumn="0" w:lastRowLastColumn="0"/>
+            </w:pPr>
+            <w:r>
+              <w:t>Hauptmenü</w:t>
+            </w:r>
+          </w:p>
+        </w:tc>
+        <w:tc>
+          <w:tcPr>
+            <w:tcW w:w="3106" w:type="dxa"/>
+            <w:hideMark/>
+          </w:tcPr>
+          <w:p>
+            <w:pPr>
+              <w:cnfStyle w:val="100000000000" w:firstRow="1" w:lastRow="0" w:firstColumn="0" w:lastColumn="0" w:oddVBand="0" w:evenVBand="0" w:oddHBand="0" w:evenHBand="0" w:firstRowFirstColumn="0" w:firstRowLastColumn="0" w:lastRowFirstColumn="0" w:lastRowLastColumn="0"/>
+            </w:pPr>
+            <w:r>
+              <w:t>Konfiguration</w:t>
+            </w:r>
+          </w:p>
+        </w:tc>
+        <w:tc>
+          <w:tcPr>
+            <w:tcW w:w="2609" w:type="dxa"/>
+            <w:hideMark/>
+          </w:tcPr>
+          <w:p>
+            <w:pPr>
+              <w:cnfStyle w:val="100000000000" w:firstRow="1" w:lastRow="0" w:firstColumn="0" w:lastColumn="0" w:oddVBand="0" w:evenVBand="0" w:oddHBand="0" w:evenHBand="0" w:firstRowFirstColumn="0" w:firstRowLastColumn="0" w:lastRowFirstColumn="0" w:lastRowLastColumn="0"/>
+            </w:pPr>
+            <w:r>
+              <w:t>Spielen</w:t>
+            </w:r>
+          </w:p>
+        </w:tc>
+      </w:tr>
+      <w:tr>
+        <w:trPr>
+          <w:cnfStyle w:val="000000100000" w:firstRow="0" w:lastRow="0" w:firstColumn="0" w:lastColumn="0" w:oddVBand="0" w:evenVBand="0" w:oddHBand="1" w:evenHBand="0" w:firstRowFirstColumn="0" w:firstRowLastColumn="0" w:lastRowFirstColumn="0" w:lastRowLastColumn="0"/>
+          <w:trHeight w:val="510"/>
+        </w:trPr>
+        <w:tc>
+          <w:tcPr>
+            <w:cnfStyle w:val="001000000000" w:firstRow="0" w:lastRow="0" w:firstColumn="1" w:lastColumn="0" w:oddVBand="0" w:evenVBand="0" w:oddHBand="0" w:evenHBand="0" w:firstRowFirstColumn="0" w:firstRowLastColumn="0" w:lastRowFirstColumn="0" w:lastRowLastColumn="0"/>
+            <w:tcW w:w="1731" w:type="dxa"/>
+            <w:hideMark/>
+          </w:tcPr>
+          <w:p>
+            <w:r>
+              <w:t>Aufgaben</w:t>
+            </w:r>
+          </w:p>
+        </w:tc>
+        <w:tc>
+          <w:tcPr>
+            <w:tcW w:w="2594" w:type="dxa"/>
+            <w:hideMark/>
+          </w:tcPr>
+          <w:p>
+            <w:pPr>
+              <w:cnfStyle w:val="000000100000" w:firstRow="0" w:lastRow="0" w:firstColumn="0" w:lastColumn="0" w:oddVBand="0" w:evenVBand="0" w:oddHBand="1" w:evenHBand="0" w:firstRowFirstColumn="0" w:firstRowLastColumn="0" w:lastRowFirstColumn="0" w:lastRowLastColumn="0"/>
+            </w:pPr>
+            <w:r>
+              <w:t>Neues Spiel Starten</w:t>
+            </w:r>
+          </w:p>
+        </w:tc>
+        <w:tc>
+          <w:tcPr>
+            <w:tcW w:w="3106" w:type="dxa"/>
+            <w:hideMark/>
+          </w:tcPr>
+          <w:p>
+            <w:pPr>
+              <w:cnfStyle w:val="000000100000" w:firstRow="0" w:lastRow="0" w:firstColumn="0" w:lastColumn="0" w:oddVBand="0" w:evenVBand="0" w:oddHBand="1" w:evenHBand="0" w:firstRowFirstColumn="0" w:firstRowLastColumn="0" w:lastRowFirstColumn="0" w:lastRowLastColumn="0"/>
+            </w:pPr>
+            <w:r>
+              <w:t>Spiel Konfiguration des Freundes nachstellen</w:t>
+            </w:r>
+          </w:p>
+        </w:tc>
+        <w:tc>
+          <w:tcPr>
+            <w:tcW w:w="2609" w:type="dxa"/>
+            <w:hideMark/>
+          </w:tcPr>
+          <w:p>
+            <w:pPr>
+              <w:cnfStyle w:val="000000100000" w:firstRow="0" w:lastRow="0" w:firstColumn="0" w:lastColumn="0" w:oddVBand="0" w:evenVBand="0" w:oddHBand="1" w:evenHBand="0" w:firstRowFirstColumn="0" w:firstRowLastColumn="0" w:lastRowFirstColumn="0" w:lastRowLastColumn="0"/>
+            </w:pPr>
+            <w:r>
+              <w:t>Highscore des Freundes übertrumpfen</w:t>
+            </w:r>
+          </w:p>
+          <w:p>
+            <w:pPr>
+              <w:cnfStyle w:val="000000100000" w:firstRow="0" w:lastRow="0" w:firstColumn="0" w:lastColumn="0" w:oddVBand="0" w:evenVBand="0" w:oddHBand="1" w:evenHBand="0" w:firstRowFirstColumn="0" w:firstRowLastColumn="0" w:lastRowFirstColumn="0" w:lastRowLastColumn="0"/>
+            </w:pPr>
+          </w:p>
+        </w:tc>
+      </w:tr>
+      <w:tr>
+        <w:trPr>
+          <w:trHeight w:val="510"/>
+        </w:trPr>
+        <w:tc>
+          <w:tcPr>
+            <w:cnfStyle w:val="001000000000" w:firstRow="0" w:lastRow="0" w:firstColumn="1" w:lastColumn="0" w:oddVBand="0" w:evenVBand="0" w:oddHBand="0" w:evenHBand="0" w:firstRowFirstColumn="0" w:firstRowLastColumn="0" w:lastRowFirstColumn="0" w:lastRowLastColumn="0"/>
+            <w:tcW w:w="1731" w:type="dxa"/>
+            <w:hideMark/>
+          </w:tcPr>
+          <w:p>
+            <w:r>
+              <w:t>Intellektuelle Ebene</w:t>
+            </w:r>
+          </w:p>
+        </w:tc>
+        <w:tc>
+          <w:tcPr>
+            <w:tcW w:w="2594" w:type="dxa"/>
+            <w:hideMark/>
+          </w:tcPr>
+          <w:p>
+            <w:pPr>
+              <w:cnfStyle w:val="000000000000" w:firstRow="0" w:lastRow="0" w:firstColumn="0" w:lastColumn="0" w:oddVBand="0" w:evenVBand="0" w:oddHBand="0" w:evenHBand="0" w:firstRowFirstColumn="0" w:firstRowLastColumn="0" w:lastRowFirstColumn="0" w:lastRowLastColumn="0"/>
+            </w:pPr>
+            <w:r>
+              <w:t>Entscheidung welcher Button gedrückt werden muss</w:t>
+            </w:r>
+          </w:p>
+        </w:tc>
+        <w:tc>
+          <w:tcPr>
+            <w:tcW w:w="3106" w:type="dxa"/>
+            <w:hideMark/>
+          </w:tcPr>
+          <w:p>
+            <w:pPr>
+              <w:cnfStyle w:val="000000000000" w:firstRow="0" w:lastRow="0" w:firstColumn="0" w:lastColumn="0" w:oddVBand="0" w:evenVBand="0" w:oddHBand="0" w:evenHBand="0" w:firstRowFirstColumn="0" w:firstRowLastColumn="0" w:lastRowFirstColumn="0" w:lastRowLastColumn="0"/>
+            </w:pPr>
+            <w:r>
+              <w:t>Gedächtnisintensiv</w:t>
+            </w:r>
+          </w:p>
+          <w:p>
+            <w:pPr>
+              <w:cnfStyle w:val="000000000000" w:firstRow="0" w:lastRow="0" w:firstColumn="0" w:lastColumn="0" w:oddVBand="0" w:evenVBand="0" w:oddHBand="0" w:evenHBand="0" w:firstRowFirstColumn="0" w:firstRowLastColumn="0" w:lastRowFirstColumn="0" w:lastRowLastColumn="0"/>
+            </w:pPr>
+          </w:p>
+          <w:p>
+            <w:pPr>
+              <w:cnfStyle w:val="000000000000" w:firstRow="0" w:lastRow="0" w:firstColumn="0" w:lastColumn="0" w:oddVBand="0" w:evenVBand="0" w:oddHBand="0" w:evenHBand="0" w:firstRowFirstColumn="0" w:firstRowLastColumn="0" w:lastRowFirstColumn="0" w:lastRowLastColumn="0"/>
+            </w:pPr>
+            <w:r>
+              <w:t xml:space="preserve">Konzentration darauf das man nichts </w:t>
+            </w:r>
+            <w:r>
+              <w:t>Falsches</w:t>
+            </w:r>
+            <w:r>
+              <w:t xml:space="preserve"> klickt</w:t>
+            </w:r>
+          </w:p>
+        </w:tc>
+        <w:tc>
+          <w:tcPr>
+            <w:tcW w:w="2609" w:type="dxa"/>
+            <w:hideMark/>
+          </w:tcPr>
+          <w:p>
+            <w:pPr>
+              <w:cnfStyle w:val="000000000000" w:firstRow="0" w:lastRow="0" w:firstColumn="0" w:lastColumn="0" w:oddVBand="0" w:evenVBand="0" w:oddHBand="0" w:evenHBand="0" w:firstRowFirstColumn="0" w:firstRowLastColumn="0" w:lastRowFirstColumn="0" w:lastRowLastColumn="0"/>
+            </w:pPr>
+            <w:r>
+              <w:t>Konzentration,</w:t>
+            </w:r>
+            <w:r>
+              <w:t xml:space="preserve"> um nicht zu verlieren</w:t>
+            </w:r>
+          </w:p>
+          <w:p>
+            <w:pPr>
+              <w:cnfStyle w:val="000000000000" w:firstRow="0" w:lastRow="0" w:firstColumn="0" w:lastColumn="0" w:oddVBand="0" w:evenVBand="0" w:oddHBand="0" w:evenHBand="0" w:firstRowFirstColumn="0" w:firstRowLastColumn="0" w:lastRowFirstColumn="0" w:lastRowLastColumn="0"/>
+            </w:pPr>
+          </w:p>
+          <w:p>
+            <w:pPr>
+              <w:cnfStyle w:val="000000000000" w:firstRow="0" w:lastRow="0" w:firstColumn="0" w:lastColumn="0" w:oddVBand="0" w:evenVBand="0" w:oddHBand="0" w:evenHBand="0" w:firstRowFirstColumn="0" w:firstRowLastColumn="0" w:lastRowFirstColumn="0" w:lastRowLastColumn="0"/>
+            </w:pPr>
+            <w:r>
+              <w:t>Anspannung das man es nochmal versuchen muss</w:t>
+            </w:r>
+          </w:p>
+          <w:p>
+            <w:pPr>
+              <w:cnfStyle w:val="000000000000" w:firstRow="0" w:lastRow="0" w:firstColumn="0" w:lastColumn="0" w:oddVBand="0" w:evenVBand="0" w:oddHBand="0" w:evenHBand="0" w:firstRowFirstColumn="0" w:firstRowLastColumn="0" w:lastRowFirstColumn="0" w:lastRowLastColumn="0"/>
+            </w:pPr>
+          </w:p>
+        </w:tc>
+      </w:tr>
+      <w:tr>
+        <w:trPr>
+          <w:cnfStyle w:val="000000100000" w:firstRow="0" w:lastRow="0" w:firstColumn="0" w:lastColumn="0" w:oddVBand="0" w:evenVBand="0" w:oddHBand="1" w:evenHBand="0" w:firstRowFirstColumn="0" w:firstRowLastColumn="0" w:lastRowFirstColumn="0" w:lastRowLastColumn="0"/>
+          <w:trHeight w:val="510"/>
+        </w:trPr>
+        <w:tc>
+          <w:tcPr>
+            <w:cnfStyle w:val="001000000000" w:firstRow="0" w:lastRow="0" w:firstColumn="1" w:lastColumn="0" w:oddVBand="0" w:evenVBand="0" w:oddHBand="0" w:evenHBand="0" w:firstRowFirstColumn="0" w:firstRowLastColumn="0" w:lastRowFirstColumn="0" w:lastRowLastColumn="0"/>
+            <w:tcW w:w="1731" w:type="dxa"/>
+            <w:hideMark/>
+          </w:tcPr>
+          <w:p>
+            <w:r>
+              <w:t>Flexible Handlungsmuster</w:t>
+            </w:r>
+          </w:p>
+        </w:tc>
+        <w:tc>
+          <w:tcPr>
+            <w:tcW w:w="2594" w:type="dxa"/>
+            <w:hideMark/>
+          </w:tcPr>
+          <w:p>
+            <w:pPr>
+              <w:cnfStyle w:val="000000100000" w:firstRow="0" w:lastRow="0" w:firstColumn="0" w:lastColumn="0" w:oddVBand="0" w:evenVBand="0" w:oddHBand="1" w:evenHBand="0" w:firstRowFirstColumn="0" w:firstRowLastColumn="0" w:lastRowFirstColumn="0" w:lastRowLastColumn="0"/>
+            </w:pPr>
+            <w:r>
+              <w:t>Weg zur gewünschten Auswahl finden</w:t>
+            </w:r>
+          </w:p>
+        </w:tc>
+        <w:tc>
+          <w:tcPr>
+            <w:tcW w:w="3106" w:type="dxa"/>
+            <w:hideMark/>
+          </w:tcPr>
+          <w:p>
+            <w:pPr>
+              <w:cnfStyle w:val="000000100000" w:firstRow="0" w:lastRow="0" w:firstColumn="0" w:lastColumn="0" w:oddVBand="0" w:evenVBand="0" w:oddHBand="1" w:evenHBand="0" w:firstRowFirstColumn="0" w:firstRowLastColumn="0" w:lastRowFirstColumn="0" w:lastRowLastColumn="0"/>
+            </w:pPr>
+            <w:r>
+              <w:t>Bedienfelder wie Dropdown, Auswahlfeld, Auswahlkästchen benutzen</w:t>
+            </w:r>
+          </w:p>
+          <w:p>
+            <w:pPr>
+              <w:cnfStyle w:val="000000100000" w:firstRow="0" w:lastRow="0" w:firstColumn="0" w:lastColumn="0" w:oddVBand="0" w:evenVBand="0" w:oddHBand="1" w:evenHBand="0" w:firstRowFirstColumn="0" w:firstRowLastColumn="0" w:lastRowFirstColumn="0" w:lastRowLastColumn="0"/>
+            </w:pPr>
+          </w:p>
+        </w:tc>
+        <w:tc>
+          <w:tcPr>
+            <w:tcW w:w="2609" w:type="dxa"/>
+            <w:hideMark/>
+          </w:tcPr>
+          <w:p>
+            <w:pPr>
+              <w:cnfStyle w:val="000000100000" w:firstRow="0" w:lastRow="0" w:firstColumn="0" w:lastColumn="0" w:oddVBand="0" w:evenVBand="0" w:oddHBand="1" w:evenHBand="0" w:firstRowFirstColumn="0" w:firstRowLastColumn="0" w:lastRowFirstColumn="0" w:lastRowLastColumn="0"/>
+            </w:pPr>
+            <w:r>
+              <w:t>Modifizieren des Layouts</w:t>
+            </w:r>
+          </w:p>
+        </w:tc>
+      </w:tr>
+      <w:tr>
+        <w:trPr>
+          <w:trHeight w:val="510"/>
+        </w:trPr>
+        <w:tc>
+          <w:tcPr>
+            <w:cnfStyle w:val="001000000000" w:firstRow="0" w:lastRow="0" w:firstColumn="1" w:lastColumn="0" w:oddVBand="0" w:evenVBand="0" w:oddHBand="0" w:evenHBand="0" w:firstRowFirstColumn="0" w:firstRowLastColumn="0" w:lastRowFirstColumn="0" w:lastRowLastColumn="0"/>
+            <w:tcW w:w="1731" w:type="dxa"/>
+            <w:hideMark/>
+          </w:tcPr>
+          <w:p>
+            <w:r>
+              <w:t>Sensomotorische Ebene</w:t>
+            </w:r>
+          </w:p>
+        </w:tc>
+        <w:tc>
+          <w:tcPr>
+            <w:tcW w:w="2594" w:type="dxa"/>
+            <w:hideMark/>
+          </w:tcPr>
+          <w:p>
+            <w:pPr>
+              <w:cnfStyle w:val="000000000000" w:firstRow="0" w:lastRow="0" w:firstColumn="0" w:lastColumn="0" w:oddVBand="0" w:evenVBand="0" w:oddHBand="0" w:evenHBand="0" w:firstRowFirstColumn="0" w:firstRowLastColumn="0" w:lastRowFirstColumn="0" w:lastRowLastColumn="0"/>
+            </w:pPr>
+            <w:r>
+              <w:t>Button anklicken</w:t>
+            </w:r>
+          </w:p>
+          <w:p>
+            <w:pPr>
+              <w:cnfStyle w:val="000000000000" w:firstRow="0" w:lastRow="0" w:firstColumn="0" w:lastColumn="0" w:oddVBand="0" w:evenVBand="0" w:oddHBand="0" w:evenHBand="0" w:firstRowFirstColumn="0" w:firstRowLastColumn="0" w:lastRowFirstColumn="0" w:lastRowLastColumn="0"/>
+            </w:pPr>
+          </w:p>
+          <w:p>
+            <w:pPr>
+              <w:cnfStyle w:val="000000000000" w:firstRow="0" w:lastRow="0" w:firstColumn="0" w:lastColumn="0" w:oddVBand="0" w:evenVBand="0" w:oddHBand="0" w:evenHBand="0" w:firstRowFirstColumn="0" w:firstRowLastColumn="0" w:lastRowFirstColumn="0" w:lastRowLastColumn="0"/>
+            </w:pPr>
+            <w:r>
+              <w:t>Maus bewegen / Controller Navigation</w:t>
+            </w:r>
+          </w:p>
+        </w:tc>
+        <w:tc>
+          <w:tcPr>
+            <w:tcW w:w="3106" w:type="dxa"/>
+            <w:hideMark/>
+          </w:tcPr>
+          <w:p>
+            <w:pPr>
+              <w:cnfStyle w:val="000000000000" w:firstRow="0" w:lastRow="0" w:firstColumn="0" w:lastColumn="0" w:oddVBand="0" w:evenVBand="0" w:oddHBand="0" w:evenHBand="0" w:firstRowFirstColumn="0" w:firstRowLastColumn="0" w:lastRowFirstColumn="0" w:lastRowLastColumn="0"/>
+            </w:pPr>
+            <w:r>
+              <w:t>Maus bewegen / Controller-Navigation</w:t>
+            </w:r>
+          </w:p>
+          <w:p>
+            <w:pPr>
+              <w:cnfStyle w:val="000000000000" w:firstRow="0" w:lastRow="0" w:firstColumn="0" w:lastColumn="0" w:oddVBand="0" w:evenVBand="0" w:oddHBand="0" w:evenHBand="0" w:firstRowFirstColumn="0" w:firstRowLastColumn="0" w:lastRowFirstColumn="0" w:lastRowLastColumn="0"/>
+            </w:pPr>
+          </w:p>
+          <w:p>
+            <w:pPr>
+              <w:cnfStyle w:val="000000000000" w:firstRow="0" w:lastRow="0" w:firstColumn="0" w:lastColumn="0" w:oddVBand="0" w:evenVBand="0" w:oddHBand="0" w:evenHBand="0" w:firstRowFirstColumn="0" w:firstRowLastColumn="0" w:lastRowFirstColumn="0" w:lastRowLastColumn="0"/>
+            </w:pPr>
+            <w:r>
+              <w:t>Feld anklicken</w:t>
+            </w:r>
+          </w:p>
+          <w:p>
+            <w:pPr>
+              <w:cnfStyle w:val="000000000000" w:firstRow="0" w:lastRow="0" w:firstColumn="0" w:lastColumn="0" w:oddVBand="0" w:evenVBand="0" w:oddHBand="0" w:evenHBand="0" w:firstRowFirstColumn="0" w:firstRowLastColumn="0" w:lastRowFirstColumn="0" w:lastRowLastColumn="0"/>
+            </w:pPr>
+          </w:p>
+          <w:p>
+            <w:pPr>
+              <w:cnfStyle w:val="000000000000" w:firstRow="0" w:lastRow="0" w:firstColumn="0" w:lastColumn="0" w:oddVBand="0" w:evenVBand="0" w:oddHBand="0" w:evenHBand="0" w:firstRowFirstColumn="0" w:firstRowLastColumn="0" w:lastRowFirstColumn="0" w:lastRowLastColumn="0"/>
+            </w:pPr>
+            <w:r>
+              <w:t>Spiel starten anklicken</w:t>
+            </w:r>
+          </w:p>
+          <w:p>
+            <w:pPr>
+              <w:cnfStyle w:val="000000000000" w:firstRow="0" w:lastRow="0" w:firstColumn="0" w:lastColumn="0" w:oddVBand="0" w:evenVBand="0" w:oddHBand="0" w:evenHBand="0" w:firstRowFirstColumn="0" w:firstRowLastColumn="0" w:lastRowFirstColumn="0" w:lastRowLastColumn="0"/>
+            </w:pPr>
+            <w:r>
+              <w:t> </w:t>
+            </w:r>
+          </w:p>
+        </w:tc>
+        <w:tc>
+          <w:tcPr>
+            <w:tcW w:w="2609" w:type="dxa"/>
+            <w:hideMark/>
+          </w:tcPr>
+          <w:p>
+            <w:pPr>
+              <w:cnfStyle w:val="000000000000" w:firstRow="0" w:lastRow="0" w:firstColumn="0" w:lastColumn="0" w:oddVBand="0" w:evenVBand="0" w:oddHBand="0" w:evenHBand="0" w:firstRowFirstColumn="0" w:firstRowLastColumn="0" w:lastRowFirstColumn="0" w:lastRowLastColumn="0"/>
+            </w:pPr>
+            <w:r>
+              <w:t>Flipper Hebel betätigen</w:t>
+            </w:r>
+          </w:p>
+          <w:p>
+            <w:pPr>
+              <w:cnfStyle w:val="000000000000" w:firstRow="0" w:lastRow="0" w:firstColumn="0" w:lastColumn="0" w:oddVBand="0" w:evenVBand="0" w:oddHBand="0" w:evenHBand="0" w:firstRowFirstColumn="0" w:firstRowLastColumn="0" w:lastRowFirstColumn="0" w:lastRowLastColumn="0"/>
+            </w:pPr>
+          </w:p>
+          <w:p>
+            <w:pPr>
+              <w:cnfStyle w:val="000000000000" w:firstRow="0" w:lastRow="0" w:firstColumn="0" w:lastColumn="0" w:oddVBand="0" w:evenVBand="0" w:oddHBand="0" w:evenHBand="0" w:firstRowFirstColumn="0" w:firstRowLastColumn="0" w:lastRowFirstColumn="0" w:lastRowLastColumn="0"/>
+            </w:pPr>
+            <w:r>
+              <w:t>Plunger bedienen</w:t>
+            </w:r>
+          </w:p>
+          <w:p>
+            <w:pPr>
+              <w:cnfStyle w:val="000000000000" w:firstRow="0" w:lastRow="0" w:firstColumn="0" w:lastColumn="0" w:oddVBand="0" w:evenVBand="0" w:oddHBand="0" w:evenHBand="0" w:firstRowFirstColumn="0" w:firstRowLastColumn="0" w:lastRowFirstColumn="0" w:lastRowLastColumn="0"/>
+            </w:pPr>
+          </w:p>
+          <w:p>
+            <w:pPr>
+              <w:cnfStyle w:val="000000000000" w:firstRow="0" w:lastRow="0" w:firstColumn="0" w:lastColumn="0" w:oddVBand="0" w:evenVBand="0" w:oddHBand="0" w:evenHBand="0" w:firstRowFirstColumn="0" w:firstRowLastColumn="0" w:lastRowFirstColumn="0" w:lastRowLastColumn="0"/>
+            </w:pPr>
+            <w:r>
+              <w:t>Sticker auswählen</w:t>
+            </w:r>
+          </w:p>
+        </w:tc>
+      </w:tr>
+    </w:tbl>
+    <w:p/>
+    <w:p/>
+    <w:p/>
+    <w:p/>
+    <w:p/>
+    <w:p/>
+    <w:p/>
+    <w:p/>
+    <w:p/>
+    <w:p/>
+    <w:p>
+      <w:pPr>
+        <w:pStyle w:val="berschrift1"/>
+      </w:pPr>
+      <w:r>
+        <w:lastRenderedPageBreak/>
+        <w:t>Interaktionsprinzipien 9241-110 in der Praxis</w:t>
+      </w:r>
+    </w:p>
+    <w:p>
+      <w:pPr>
+        <w:pStyle w:val="berschrift2"/>
+      </w:pPr>
+      <w:r>
+        <w:t>Amazon Prime Video</w:t>
+      </w:r>
+    </w:p>
+    <w:tbl>
+      <w:tblPr>
+        <w:tblStyle w:val="Gitternetztabelle5dunkelAkzent2"/>
+        <w:tblW w:w="10622" w:type="dxa"/>
+        <w:tblLayout w:type="fixed"/>
+        <w:tblLook w:val="04A0" w:firstRow="1" w:lastRow="0" w:firstColumn="1" w:lastColumn="0" w:noHBand="0" w:noVBand="1"/>
+        <w:tblCaption w:val=""/>
+        <w:tblDescription w:val=""/>
+      </w:tblPr>
+      <w:tblGrid>
+        <w:gridCol w:w="2263"/>
+        <w:gridCol w:w="4111"/>
+        <w:gridCol w:w="4248"/>
+      </w:tblGrid>
+      <w:tr>
+        <w:trPr>
+          <w:cnfStyle w:val="100000000000" w:firstRow="1" w:lastRow="0" w:firstColumn="0" w:lastColumn="0" w:oddVBand="0" w:evenVBand="0" w:oddHBand="0" w:evenHBand="0" w:firstRowFirstColumn="0" w:firstRowLastColumn="0" w:lastRowFirstColumn="0" w:lastRowLastColumn="0"/>
+        </w:trPr>
+        <w:tc>
+          <w:tcPr>
+            <w:cnfStyle w:val="001000000000" w:firstRow="0" w:lastRow="0" w:firstColumn="1" w:lastColumn="0" w:oddVBand="0" w:evenVBand="0" w:oddHBand="0" w:evenHBand="0" w:firstRowFirstColumn="0" w:firstRowLastColumn="0" w:lastRowFirstColumn="0" w:lastRowLastColumn="0"/>
+            <w:tcW w:w="2263" w:type="dxa"/>
+            <w:hideMark/>
+          </w:tcPr>
+          <w:p/>
+        </w:tc>
+        <w:tc>
+          <w:tcPr>
+            <w:tcW w:w="4111" w:type="dxa"/>
+            <w:hideMark/>
+          </w:tcPr>
+          <w:p>
+            <w:pPr>
+              <w:cnfStyle w:val="100000000000" w:firstRow="1" w:lastRow="0" w:firstColumn="0" w:lastColumn="0" w:oddVBand="0" w:evenVBand="0" w:oddHBand="0" w:evenHBand="0" w:firstRowFirstColumn="0" w:firstRowLastColumn="0" w:lastRowFirstColumn="0" w:lastRowLastColumn="0"/>
+            </w:pPr>
+            <w:r>
+              <w:t>Pro</w:t>
+            </w:r>
+          </w:p>
+        </w:tc>
+        <w:tc>
+          <w:tcPr>
+            <w:tcW w:w="4248" w:type="dxa"/>
+            <w:hideMark/>
+          </w:tcPr>
+          <w:p>
+            <w:pPr>
+              <w:cnfStyle w:val="100000000000" w:firstRow="1" w:lastRow="0" w:firstColumn="0" w:lastColumn="0" w:oddVBand="0" w:evenVBand="0" w:oddHBand="0" w:evenHBand="0" w:firstRowFirstColumn="0" w:firstRowLastColumn="0" w:lastRowFirstColumn="0" w:lastRowLastColumn="0"/>
+            </w:pPr>
+            <w:r>
+              <w:t>Contra</w:t>
+            </w:r>
+          </w:p>
+        </w:tc>
+      </w:tr>
+      <w:tr>
+        <w:trPr>
+          <w:cnfStyle w:val="000000100000" w:firstRow="0" w:lastRow="0" w:firstColumn="0" w:lastColumn="0" w:oddVBand="0" w:evenVBand="0" w:oddHBand="1" w:evenHBand="0" w:firstRowFirstColumn="0" w:firstRowLastColumn="0" w:lastRowFirstColumn="0" w:lastRowLastColumn="0"/>
+        </w:trPr>
+        <w:tc>
+          <w:tcPr>
+            <w:cnfStyle w:val="001000000000" w:firstRow="0" w:lastRow="0" w:firstColumn="1" w:lastColumn="0" w:oddVBand="0" w:evenVBand="0" w:oddHBand="0" w:evenHBand="0" w:firstRowFirstColumn="0" w:firstRowLastColumn="0" w:lastRowFirstColumn="0" w:lastRowLastColumn="0"/>
+            <w:tcW w:w="2263" w:type="dxa"/>
+            <w:hideMark/>
+          </w:tcPr>
+          <w:p>
+            <w:r>
+              <w:t>Aufgabenangemessenheit</w:t>
+            </w:r>
+          </w:p>
+        </w:tc>
+        <w:tc>
+          <w:tcPr>
+            <w:tcW w:w="4111" w:type="dxa"/>
+            <w:hideMark/>
+          </w:tcPr>
+          <w:p>
+            <w:pPr>
+              <w:cnfStyle w:val="000000100000" w:firstRow="0" w:lastRow="0" w:firstColumn="0" w:lastColumn="0" w:oddVBand="0" w:evenVBand="0" w:oddHBand="1" w:evenHBand="0" w:firstRowFirstColumn="0" w:firstRowLastColumn="0" w:lastRowFirstColumn="0" w:lastRowLastColumn="0"/>
+            </w:pPr>
+            <w:r>
+              <w:t>Zeigt aktuell Beliebte Filme auf der Gesammelt an</w:t>
+            </w:r>
+          </w:p>
+        </w:tc>
+        <w:tc>
+          <w:tcPr>
+            <w:tcW w:w="4248" w:type="dxa"/>
+            <w:hideMark/>
+          </w:tcPr>
+          <w:p>
+            <w:pPr>
+              <w:cnfStyle w:val="000000100000" w:firstRow="0" w:lastRow="0" w:firstColumn="0" w:lastColumn="0" w:oddVBand="0" w:evenVBand="0" w:oddHBand="1" w:evenHBand="0" w:firstRowFirstColumn="0" w:firstRowLastColumn="0" w:lastRowFirstColumn="0" w:lastRowLastColumn="0"/>
+            </w:pPr>
+            <w:r>
+              <w:t xml:space="preserve">Zeigt </w:t>
+            </w:r>
+            <w:proofErr w:type="gramStart"/>
+            <w:r>
+              <w:t>in verschiedenen listen</w:t>
+            </w:r>
+            <w:proofErr w:type="gramEnd"/>
+            <w:r>
+              <w:t xml:space="preserve"> oder sogar </w:t>
+            </w:r>
+            <w:proofErr w:type="gramStart"/>
+            <w:r>
+              <w:t>den selben</w:t>
+            </w:r>
+            <w:proofErr w:type="gramEnd"/>
+            <w:r>
+              <w:t xml:space="preserve"> listen immer wieder dieselben Filme und Serien an</w:t>
+            </w:r>
+          </w:p>
+        </w:tc>
+      </w:tr>
+      <w:tr>
+        <w:tc>
+          <w:tcPr>
+            <w:cnfStyle w:val="001000000000" w:firstRow="0" w:lastRow="0" w:firstColumn="1" w:lastColumn="0" w:oddVBand="0" w:evenVBand="0" w:oddHBand="0" w:evenHBand="0" w:firstRowFirstColumn="0" w:firstRowLastColumn="0" w:lastRowFirstColumn="0" w:lastRowLastColumn="0"/>
+            <w:tcW w:w="2263" w:type="dxa"/>
+            <w:hideMark/>
+          </w:tcPr>
+          <w:p>
+            <w:r>
+              <w:t>Selbstbeschreibungsfähigkeit</w:t>
+            </w:r>
+          </w:p>
+        </w:tc>
+        <w:tc>
+          <w:tcPr>
+            <w:tcW w:w="4111" w:type="dxa"/>
+            <w:hideMark/>
+          </w:tcPr>
+          <w:p>
+            <w:pPr>
+              <w:cnfStyle w:val="000000000000" w:firstRow="0" w:lastRow="0" w:firstColumn="0" w:lastColumn="0" w:oddVBand="0" w:evenVBand="0" w:oddHBand="0" w:evenHBand="0" w:firstRowFirstColumn="0" w:firstRowLastColumn="0" w:lastRowFirstColumn="0" w:lastRowLastColumn="0"/>
+            </w:pPr>
+            <w:r>
+              <w:t>Sowohl auf und ab scrollen als auch seitlich scrollen ist gut visualisiert und mit Standards wie Maus-Scroll-Rädern verwendbar</w:t>
+            </w:r>
+          </w:p>
+        </w:tc>
+        <w:tc>
+          <w:tcPr>
+            <w:tcW w:w="4248" w:type="dxa"/>
+            <w:hideMark/>
+          </w:tcPr>
+          <w:p>
+            <w:pPr>
+              <w:cnfStyle w:val="000000000000" w:firstRow="0" w:lastRow="0" w:firstColumn="0" w:lastColumn="0" w:oddVBand="0" w:evenVBand="0" w:oddHBand="0" w:evenHBand="0" w:firstRowFirstColumn="0" w:firstRowLastColumn="0" w:lastRowFirstColumn="0" w:lastRowLastColumn="0"/>
+            </w:pPr>
+            <w:r>
+              <w:t>Die Suche Leiste liefert Ergebnisse die nicht nur Filme und Serien Betreffen</w:t>
+            </w:r>
+          </w:p>
+        </w:tc>
+      </w:tr>
+      <w:tr>
+        <w:trPr>
+          <w:cnfStyle w:val="000000100000" w:firstRow="0" w:lastRow="0" w:firstColumn="0" w:lastColumn="0" w:oddVBand="0" w:evenVBand="0" w:oddHBand="1" w:evenHBand="0" w:firstRowFirstColumn="0" w:firstRowLastColumn="0" w:lastRowFirstColumn="0" w:lastRowLastColumn="0"/>
+        </w:trPr>
+        <w:tc>
+          <w:tcPr>
+            <w:cnfStyle w:val="001000000000" w:firstRow="0" w:lastRow="0" w:firstColumn="1" w:lastColumn="0" w:oddVBand="0" w:evenVBand="0" w:oddHBand="0" w:evenHBand="0" w:firstRowFirstColumn="0" w:firstRowLastColumn="0" w:lastRowFirstColumn="0" w:lastRowLastColumn="0"/>
+            <w:tcW w:w="2263" w:type="dxa"/>
+            <w:hideMark/>
+          </w:tcPr>
+          <w:p>
+            <w:r>
+              <w:t>Steuerbarkeit</w:t>
+            </w:r>
+          </w:p>
+        </w:tc>
+        <w:tc>
+          <w:tcPr>
+            <w:tcW w:w="4111" w:type="dxa"/>
+            <w:hideMark/>
+          </w:tcPr>
+          <w:p>
+            <w:pPr>
+              <w:cnfStyle w:val="000000100000" w:firstRow="0" w:lastRow="0" w:firstColumn="0" w:lastColumn="0" w:oddVBand="0" w:evenVBand="0" w:oddHBand="1" w:evenHBand="0" w:firstRowFirstColumn="0" w:firstRowLastColumn="0" w:lastRowFirstColumn="0" w:lastRowLastColumn="0"/>
+            </w:pPr>
+            <w:r>
+              <w:t>Starten, Stoppen, Sequenzen überspringen, etz. Ist über eingeblendete Buttons in den passenden Situationen durch einen Mausklick möglich</w:t>
+            </w:r>
+          </w:p>
+        </w:tc>
+        <w:tc>
+          <w:tcPr>
+            <w:tcW w:w="4248" w:type="dxa"/>
+            <w:hideMark/>
+          </w:tcPr>
+          <w:p>
+            <w:pPr>
+              <w:cnfStyle w:val="000000100000" w:firstRow="0" w:lastRow="0" w:firstColumn="0" w:lastColumn="0" w:oddVBand="0" w:evenVBand="0" w:oddHBand="1" w:evenHBand="0" w:firstRowFirstColumn="0" w:firstRowLastColumn="0" w:lastRowFirstColumn="0" w:lastRowLastColumn="0"/>
+            </w:pPr>
+            <w:r>
+              <w:t xml:space="preserve">Es passiert immer wieder das beim Streamen die Tasten der Tastatur nicht mehr angenommen werden </w:t>
+            </w:r>
+          </w:p>
+        </w:tc>
+      </w:tr>
+      <w:tr>
+        <w:tc>
+          <w:tcPr>
+            <w:cnfStyle w:val="001000000000" w:firstRow="0" w:lastRow="0" w:firstColumn="1" w:lastColumn="0" w:oddVBand="0" w:evenVBand="0" w:oddHBand="0" w:evenHBand="0" w:firstRowFirstColumn="0" w:firstRowLastColumn="0" w:lastRowFirstColumn="0" w:lastRowLastColumn="0"/>
+            <w:tcW w:w="2263" w:type="dxa"/>
+            <w:hideMark/>
+          </w:tcPr>
+          <w:p>
+            <w:r>
+              <w:t>Erwartungskonformität</w:t>
+            </w:r>
+          </w:p>
+        </w:tc>
+        <w:tc>
+          <w:tcPr>
+            <w:tcW w:w="4111" w:type="dxa"/>
+            <w:hideMark/>
+          </w:tcPr>
+          <w:p>
+            <w:pPr>
+              <w:cnfStyle w:val="000000000000" w:firstRow="0" w:lastRow="0" w:firstColumn="0" w:lastColumn="0" w:oddVBand="0" w:evenVBand="0" w:oddHBand="0" w:evenHBand="0" w:firstRowFirstColumn="0" w:firstRowLastColumn="0" w:lastRowFirstColumn="0" w:lastRowLastColumn="0"/>
+            </w:pPr>
+            <w:proofErr w:type="gramStart"/>
+            <w:r>
+              <w:t>Standard Tasten</w:t>
+            </w:r>
+            <w:proofErr w:type="gramEnd"/>
+            <w:r>
+              <w:t xml:space="preserve"> wie Leertaste zum Pausieren und Weiterspielen oder Pfeiltasten zum schrittweise weiter und zurückschalten sind umgesetzt</w:t>
+            </w:r>
+          </w:p>
+        </w:tc>
+        <w:tc>
+          <w:tcPr>
+            <w:tcW w:w="4248" w:type="dxa"/>
+            <w:hideMark/>
+          </w:tcPr>
+          <w:p>
+            <w:pPr>
+              <w:cnfStyle w:val="000000000000" w:firstRow="0" w:lastRow="0" w:firstColumn="0" w:lastColumn="0" w:oddVBand="0" w:evenVBand="0" w:oddHBand="0" w:evenHBand="0" w:firstRowFirstColumn="0" w:firstRowLastColumn="0" w:lastRowFirstColumn="0" w:lastRowLastColumn="0"/>
+            </w:pPr>
+            <w:r>
+              <w:t xml:space="preserve">Wenn man einen Film auswählt und dann zurück </w:t>
+            </w:r>
+            <w:proofErr w:type="gramStart"/>
+            <w:r>
+              <w:t>geht</w:t>
+            </w:r>
+            <w:proofErr w:type="gramEnd"/>
+            <w:r>
+              <w:t xml:space="preserve"> landet man wieder ganz oben auf der vorherigen Seite und nicht an der </w:t>
+            </w:r>
+            <w:proofErr w:type="gramStart"/>
+            <w:r>
+              <w:t>Stelle</w:t>
+            </w:r>
+            <w:proofErr w:type="gramEnd"/>
+            <w:r>
+              <w:t xml:space="preserve"> an der man den Film angeklickt </w:t>
+            </w:r>
+            <w:proofErr w:type="gramStart"/>
+            <w:r>
+              <w:t>hat</w:t>
+            </w:r>
+            <w:proofErr w:type="gramEnd"/>
+          </w:p>
+        </w:tc>
+      </w:tr>
+      <w:tr>
+        <w:trPr>
+          <w:cnfStyle w:val="000000100000" w:firstRow="0" w:lastRow="0" w:firstColumn="0" w:lastColumn="0" w:oddVBand="0" w:evenVBand="0" w:oddHBand="1" w:evenHBand="0" w:firstRowFirstColumn="0" w:firstRowLastColumn="0" w:lastRowFirstColumn="0" w:lastRowLastColumn="0"/>
+        </w:trPr>
+        <w:tc>
+          <w:tcPr>
+            <w:cnfStyle w:val="001000000000" w:firstRow="0" w:lastRow="0" w:firstColumn="1" w:lastColumn="0" w:oddVBand="0" w:evenVBand="0" w:oddHBand="0" w:evenHBand="0" w:firstRowFirstColumn="0" w:firstRowLastColumn="0" w:lastRowFirstColumn="0" w:lastRowLastColumn="0"/>
+            <w:tcW w:w="2263" w:type="dxa"/>
+            <w:hideMark/>
+          </w:tcPr>
+          <w:p>
+            <w:r>
+              <w:t>Erlenbarkeit</w:t>
+            </w:r>
+          </w:p>
+        </w:tc>
+        <w:tc>
+          <w:tcPr>
+            <w:tcW w:w="4111" w:type="dxa"/>
+            <w:hideMark/>
+          </w:tcPr>
+          <w:p>
+            <w:pPr>
+              <w:cnfStyle w:val="000000100000" w:firstRow="0" w:lastRow="0" w:firstColumn="0" w:lastColumn="0" w:oddVBand="0" w:evenVBand="0" w:oddHBand="1" w:evenHBand="0" w:firstRowFirstColumn="0" w:firstRowLastColumn="0" w:lastRowFirstColumn="0" w:lastRowLastColumn="0"/>
+            </w:pPr>
+            <w:r>
+              <w:t>Filme abspielen</w:t>
+            </w:r>
+          </w:p>
+        </w:tc>
+        <w:tc>
+          <w:tcPr>
+            <w:tcW w:w="4248" w:type="dxa"/>
+            <w:hideMark/>
+          </w:tcPr>
+          <w:p>
+            <w:pPr>
+              <w:cnfStyle w:val="000000100000" w:firstRow="0" w:lastRow="0" w:firstColumn="0" w:lastColumn="0" w:oddVBand="0" w:evenVBand="0" w:oddHBand="1" w:evenHBand="0" w:firstRowFirstColumn="0" w:firstRowLastColumn="0" w:lastRowFirstColumn="0" w:lastRowLastColumn="0"/>
+            </w:pPr>
+            <w:r>
+              <w:t>Navigieren durch die Slide listen</w:t>
+            </w:r>
+          </w:p>
+        </w:tc>
+      </w:tr>
+      <w:tr>
+        <w:tc>
+          <w:tcPr>
+            <w:cnfStyle w:val="001000000000" w:firstRow="0" w:lastRow="0" w:firstColumn="1" w:lastColumn="0" w:oddVBand="0" w:evenVBand="0" w:oddHBand="0" w:evenHBand="0" w:firstRowFirstColumn="0" w:firstRowLastColumn="0" w:lastRowFirstColumn="0" w:lastRowLastColumn="0"/>
+            <w:tcW w:w="2263" w:type="dxa"/>
+            <w:hideMark/>
+          </w:tcPr>
+          <w:p>
+            <w:r>
+              <w:t xml:space="preserve">Robustheit </w:t>
+            </w:r>
+            <w:proofErr w:type="spellStart"/>
+            <w:r>
+              <w:t>gg</w:t>
+            </w:r>
+            <w:proofErr w:type="spellEnd"/>
+            <w:r>
+              <w:t>. Benutzungsfehler</w:t>
+            </w:r>
+          </w:p>
+        </w:tc>
+        <w:tc>
+          <w:tcPr>
+            <w:tcW w:w="4111" w:type="dxa"/>
+            <w:hideMark/>
+          </w:tcPr>
+          <w:p>
+            <w:pPr>
+              <w:cnfStyle w:val="000000000000" w:firstRow="0" w:lastRow="0" w:firstColumn="0" w:lastColumn="0" w:oddVBand="0" w:evenVBand="0" w:oddHBand="0" w:evenHBand="0" w:firstRowFirstColumn="0" w:firstRowLastColumn="0" w:lastRowFirstColumn="0" w:lastRowLastColumn="0"/>
+            </w:pPr>
+            <w:r>
+              <w:t>Man kann fast jede Eingabe und Auswahl rückgängig machen</w:t>
+            </w:r>
+          </w:p>
+        </w:tc>
+        <w:tc>
+          <w:tcPr>
+            <w:tcW w:w="4248" w:type="dxa"/>
+            <w:hideMark/>
+          </w:tcPr>
+          <w:p>
+            <w:pPr>
+              <w:cnfStyle w:val="000000000000" w:firstRow="0" w:lastRow="0" w:firstColumn="0" w:lastColumn="0" w:oddVBand="0" w:evenVBand="0" w:oddHBand="0" w:evenHBand="0" w:firstRowFirstColumn="0" w:firstRowLastColumn="0" w:lastRowFirstColumn="0" w:lastRowLastColumn="0"/>
+            </w:pPr>
+            <w:r>
+              <w:t>Wenn man einen Film versehentlich anklickt aber gleich wieder zurück geht landet er in der "Weitersehen" Liste</w:t>
+            </w:r>
+          </w:p>
+        </w:tc>
+      </w:tr>
+      <w:tr>
+        <w:trPr>
+          <w:cnfStyle w:val="000000100000" w:firstRow="0" w:lastRow="0" w:firstColumn="0" w:lastColumn="0" w:oddVBand="0" w:evenVBand="0" w:oddHBand="1" w:evenHBand="0" w:firstRowFirstColumn="0" w:firstRowLastColumn="0" w:lastRowFirstColumn="0" w:lastRowLastColumn="0"/>
+        </w:trPr>
+        <w:tc>
+          <w:tcPr>
+            <w:cnfStyle w:val="001000000000" w:firstRow="0" w:lastRow="0" w:firstColumn="1" w:lastColumn="0" w:oddVBand="0" w:evenVBand="0" w:oddHBand="0" w:evenHBand="0" w:firstRowFirstColumn="0" w:firstRowLastColumn="0" w:lastRowFirstColumn="0" w:lastRowLastColumn="0"/>
+            <w:tcW w:w="2263" w:type="dxa"/>
+            <w:hideMark/>
+          </w:tcPr>
+          <w:p>
+            <w:r>
+              <w:t>Benutzerbindung</w:t>
+            </w:r>
+          </w:p>
+        </w:tc>
+        <w:tc>
+          <w:tcPr>
+            <w:tcW w:w="4111" w:type="dxa"/>
+            <w:hideMark/>
+          </w:tcPr>
+          <w:p>
+            <w:pPr>
+              <w:cnfStyle w:val="000000100000" w:firstRow="0" w:lastRow="0" w:firstColumn="0" w:lastColumn="0" w:oddVBand="0" w:evenVBand="0" w:oddHBand="1" w:evenHBand="0" w:firstRowFirstColumn="0" w:firstRowLastColumn="0" w:lastRowFirstColumn="0" w:lastRowLastColumn="0"/>
+            </w:pPr>
+            <w:r>
+              <w:t>Speichert Fortschritte in Filmen und Serien</w:t>
+            </w:r>
+          </w:p>
+        </w:tc>
+        <w:tc>
+          <w:tcPr>
+            <w:tcW w:w="4248" w:type="dxa"/>
+            <w:hideMark/>
+          </w:tcPr>
+          <w:p>
+            <w:pPr>
+              <w:cnfStyle w:val="000000100000" w:firstRow="0" w:lastRow="0" w:firstColumn="0" w:lastColumn="0" w:oddVBand="0" w:evenVBand="0" w:oddHBand="1" w:evenHBand="0" w:firstRowFirstColumn="0" w:firstRowLastColumn="0" w:lastRowFirstColumn="0" w:lastRowLastColumn="0"/>
+            </w:pPr>
+            <w:r>
+              <w:t>Werbung auch für Zahlende Kunden</w:t>
+            </w:r>
+          </w:p>
+        </w:tc>
+      </w:tr>
+    </w:tbl>
+    <w:p/>
+    <w:p/>
+    <w:p>
+      <w:pPr>
+        <w:pStyle w:val="berschrift1"/>
+      </w:pPr>
+      <w:r>
+        <w:t>7 Handlungsschritte von D. Norman</w:t>
+      </w:r>
+    </w:p>
+    <w:p/>
+    <w:p>
+      <w:pPr>
+        <w:pStyle w:val="berschrift2"/>
+      </w:pPr>
       <w:proofErr w:type="spellStart"/>
       <w:r>
-        <w:rPr>
-          <w:sz w:val="24"/>
-          <w:szCs w:val="24"/>
-        </w:rPr>
-        <w:t>Illerdamm</w:t>
+        <w:t>Gulf</w:t>
       </w:r>
       <w:proofErr w:type="spellEnd"/>
       <w:r>
-        <w:rPr>
-          <w:sz w:val="24"/>
-          <w:szCs w:val="24"/>
-        </w:rPr>
-        <w:t xml:space="preserve"> oder auf dem Bolzplatz in der Nähe seines Wohngebiets. Dort spielen sie Fußball, hören Musik oder hängen einfach zusammen ab. Am Wochenende ist er oft auch in der Innenstadt unterwegs, zum Beispiel am Forum Allgäu, einem beliebten Treffpunkt für Jugendliche.</w:t>
-      </w:r>
-    </w:p>
-    <w:p>
-      <w:pPr>
-        <w:jc w:val="center"/>
-        <w:rPr>
-          <w:sz w:val="24"/>
-          <w:szCs w:val="24"/>
-        </w:rPr>
-      </w:pPr>
-      <w:r>
-        <w:rPr>
-          <w:sz w:val="24"/>
-          <w:szCs w:val="24"/>
-        </w:rPr>
-        <w:t xml:space="preserve">Digital ist Leon sehr aktiv. Er nutzt täglich </w:t>
+        <w:t xml:space="preserve"> </w:t>
       </w:r>
       <w:proofErr w:type="spellStart"/>
       <w:r>
-        <w:rPr>
-          <w:sz w:val="24"/>
-          <w:szCs w:val="24"/>
-        </w:rPr>
-        <w:t>Social</w:t>
+        <w:t>of</w:t>
       </w:r>
       <w:proofErr w:type="spellEnd"/>
       <w:r>
-        <w:rPr>
-          <w:sz w:val="24"/>
-          <w:szCs w:val="24"/>
-        </w:rPr>
-        <w:t>-Media-Plattformen wie Instagram, TikTok und Snapchat, um mit Freunden zu kommunizieren, Inhalte zu teilen und Trends zu verfolgen. Sein Smartphone ist dabei sein ständiger Begleiter. Gleichzeitig verbringt er viel Zeit am PC oder an seiner Konsole.</w:t>
-      </w:r>
-    </w:p>
-    <w:p>
-      <w:pPr>
-        <w:jc w:val="center"/>
-        <w:rPr>
-          <w:sz w:val="24"/>
-          <w:szCs w:val="24"/>
-        </w:rPr>
-      </w:pPr>
-      <w:r>
-        <w:rPr>
-          <w:sz w:val="24"/>
-          <w:szCs w:val="24"/>
-        </w:rPr>
-        <w:t xml:space="preserve">Gaming spielt eine zentrale Rolle in seinem Alltag. Seine Lieblingsspiele sind schnell zugänglich, kompetitiv und bieten kurze Spielrunden – zum Beispiel Fortnite, EA Sports FC oder </w:t>
+        <w:t xml:space="preserve"> Evaluation (</w:t>
+      </w:r>
+      <w:proofErr w:type="spellStart"/>
+      <w:r>
+        <w:t>Paypal</w:t>
+      </w:r>
+      <w:proofErr w:type="spellEnd"/>
+      <w:r>
+        <w:t>)</w:t>
+      </w:r>
+    </w:p>
+    <w:p>
+      <w:r>
+        <w:t xml:space="preserve">Beim Abschluss der Zahlung kommt </w:t>
+      </w:r>
+      <w:r>
+        <w:t>oft</w:t>
+      </w:r>
+      <w:r>
+        <w:t xml:space="preserve"> ein </w:t>
+      </w:r>
+      <w:r>
+        <w:t>Fehler</w:t>
+      </w:r>
+      <w:r>
+        <w:t xml:space="preserve"> ohne eine Bestätigung das die Zahlung aber funktioniert hat.</w:t>
+      </w:r>
+    </w:p>
+    <w:p>
+      <w:r>
+        <w:t xml:space="preserve">Es kann dazu führen </w:t>
       </w:r>
       <w:proofErr w:type="gramStart"/>
       <w:r>
-        <w:rPr>
-          <w:sz w:val="24"/>
-          <w:szCs w:val="24"/>
-        </w:rPr>
-        <w:t>Rocket</w:t>
+        <w:t>das</w:t>
       </w:r>
       <w:proofErr w:type="gramEnd"/>
       <w:r>
-        <w:rPr>
-          <w:sz w:val="24"/>
-          <w:szCs w:val="24"/>
-        </w:rPr>
-        <w:t xml:space="preserve"> League. Für Leon ist Gaming vor allem eine Möglichkeit, abzuschalten und Stress abzubauen. Nach einem anstrengenden Schultag helfen ihm ein paar Runden, den Kopf freizubekommen.</w:t>
-      </w:r>
-    </w:p>
-    <w:p>
-      <w:pPr>
-        <w:jc w:val="center"/>
-        <w:rPr>
-          <w:sz w:val="24"/>
-          <w:szCs w:val="24"/>
-        </w:rPr>
-      </w:pPr>
-      <w:r>
-        <w:rPr>
-          <w:sz w:val="24"/>
-          <w:szCs w:val="24"/>
-        </w:rPr>
-        <w:t xml:space="preserve">Besonders wichtig ist ihm dabei der soziale Aspekt: Er spielt häufig mit seinen Freunden zusammen, nutzt Voice-Chat und misst sich gerne in Ranglisten. Er mag es, Fortschritte </w:t>
-      </w:r>
-      <w:r>
-        <w:rPr>
-          <w:sz w:val="24"/>
-          <w:szCs w:val="24"/>
-        </w:rPr>
+        <w:t xml:space="preserve"> man einen Artikel doppelt </w:t>
+      </w:r>
+      <w:proofErr w:type="gramStart"/>
+      <w:r>
+        <w:t>kauft</w:t>
+      </w:r>
+      <w:proofErr w:type="gramEnd"/>
+      <w:r>
+        <w:t xml:space="preserve"> weil die </w:t>
+      </w:r>
+      <w:proofErr w:type="gramStart"/>
+      <w:r>
+        <w:t>E-Mail Bestätigungen</w:t>
+      </w:r>
+      <w:proofErr w:type="gramEnd"/>
+      <w:r>
+        <w:t xml:space="preserve"> verzögert komme.</w:t>
+      </w:r>
+    </w:p>
+    <w:p>
+      <w:r>
+        <w:t> </w:t>
+      </w:r>
+    </w:p>
+    <w:p>
+      <w:pPr>
+        <w:pStyle w:val="berschrift2"/>
+      </w:pPr>
+      <w:proofErr w:type="spellStart"/>
+      <w:r>
+        <w:t>Gulf</w:t>
+      </w:r>
+      <w:proofErr w:type="spellEnd"/>
+      <w:r>
+        <w:t xml:space="preserve"> </w:t>
+      </w:r>
+      <w:proofErr w:type="spellStart"/>
+      <w:r>
+        <w:t>of</w:t>
+      </w:r>
+      <w:proofErr w:type="spellEnd"/>
+      <w:r>
+        <w:t xml:space="preserve"> </w:t>
+      </w:r>
+      <w:proofErr w:type="spellStart"/>
+      <w:r>
+        <w:t>Execution</w:t>
+      </w:r>
+      <w:proofErr w:type="spellEnd"/>
+      <w:r>
+        <w:t xml:space="preserve"> (Mein Campus H</w:t>
+      </w:r>
+      <w:r>
+        <w:t>S</w:t>
+      </w:r>
+      <w:r>
+        <w:t xml:space="preserve"> Kempten)</w:t>
+      </w:r>
+    </w:p>
+    <w:p>
+      <w:r>
+        <w:t xml:space="preserve">Ich will mich für die Gruppen des nächsten Semesters anmelden, finde aber auf der </w:t>
+      </w:r>
+      <w:r>
+        <w:t>gesamten</w:t>
+      </w:r>
+      <w:r>
+        <w:t xml:space="preserve"> Mein Campus </w:t>
+      </w:r>
+      <w:r>
+        <w:t>Oberfläche</w:t>
+      </w:r>
+      <w:r>
+        <w:t xml:space="preserve"> keine </w:t>
+      </w:r>
+      <w:r>
+        <w:t>Auswahl</w:t>
+      </w:r>
+      <w:r>
+        <w:t xml:space="preserve"> dafür.</w:t>
+      </w:r>
+    </w:p>
+    <w:p>
+      <w:pPr>
+        <w:pStyle w:val="berschrift1"/>
+      </w:pPr>
+      <w:r>
         <w:lastRenderedPageBreak/>
-        <w:t>zu sehen – sei es durch Level, Skins oder Rankings. Spiele, die zu kompliziert sind oder lange Einarbeitungszeiten erfordern, verlieren für ihn schnell an Reiz.</w:t>
-      </w:r>
-    </w:p>
-    <w:p>
-      <w:pPr>
-        <w:jc w:val="center"/>
-        <w:rPr>
-          <w:sz w:val="24"/>
-          <w:szCs w:val="24"/>
-        </w:rPr>
-      </w:pPr>
-      <w:r>
-        <w:rPr>
-          <w:sz w:val="24"/>
-          <w:szCs w:val="24"/>
-        </w:rPr>
-        <w:t>Seine größten Frustrationen sind Hausaufgaben, Lernen für Klassenarbeiten und Aufgaben im Haushalt wie Aufräumen oder Rasenmähen. Diese Tätigkeiten empfindet er als langweilig und unnötig zeitaufwendig. Auch störende Mitschüler im Unterricht können ihn schnell aus der Ruhe bringen und seinen Stress verstärken.</w:t>
-      </w:r>
-    </w:p>
-    <w:p>
-      <w:pPr>
-        <w:jc w:val="center"/>
-        <w:rPr>
-          <w:sz w:val="24"/>
-          <w:szCs w:val="24"/>
-        </w:rPr>
-      </w:pPr>
-      <w:r>
-        <w:rPr>
-          <w:sz w:val="24"/>
-          <w:szCs w:val="24"/>
-        </w:rPr>
-        <w:t>Technologisch ist Leon sehr versiert. Er probiert gerne neue Apps und Spiele aus, hat aber wenig Geduld für komplizierte Systeme. Anwendungen müssen für ihn intuitiv sein und sofort funktionieren. Lange Ladezeiten, unübersichtliche Menüs oder fehlendes Feedback führen schnell dazu, dass er die Anwendung wieder verlässt.</w:t>
-      </w:r>
-    </w:p>
-    <w:p>
-      <w:pPr>
-        <w:jc w:val="center"/>
-        <w:rPr>
-          <w:sz w:val="24"/>
-          <w:szCs w:val="24"/>
-        </w:rPr>
-      </w:pPr>
-      <w:r>
-        <w:rPr>
-          <w:sz w:val="24"/>
-          <w:szCs w:val="24"/>
-        </w:rPr>
-        <w:t>Im Kontext von Human-Computer Interaction bedeutet das: Systeme für Nutzer wie Leon sollten schnell zugänglich, visuell ansprechend und einfach zu bedienen sein. Klare Strukturen, direkte Rückmeldungen und kurze Interaktionszyklen sind entscheidend. Besonders effektiv sind soziale Features wie Freundeslisten, Ranglisten oder gemeinsame Spielmodi.</w:t>
-      </w:r>
-    </w:p>
-    <w:p>
-      <w:pPr>
-        <w:jc w:val="center"/>
-        <w:rPr>
-          <w:sz w:val="24"/>
-          <w:szCs w:val="24"/>
-        </w:rPr>
-      </w:pPr>
-      <w:r>
-        <w:rPr>
-          <w:sz w:val="24"/>
-          <w:szCs w:val="24"/>
-        </w:rPr>
-        <w:t>Für Leon steht fest: Digitale Anwendungen sind für ihn in erster Linie Unterhaltung und ein Ausgleich zum Alltag. Alles, was sich wie Schule oder Pflicht anfühlt, meidet er. Seine ideale Anwendung ist schnell startklar, macht sofort Spaß und ermöglicht ihm, gemeinsam mit Freunden positive Erlebnisse zu sammeln.</w:t>
-      </w:r>
-    </w:p>
-    <w:p>
-      <w:pPr>
-        <w:jc w:val="center"/>
-        <w:rPr>
-          <w:sz w:val="24"/>
-          <w:szCs w:val="24"/>
-        </w:rPr>
-      </w:pPr>
-      <w:r>
-        <w:rPr>
-          <w:sz w:val="24"/>
-          <w:szCs w:val="24"/>
-        </w:rPr>
+        <w:t> Usability-Spezifikation</w:t>
+      </w:r>
+    </w:p>
+    <w:p>
+      <w:pPr>
+        <w:pStyle w:val="berschrift2"/>
+      </w:pPr>
+      <w:r>
+        <w:t>Ziele</w:t>
+      </w:r>
+    </w:p>
+    <w:p>
+      <w:r>
         <w:t> </w:t>
       </w:r>
     </w:p>
-    <w:p>
-      <w:pPr>
-        <w:jc w:val="center"/>
-        <w:rPr>
-          <w:sz w:val="24"/>
-          <w:szCs w:val="24"/>
-        </w:rPr>
-      </w:pPr>
-      <w:r>
-        <w:rPr>
-          <w:i/>
-          <w:iCs/>
-          <w:sz w:val="24"/>
-          <w:szCs w:val="24"/>
-        </w:rPr>
-        <w:t>Aus &lt;</w:t>
-      </w:r>
-      <w:hyperlink r:id="rId6" w:history="1">
-        <w:r>
-          <w:rPr>
-            <w:rStyle w:val="Hyperlink"/>
-            <w:i/>
-            <w:iCs/>
-            <w:sz w:val="24"/>
-            <w:szCs w:val="24"/>
-          </w:rPr>
-          <w:t>https://chatgpt.com/</w:t>
-        </w:r>
-      </w:hyperlink>
-      <w:r>
-        <w:rPr>
-          <w:i/>
-          <w:iCs/>
-          <w:sz w:val="24"/>
-          <w:szCs w:val="24"/>
-        </w:rPr>
-        <w:t xml:space="preserve">&gt; </w:t>
-      </w:r>
-    </w:p>
-    <w:p>
-      <w:pPr>
-        <w:jc w:val="center"/>
-        <w:rPr>
-          <w:sz w:val="24"/>
-          <w:szCs w:val="24"/>
-        </w:rPr>
-      </w:pPr>
-    </w:p>
+    <w:tbl>
+      <w:tblPr>
+        <w:tblStyle w:val="Gitternetztabelle5dunkelAkzent2"/>
+        <w:tblW w:w="0" w:type="auto"/>
+        <w:tblLayout w:type="fixed"/>
+        <w:tblLook w:val="04A0" w:firstRow="1" w:lastRow="0" w:firstColumn="1" w:lastColumn="0" w:noHBand="0" w:noVBand="1"/>
+        <w:tblCaption w:val=""/>
+        <w:tblDescription w:val=""/>
+      </w:tblPr>
+      <w:tblGrid>
+        <w:gridCol w:w="2000"/>
+        <w:gridCol w:w="4091"/>
+        <w:gridCol w:w="2268"/>
+        <w:gridCol w:w="2177"/>
+      </w:tblGrid>
+      <w:tr>
+        <w:trPr>
+          <w:cnfStyle w:val="100000000000" w:firstRow="1" w:lastRow="0" w:firstColumn="0" w:lastColumn="0" w:oddVBand="0" w:evenVBand="0" w:oddHBand="0" w:evenHBand="0" w:firstRowFirstColumn="0" w:firstRowLastColumn="0" w:lastRowFirstColumn="0" w:lastRowLastColumn="0"/>
+        </w:trPr>
+        <w:tc>
+          <w:tcPr>
+            <w:cnfStyle w:val="001000000000" w:firstRow="0" w:lastRow="0" w:firstColumn="1" w:lastColumn="0" w:oddVBand="0" w:evenVBand="0" w:oddHBand="0" w:evenHBand="0" w:firstRowFirstColumn="0" w:firstRowLastColumn="0" w:lastRowFirstColumn="0" w:lastRowLastColumn="0"/>
+            <w:tcW w:w="2000" w:type="dxa"/>
+            <w:hideMark/>
+          </w:tcPr>
+          <w:p>
+            <w:pPr>
+              <w:spacing w:after="160" w:line="259" w:lineRule="auto"/>
+            </w:pPr>
+            <w:r>
+              <w:t>Ziel</w:t>
+            </w:r>
+          </w:p>
+        </w:tc>
+        <w:tc>
+          <w:tcPr>
+            <w:tcW w:w="4091" w:type="dxa"/>
+            <w:hideMark/>
+          </w:tcPr>
+          <w:p>
+            <w:pPr>
+              <w:spacing w:after="160" w:line="259" w:lineRule="auto"/>
+              <w:cnfStyle w:val="100000000000" w:firstRow="1" w:lastRow="0" w:firstColumn="0" w:lastColumn="0" w:oddVBand="0" w:evenVBand="0" w:oddHBand="0" w:evenHBand="0" w:firstRowFirstColumn="0" w:firstRowLastColumn="0" w:lastRowFirstColumn="0" w:lastRowLastColumn="0"/>
+            </w:pPr>
+            <w:r>
+              <w:t>Beispiel</w:t>
+            </w:r>
+          </w:p>
+        </w:tc>
+        <w:tc>
+          <w:tcPr>
+            <w:tcW w:w="2268" w:type="dxa"/>
+            <w:hideMark/>
+          </w:tcPr>
+          <w:p>
+            <w:pPr>
+              <w:spacing w:after="160" w:line="259" w:lineRule="auto"/>
+              <w:cnfStyle w:val="100000000000" w:firstRow="1" w:lastRow="0" w:firstColumn="0" w:lastColumn="0" w:oddVBand="0" w:evenVBand="0" w:oddHBand="0" w:evenHBand="0" w:firstRowFirstColumn="0" w:firstRowLastColumn="0" w:lastRowFirstColumn="0" w:lastRowLastColumn="0"/>
+            </w:pPr>
+            <w:r>
+              <w:t xml:space="preserve">3 Grund </w:t>
+            </w:r>
+            <w:r>
+              <w:t>Aspekte</w:t>
+            </w:r>
+          </w:p>
+        </w:tc>
+        <w:tc>
+          <w:tcPr>
+            <w:tcW w:w="2177" w:type="dxa"/>
+            <w:hideMark/>
+          </w:tcPr>
+          <w:p>
+            <w:pPr>
+              <w:spacing w:after="160" w:line="259" w:lineRule="auto"/>
+              <w:cnfStyle w:val="100000000000" w:firstRow="1" w:lastRow="0" w:firstColumn="0" w:lastColumn="0" w:oddVBand="0" w:evenVBand="0" w:oddHBand="0" w:evenHBand="0" w:firstRowFirstColumn="0" w:firstRowLastColumn="0" w:lastRowFirstColumn="0" w:lastRowLastColumn="0"/>
+            </w:pPr>
+            <w:r>
+              <w:t>Interaktions</w:t>
+            </w:r>
+            <w:r>
+              <w:t>-</w:t>
+            </w:r>
+            <w:r>
+              <w:t>prinzipien</w:t>
+            </w:r>
+          </w:p>
+        </w:tc>
+      </w:tr>
+      <w:tr>
+        <w:trPr>
+          <w:cnfStyle w:val="000000100000" w:firstRow="0" w:lastRow="0" w:firstColumn="0" w:lastColumn="0" w:oddVBand="0" w:evenVBand="0" w:oddHBand="1" w:evenHBand="0" w:firstRowFirstColumn="0" w:firstRowLastColumn="0" w:lastRowFirstColumn="0" w:lastRowLastColumn="0"/>
+        </w:trPr>
+        <w:tc>
+          <w:tcPr>
+            <w:cnfStyle w:val="001000000000" w:firstRow="0" w:lastRow="0" w:firstColumn="1" w:lastColumn="0" w:oddVBand="0" w:evenVBand="0" w:oddHBand="0" w:evenHBand="0" w:firstRowFirstColumn="0" w:firstRowLastColumn="0" w:lastRowFirstColumn="0" w:lastRowLastColumn="0"/>
+            <w:tcW w:w="2000" w:type="dxa"/>
+            <w:hideMark/>
+          </w:tcPr>
+          <w:p>
+            <w:pPr>
+              <w:spacing w:after="160" w:line="259" w:lineRule="auto"/>
+            </w:pPr>
+            <w:r>
+              <w:t>Installation</w:t>
+            </w:r>
+          </w:p>
+        </w:tc>
+        <w:tc>
+          <w:tcPr>
+            <w:tcW w:w="4091" w:type="dxa"/>
+            <w:hideMark/>
+          </w:tcPr>
+          <w:p>
+            <w:pPr>
+              <w:cnfStyle w:val="000000100000" w:firstRow="0" w:lastRow="0" w:firstColumn="0" w:lastColumn="0" w:oddVBand="0" w:evenVBand="0" w:oddHBand="1" w:evenHBand="0" w:firstRowFirstColumn="0" w:firstRowLastColumn="0" w:lastRowFirstColumn="0" w:lastRowLastColumn="0"/>
+            </w:pPr>
+            <w:r>
+              <w:t xml:space="preserve">Das Spiel sollte nach der Installation ohne weitere Installationen oder einer Online- Verbindung sofort </w:t>
+            </w:r>
+            <w:r>
+              <w:t>spielbar</w:t>
+            </w:r>
+            <w:r>
+              <w:t xml:space="preserve"> sein</w:t>
+            </w:r>
+          </w:p>
+          <w:p>
+            <w:pPr>
+              <w:cnfStyle w:val="000000100000" w:firstRow="0" w:lastRow="0" w:firstColumn="0" w:lastColumn="0" w:oddVBand="0" w:evenVBand="0" w:oddHBand="1" w:evenHBand="0" w:firstRowFirstColumn="0" w:firstRowLastColumn="0" w:lastRowFirstColumn="0" w:lastRowLastColumn="0"/>
+            </w:pPr>
+          </w:p>
+        </w:tc>
+        <w:tc>
+          <w:tcPr>
+            <w:tcW w:w="2268" w:type="dxa"/>
+            <w:hideMark/>
+          </w:tcPr>
+          <w:p>
+            <w:pPr>
+              <w:cnfStyle w:val="000000100000" w:firstRow="0" w:lastRow="0" w:firstColumn="0" w:lastColumn="0" w:oddVBand="0" w:evenVBand="0" w:oddHBand="1" w:evenHBand="0" w:firstRowFirstColumn="0" w:firstRowLastColumn="0" w:lastRowFirstColumn="0" w:lastRowLastColumn="0"/>
+            </w:pPr>
+            <w:r>
+              <w:t>Effizienz</w:t>
+            </w:r>
+          </w:p>
+        </w:tc>
+        <w:tc>
+          <w:tcPr>
+            <w:tcW w:w="2177" w:type="dxa"/>
+            <w:hideMark/>
+          </w:tcPr>
+          <w:p>
+            <w:pPr>
+              <w:cnfStyle w:val="000000100000" w:firstRow="0" w:lastRow="0" w:firstColumn="0" w:lastColumn="0" w:oddVBand="0" w:evenVBand="0" w:oddHBand="1" w:evenHBand="0" w:firstRowFirstColumn="0" w:firstRowLastColumn="0" w:lastRowFirstColumn="0" w:lastRowLastColumn="0"/>
+            </w:pPr>
+            <w:r>
+              <w:t>Aufgabenangemessenheit</w:t>
+            </w:r>
+          </w:p>
+        </w:tc>
+      </w:tr>
+      <w:tr>
+        <w:tc>
+          <w:tcPr>
+            <w:cnfStyle w:val="001000000000" w:firstRow="0" w:lastRow="0" w:firstColumn="1" w:lastColumn="0" w:oddVBand="0" w:evenVBand="0" w:oddHBand="0" w:evenHBand="0" w:firstRowFirstColumn="0" w:firstRowLastColumn="0" w:lastRowFirstColumn="0" w:lastRowLastColumn="0"/>
+            <w:tcW w:w="2000" w:type="dxa"/>
+            <w:hideMark/>
+          </w:tcPr>
+          <w:p>
+            <w:pPr>
+              <w:spacing w:after="160" w:line="259" w:lineRule="auto"/>
+            </w:pPr>
+            <w:r>
+              <w:t>Erlernbarkeit</w:t>
+            </w:r>
+          </w:p>
+        </w:tc>
+        <w:tc>
+          <w:tcPr>
+            <w:tcW w:w="4091" w:type="dxa"/>
+            <w:hideMark/>
+          </w:tcPr>
+          <w:p>
+            <w:pPr>
+              <w:cnfStyle w:val="000000000000" w:firstRow="0" w:lastRow="0" w:firstColumn="0" w:lastColumn="0" w:oddVBand="0" w:evenVBand="0" w:oddHBand="0" w:evenHBand="0" w:firstRowFirstColumn="0" w:firstRowLastColumn="0" w:lastRowFirstColumn="0" w:lastRowLastColumn="0"/>
+            </w:pPr>
+            <w:r>
+              <w:t xml:space="preserve">Der Spieler sollte innerhalb von 5 min für alle im Kontext verfügbaren Konfigurations-Felder verstanden </w:t>
+            </w:r>
+            <w:r>
+              <w:t>haben,</w:t>
+            </w:r>
+            <w:r>
+              <w:t xml:space="preserve"> was sie bewirken</w:t>
+            </w:r>
+            <w:r>
+              <w:t>.</w:t>
+            </w:r>
+          </w:p>
+          <w:p>
+            <w:pPr>
+              <w:cnfStyle w:val="000000000000" w:firstRow="0" w:lastRow="0" w:firstColumn="0" w:lastColumn="0" w:oddVBand="0" w:evenVBand="0" w:oddHBand="0" w:evenHBand="0" w:firstRowFirstColumn="0" w:firstRowLastColumn="0" w:lastRowFirstColumn="0" w:lastRowLastColumn="0"/>
+            </w:pPr>
+          </w:p>
+        </w:tc>
+        <w:tc>
+          <w:tcPr>
+            <w:tcW w:w="2268" w:type="dxa"/>
+            <w:hideMark/>
+          </w:tcPr>
+          <w:p>
+            <w:pPr>
+              <w:cnfStyle w:val="000000000000" w:firstRow="0" w:lastRow="0" w:firstColumn="0" w:lastColumn="0" w:oddVBand="0" w:evenVBand="0" w:oddHBand="0" w:evenHBand="0" w:firstRowFirstColumn="0" w:firstRowLastColumn="0" w:lastRowFirstColumn="0" w:lastRowLastColumn="0"/>
+            </w:pPr>
+            <w:r>
+              <w:t>Zufriedenheit</w:t>
+            </w:r>
+          </w:p>
+        </w:tc>
+        <w:tc>
+          <w:tcPr>
+            <w:tcW w:w="2177" w:type="dxa"/>
+            <w:hideMark/>
+          </w:tcPr>
+          <w:p>
+            <w:pPr>
+              <w:cnfStyle w:val="000000000000" w:firstRow="0" w:lastRow="0" w:firstColumn="0" w:lastColumn="0" w:oddVBand="0" w:evenVBand="0" w:oddHBand="0" w:evenHBand="0" w:firstRowFirstColumn="0" w:firstRowLastColumn="0" w:lastRowFirstColumn="0" w:lastRowLastColumn="0"/>
+            </w:pPr>
+            <w:r>
+              <w:t>Erlernbarkeit</w:t>
+            </w:r>
+          </w:p>
+        </w:tc>
+      </w:tr>
+      <w:tr>
+        <w:trPr>
+          <w:cnfStyle w:val="000000100000" w:firstRow="0" w:lastRow="0" w:firstColumn="0" w:lastColumn="0" w:oddVBand="0" w:evenVBand="0" w:oddHBand="1" w:evenHBand="0" w:firstRowFirstColumn="0" w:firstRowLastColumn="0" w:lastRowFirstColumn="0" w:lastRowLastColumn="0"/>
+        </w:trPr>
+        <w:tc>
+          <w:tcPr>
+            <w:cnfStyle w:val="001000000000" w:firstRow="0" w:lastRow="0" w:firstColumn="1" w:lastColumn="0" w:oddVBand="0" w:evenVBand="0" w:oddHBand="0" w:evenHBand="0" w:firstRowFirstColumn="0" w:firstRowLastColumn="0" w:lastRowFirstColumn="0" w:lastRowLastColumn="0"/>
+            <w:tcW w:w="2000" w:type="dxa"/>
+            <w:hideMark/>
+          </w:tcPr>
+          <w:p>
+            <w:pPr>
+              <w:spacing w:after="160" w:line="259" w:lineRule="auto"/>
+            </w:pPr>
+            <w:r>
+              <w:t>Performanz</w:t>
+            </w:r>
+          </w:p>
+        </w:tc>
+        <w:tc>
+          <w:tcPr>
+            <w:tcW w:w="4091" w:type="dxa"/>
+            <w:hideMark/>
+          </w:tcPr>
+          <w:p>
+            <w:pPr>
+              <w:cnfStyle w:val="000000100000" w:firstRow="0" w:lastRow="0" w:firstColumn="0" w:lastColumn="0" w:oddVBand="0" w:evenVBand="0" w:oddHBand="1" w:evenHBand="0" w:firstRowFirstColumn="0" w:firstRowLastColumn="0" w:lastRowFirstColumn="0" w:lastRowLastColumn="0"/>
+            </w:pPr>
+            <w:r>
+              <w:t>Die nach-Konfiguration einer bekannten Konfiguration sollte innerhalb von 2 min. zu tätigen sein.</w:t>
+            </w:r>
+          </w:p>
+          <w:p>
+            <w:pPr>
+              <w:cnfStyle w:val="000000100000" w:firstRow="0" w:lastRow="0" w:firstColumn="0" w:lastColumn="0" w:oddVBand="0" w:evenVBand="0" w:oddHBand="1" w:evenHBand="0" w:firstRowFirstColumn="0" w:firstRowLastColumn="0" w:lastRowFirstColumn="0" w:lastRowLastColumn="0"/>
+            </w:pPr>
+          </w:p>
+        </w:tc>
+        <w:tc>
+          <w:tcPr>
+            <w:tcW w:w="2268" w:type="dxa"/>
+            <w:hideMark/>
+          </w:tcPr>
+          <w:p>
+            <w:pPr>
+              <w:cnfStyle w:val="000000100000" w:firstRow="0" w:lastRow="0" w:firstColumn="0" w:lastColumn="0" w:oddVBand="0" w:evenVBand="0" w:oddHBand="1" w:evenHBand="0" w:firstRowFirstColumn="0" w:firstRowLastColumn="0" w:lastRowFirstColumn="0" w:lastRowLastColumn="0"/>
+            </w:pPr>
+            <w:r>
+              <w:t>Effizienz</w:t>
+            </w:r>
+          </w:p>
+        </w:tc>
+        <w:tc>
+          <w:tcPr>
+            <w:tcW w:w="2177" w:type="dxa"/>
+            <w:hideMark/>
+          </w:tcPr>
+          <w:p>
+            <w:pPr>
+              <w:cnfStyle w:val="000000100000" w:firstRow="0" w:lastRow="0" w:firstColumn="0" w:lastColumn="0" w:oddVBand="0" w:evenVBand="0" w:oddHBand="1" w:evenHBand="0" w:firstRowFirstColumn="0" w:firstRowLastColumn="0" w:lastRowFirstColumn="0" w:lastRowLastColumn="0"/>
+            </w:pPr>
+            <w:r>
+              <w:t>Aufgabenangemessenheit</w:t>
+            </w:r>
+          </w:p>
+        </w:tc>
+      </w:tr>
+      <w:tr>
+        <w:tc>
+          <w:tcPr>
+            <w:cnfStyle w:val="001000000000" w:firstRow="0" w:lastRow="0" w:firstColumn="1" w:lastColumn="0" w:oddVBand="0" w:evenVBand="0" w:oddHBand="0" w:evenHBand="0" w:firstRowFirstColumn="0" w:firstRowLastColumn="0" w:lastRowFirstColumn="0" w:lastRowLastColumn="0"/>
+            <w:tcW w:w="2000" w:type="dxa"/>
+            <w:hideMark/>
+          </w:tcPr>
+          <w:p>
+            <w:pPr>
+              <w:spacing w:after="160" w:line="259" w:lineRule="auto"/>
+            </w:pPr>
+            <w:r>
+              <w:t>Fehlerfreie Abarbeitung von Aufgaben</w:t>
+            </w:r>
+          </w:p>
+        </w:tc>
+        <w:tc>
+          <w:tcPr>
+            <w:tcW w:w="4091" w:type="dxa"/>
+            <w:hideMark/>
+          </w:tcPr>
+          <w:p>
+            <w:pPr>
+              <w:cnfStyle w:val="000000000000" w:firstRow="0" w:lastRow="0" w:firstColumn="0" w:lastColumn="0" w:oddVBand="0" w:evenVBand="0" w:oddHBand="0" w:evenHBand="0" w:firstRowFirstColumn="0" w:firstRowLastColumn="0" w:lastRowFirstColumn="0" w:lastRowLastColumn="0"/>
+            </w:pPr>
+            <w:r>
+              <w:t xml:space="preserve">Es </w:t>
+            </w:r>
+            <w:r>
+              <w:t>sollte,</w:t>
+            </w:r>
+            <w:r>
+              <w:t xml:space="preserve"> ohne darüber </w:t>
+            </w:r>
+            <w:r>
+              <w:t>nachzudenken,</w:t>
+            </w:r>
+            <w:r>
+              <w:t xml:space="preserve"> was eine Einstellung </w:t>
+            </w:r>
+            <w:r>
+              <w:t>bewirkt,</w:t>
+            </w:r>
+            <w:r>
+              <w:t xml:space="preserve"> möglich sein eine bekannte Konfiguration nachzustellen</w:t>
+            </w:r>
+          </w:p>
+          <w:p>
+            <w:pPr>
+              <w:cnfStyle w:val="000000000000" w:firstRow="0" w:lastRow="0" w:firstColumn="0" w:lastColumn="0" w:oddVBand="0" w:evenVBand="0" w:oddHBand="0" w:evenHBand="0" w:firstRowFirstColumn="0" w:firstRowLastColumn="0" w:lastRowFirstColumn="0" w:lastRowLastColumn="0"/>
+            </w:pPr>
+          </w:p>
+          <w:p>
+            <w:pPr>
+              <w:cnfStyle w:val="000000000000" w:firstRow="0" w:lastRow="0" w:firstColumn="0" w:lastColumn="0" w:oddVBand="0" w:evenVBand="0" w:oddHBand="0" w:evenHBand="0" w:firstRowFirstColumn="0" w:firstRowLastColumn="0" w:lastRowFirstColumn="0" w:lastRowLastColumn="0"/>
+            </w:pPr>
+            <w:r>
+              <w:t>Es sollte immer ersichtlich sein welche Konfiguration aktiv ist</w:t>
+            </w:r>
+          </w:p>
+          <w:p>
+            <w:pPr>
+              <w:cnfStyle w:val="000000000000" w:firstRow="0" w:lastRow="0" w:firstColumn="0" w:lastColumn="0" w:oddVBand="0" w:evenVBand="0" w:oddHBand="0" w:evenHBand="0" w:firstRowFirstColumn="0" w:firstRowLastColumn="0" w:lastRowFirstColumn="0" w:lastRowLastColumn="0"/>
+            </w:pPr>
+          </w:p>
+        </w:tc>
+        <w:tc>
+          <w:tcPr>
+            <w:tcW w:w="2268" w:type="dxa"/>
+            <w:hideMark/>
+          </w:tcPr>
+          <w:p>
+            <w:pPr>
+              <w:cnfStyle w:val="000000000000" w:firstRow="0" w:lastRow="0" w:firstColumn="0" w:lastColumn="0" w:oddVBand="0" w:evenVBand="0" w:oddHBand="0" w:evenHBand="0" w:firstRowFirstColumn="0" w:firstRowLastColumn="0" w:lastRowFirstColumn="0" w:lastRowLastColumn="0"/>
+            </w:pPr>
+            <w:r>
+              <w:t>Effektivität</w:t>
+            </w:r>
+          </w:p>
+        </w:tc>
+        <w:tc>
+          <w:tcPr>
+            <w:tcW w:w="2177" w:type="dxa"/>
+            <w:hideMark/>
+          </w:tcPr>
+          <w:p>
+            <w:pPr>
+              <w:cnfStyle w:val="000000000000" w:firstRow="0" w:lastRow="0" w:firstColumn="0" w:lastColumn="0" w:oddVBand="0" w:evenVBand="0" w:oddHBand="0" w:evenHBand="0" w:firstRowFirstColumn="0" w:firstRowLastColumn="0" w:lastRowFirstColumn="0" w:lastRowLastColumn="0"/>
+            </w:pPr>
+            <w:r>
+              <w:t xml:space="preserve">Robustheit </w:t>
+            </w:r>
+            <w:proofErr w:type="spellStart"/>
+            <w:r>
+              <w:t>gg</w:t>
+            </w:r>
+            <w:proofErr w:type="spellEnd"/>
+            <w:r>
+              <w:t>. Benutzungsfehler</w:t>
+            </w:r>
+          </w:p>
+        </w:tc>
+      </w:tr>
+      <w:tr>
+        <w:trPr>
+          <w:cnfStyle w:val="000000100000" w:firstRow="0" w:lastRow="0" w:firstColumn="0" w:lastColumn="0" w:oddVBand="0" w:evenVBand="0" w:oddHBand="1" w:evenHBand="0" w:firstRowFirstColumn="0" w:firstRowLastColumn="0" w:lastRowFirstColumn="0" w:lastRowLastColumn="0"/>
+        </w:trPr>
+        <w:tc>
+          <w:tcPr>
+            <w:cnfStyle w:val="001000000000" w:firstRow="0" w:lastRow="0" w:firstColumn="1" w:lastColumn="0" w:oddVBand="0" w:evenVBand="0" w:oddHBand="0" w:evenHBand="0" w:firstRowFirstColumn="0" w:firstRowLastColumn="0" w:lastRowFirstColumn="0" w:lastRowLastColumn="0"/>
+            <w:tcW w:w="2000" w:type="dxa"/>
+            <w:hideMark/>
+          </w:tcPr>
+          <w:p>
+            <w:pPr>
+              <w:spacing w:after="160" w:line="259" w:lineRule="auto"/>
+            </w:pPr>
+            <w:r>
+              <w:t>Hilfe</w:t>
+            </w:r>
+          </w:p>
+        </w:tc>
+        <w:tc>
+          <w:tcPr>
+            <w:tcW w:w="4091" w:type="dxa"/>
+            <w:hideMark/>
+          </w:tcPr>
+          <w:p>
+            <w:pPr>
+              <w:cnfStyle w:val="000000100000" w:firstRow="0" w:lastRow="0" w:firstColumn="0" w:lastColumn="0" w:oddVBand="0" w:evenVBand="0" w:oddHBand="1" w:evenHBand="0" w:firstRowFirstColumn="0" w:firstRowLastColumn="0" w:lastRowFirstColumn="0" w:lastRowLastColumn="0"/>
+            </w:pPr>
+            <w:r>
+              <w:t>Der Spieler sollte zu allen nicht eindeutigen Beschriftungen einfach und ersichtlich eine detailliertere Erklärung erhalten können</w:t>
+            </w:r>
+          </w:p>
+          <w:p>
+            <w:pPr>
+              <w:cnfStyle w:val="000000100000" w:firstRow="0" w:lastRow="0" w:firstColumn="0" w:lastColumn="0" w:oddVBand="0" w:evenVBand="0" w:oddHBand="1" w:evenHBand="0" w:firstRowFirstColumn="0" w:firstRowLastColumn="0" w:lastRowFirstColumn="0" w:lastRowLastColumn="0"/>
+            </w:pPr>
+          </w:p>
+        </w:tc>
+        <w:tc>
+          <w:tcPr>
+            <w:tcW w:w="2268" w:type="dxa"/>
+            <w:hideMark/>
+          </w:tcPr>
+          <w:p>
+            <w:pPr>
+              <w:cnfStyle w:val="000000100000" w:firstRow="0" w:lastRow="0" w:firstColumn="0" w:lastColumn="0" w:oddVBand="0" w:evenVBand="0" w:oddHBand="1" w:evenHBand="0" w:firstRowFirstColumn="0" w:firstRowLastColumn="0" w:lastRowFirstColumn="0" w:lastRowLastColumn="0"/>
+            </w:pPr>
+            <w:r>
+              <w:t>Effektivität</w:t>
+            </w:r>
+          </w:p>
+        </w:tc>
+        <w:tc>
+          <w:tcPr>
+            <w:tcW w:w="2177" w:type="dxa"/>
+            <w:hideMark/>
+          </w:tcPr>
+          <w:p>
+            <w:pPr>
+              <w:cnfStyle w:val="000000100000" w:firstRow="0" w:lastRow="0" w:firstColumn="0" w:lastColumn="0" w:oddVBand="0" w:evenVBand="0" w:oddHBand="1" w:evenHBand="0" w:firstRowFirstColumn="0" w:firstRowLastColumn="0" w:lastRowFirstColumn="0" w:lastRowLastColumn="0"/>
+            </w:pPr>
+            <w:r>
+              <w:t xml:space="preserve"> Erlernbarkeit</w:t>
+            </w:r>
+          </w:p>
+        </w:tc>
+      </w:tr>
+      <w:tr>
+        <w:tc>
+          <w:tcPr>
+            <w:cnfStyle w:val="001000000000" w:firstRow="0" w:lastRow="0" w:firstColumn="1" w:lastColumn="0" w:oddVBand="0" w:evenVBand="0" w:oddHBand="0" w:evenHBand="0" w:firstRowFirstColumn="0" w:firstRowLastColumn="0" w:lastRowFirstColumn="0" w:lastRowLastColumn="0"/>
+            <w:tcW w:w="2000" w:type="dxa"/>
+            <w:hideMark/>
+          </w:tcPr>
+          <w:p>
+            <w:pPr>
+              <w:spacing w:after="160" w:line="259" w:lineRule="auto"/>
+            </w:pPr>
+            <w:r>
+              <w:t>Zufriedenheit mit dem System</w:t>
+            </w:r>
+          </w:p>
+        </w:tc>
+        <w:tc>
+          <w:tcPr>
+            <w:tcW w:w="4091" w:type="dxa"/>
+            <w:hideMark/>
+          </w:tcPr>
+          <w:p>
+            <w:pPr>
+              <w:cnfStyle w:val="000000000000" w:firstRow="0" w:lastRow="0" w:firstColumn="0" w:lastColumn="0" w:oddVBand="0" w:evenVBand="0" w:oddHBand="0" w:evenHBand="0" w:firstRowFirstColumn="0" w:firstRowLastColumn="0" w:lastRowFirstColumn="0" w:lastRowLastColumn="0"/>
+            </w:pPr>
+            <w:r>
+              <w:t>90 % Zufriedenheit nach einer Spieldauer von 60 min.</w:t>
+            </w:r>
+          </w:p>
+          <w:p>
+            <w:pPr>
+              <w:cnfStyle w:val="000000000000" w:firstRow="0" w:lastRow="0" w:firstColumn="0" w:lastColumn="0" w:oddVBand="0" w:evenVBand="0" w:oddHBand="0" w:evenHBand="0" w:firstRowFirstColumn="0" w:firstRowLastColumn="0" w:lastRowFirstColumn="0" w:lastRowLastColumn="0"/>
+            </w:pPr>
+          </w:p>
+        </w:tc>
+        <w:tc>
+          <w:tcPr>
+            <w:tcW w:w="2268" w:type="dxa"/>
+            <w:hideMark/>
+          </w:tcPr>
+          <w:p>
+            <w:pPr>
+              <w:cnfStyle w:val="000000000000" w:firstRow="0" w:lastRow="0" w:firstColumn="0" w:lastColumn="0" w:oddVBand="0" w:evenVBand="0" w:oddHBand="0" w:evenHBand="0" w:firstRowFirstColumn="0" w:firstRowLastColumn="0" w:lastRowFirstColumn="0" w:lastRowLastColumn="0"/>
+            </w:pPr>
+            <w:r>
+              <w:t>Zufriedenheit</w:t>
+            </w:r>
+          </w:p>
+        </w:tc>
+        <w:tc>
+          <w:tcPr>
+            <w:tcW w:w="2177" w:type="dxa"/>
+            <w:hideMark/>
+          </w:tcPr>
+          <w:p>
+            <w:pPr>
+              <w:cnfStyle w:val="000000000000" w:firstRow="0" w:lastRow="0" w:firstColumn="0" w:lastColumn="0" w:oddVBand="0" w:evenVBand="0" w:oddHBand="0" w:evenHBand="0" w:firstRowFirstColumn="0" w:firstRowLastColumn="0" w:lastRowFirstColumn="0" w:lastRowLastColumn="0"/>
+            </w:pPr>
+            <w:r>
+              <w:t>Benutzerbindung</w:t>
+            </w:r>
+          </w:p>
+        </w:tc>
+      </w:tr>
+      <w:tr>
+        <w:trPr>
+          <w:cnfStyle w:val="000000100000" w:firstRow="0" w:lastRow="0" w:firstColumn="0" w:lastColumn="0" w:oddVBand="0" w:evenVBand="0" w:oddHBand="1" w:evenHBand="0" w:firstRowFirstColumn="0" w:firstRowLastColumn="0" w:lastRowFirstColumn="0" w:lastRowLastColumn="0"/>
+        </w:trPr>
+        <w:tc>
+          <w:tcPr>
+            <w:cnfStyle w:val="001000000000" w:firstRow="0" w:lastRow="0" w:firstColumn="1" w:lastColumn="0" w:oddVBand="0" w:evenVBand="0" w:oddHBand="0" w:evenHBand="0" w:firstRowFirstColumn="0" w:firstRowLastColumn="0" w:lastRowFirstColumn="0" w:lastRowLastColumn="0"/>
+            <w:tcW w:w="2000" w:type="dxa"/>
+            <w:hideMark/>
+          </w:tcPr>
+          <w:p>
+            <w:pPr>
+              <w:spacing w:after="160" w:line="259" w:lineRule="auto"/>
+            </w:pPr>
+            <w:r>
+              <w:t>Präferenz</w:t>
+            </w:r>
+          </w:p>
+        </w:tc>
+        <w:tc>
+          <w:tcPr>
+            <w:tcW w:w="4091" w:type="dxa"/>
+            <w:hideMark/>
+          </w:tcPr>
+          <w:p>
+            <w:pPr>
+              <w:cnfStyle w:val="000000100000" w:firstRow="0" w:lastRow="0" w:firstColumn="0" w:lastColumn="0" w:oddVBand="0" w:evenVBand="0" w:oddHBand="1" w:evenHBand="0" w:firstRowFirstColumn="0" w:firstRowLastColumn="0" w:lastRowFirstColumn="0" w:lastRowLastColumn="0"/>
+            </w:pPr>
+            <w:r>
+              <w:t xml:space="preserve">5% der Spieler entscheiden sich beim nächsten Starten eines Spiels </w:t>
+            </w:r>
+            <w:r>
+              <w:t>aus diesem Genre</w:t>
+            </w:r>
+            <w:r>
+              <w:t xml:space="preserve"> wieder für dieses Spiel</w:t>
+            </w:r>
+          </w:p>
+          <w:p>
+            <w:pPr>
+              <w:cnfStyle w:val="000000100000" w:firstRow="0" w:lastRow="0" w:firstColumn="0" w:lastColumn="0" w:oddVBand="0" w:evenVBand="0" w:oddHBand="1" w:evenHBand="0" w:firstRowFirstColumn="0" w:firstRowLastColumn="0" w:lastRowFirstColumn="0" w:lastRowLastColumn="0"/>
+            </w:pPr>
+          </w:p>
+        </w:tc>
+        <w:tc>
+          <w:tcPr>
+            <w:tcW w:w="2268" w:type="dxa"/>
+            <w:hideMark/>
+          </w:tcPr>
+          <w:p>
+            <w:pPr>
+              <w:cnfStyle w:val="000000100000" w:firstRow="0" w:lastRow="0" w:firstColumn="0" w:lastColumn="0" w:oddVBand="0" w:evenVBand="0" w:oddHBand="1" w:evenHBand="0" w:firstRowFirstColumn="0" w:firstRowLastColumn="0" w:lastRowFirstColumn="0" w:lastRowLastColumn="0"/>
+            </w:pPr>
+            <w:r>
+              <w:t>Zufriedenheit</w:t>
+            </w:r>
+          </w:p>
+        </w:tc>
+        <w:tc>
+          <w:tcPr>
+            <w:tcW w:w="2177" w:type="dxa"/>
+            <w:hideMark/>
+          </w:tcPr>
+          <w:p>
+            <w:pPr>
+              <w:cnfStyle w:val="000000100000" w:firstRow="0" w:lastRow="0" w:firstColumn="0" w:lastColumn="0" w:oddVBand="0" w:evenVBand="0" w:oddHBand="1" w:evenHBand="0" w:firstRowFirstColumn="0" w:firstRowLastColumn="0" w:lastRowFirstColumn="0" w:lastRowLastColumn="0"/>
+            </w:pPr>
+            <w:r>
+              <w:t>Benutzerbindung</w:t>
+            </w:r>
+          </w:p>
+        </w:tc>
+      </w:tr>
+    </w:tbl>
+    <w:p/>
+    <w:p/>
+    <w:p/>
+    <w:p/>
+    <w:p/>
+    <w:p/>
+    <w:p/>
+    <w:p>
+      <w:pPr>
+        <w:pStyle w:val="berschrift1"/>
+      </w:pPr>
+      <w:r>
+        <w:lastRenderedPageBreak/>
+        <w:t>Anzeige Medium „Computerbildschirm“ Analysieren</w:t>
+      </w:r>
+    </w:p>
+    <w:p/>
+    <w:p>
+      <w:pPr>
+        <w:pStyle w:val="berschrift2"/>
+      </w:pPr>
+      <w:r>
+        <w:t>Auflösung des Auges</w:t>
+      </w:r>
+    </w:p>
+    <w:p>
+      <w:r>
+        <w:t>Maximale Pixeldiagonale bei einem Augenabstand zum Bildschirm von 50 cm = 0.5m</w:t>
+      </w:r>
+    </w:p>
+    <w:p>
+      <w:pPr>
+        <w:rPr>
+          <w:u w:val="single"/>
+        </w:rPr>
+      </w:pPr>
+      <w:r>
+        <w:t xml:space="preserve">0.5m / 10m * 0.003m = 0,00015m = </w:t>
+      </w:r>
+      <w:r>
+        <w:rPr>
+          <w:u w:val="single"/>
+        </w:rPr>
+        <w:t>0,15mm</w:t>
+      </w:r>
+    </w:p>
+    <w:p>
+      <w:pPr>
+        <w:rPr>
+          <w:u w:val="single"/>
+        </w:rPr>
+      </w:pPr>
+    </w:p>
+    <w:p>
+      <w:pPr>
+        <w:pStyle w:val="berschrift2"/>
+      </w:pPr>
+      <w:r>
+        <w:t>Augenbewegungen</w:t>
+      </w:r>
+    </w:p>
+    <w:p>
+      <w:r>
+        <w:t xml:space="preserve">Maximal Screen Diagonale bei einem Augenabstand zum Bildschirm von 50 cm </w:t>
+      </w:r>
+    </w:p>
+    <w:p>
+      <w:r>
+        <w:t>Breite:</w:t>
+      </w:r>
+      <w:r>
+        <w:tab/>
+      </w:r>
+      <w:r>
+        <w:tab/>
+      </w:r>
+      <w:r>
+        <w:t>d * 2 * tan(</w:t>
+      </w:r>
+      <w:proofErr w:type="spellStart"/>
+      <w:r>
+        <w:t>alpha</w:t>
+      </w:r>
+      <w:proofErr w:type="spellEnd"/>
+      <w:r>
+        <w:t xml:space="preserve">) = 0.5m * 2 * </w:t>
+      </w:r>
+      <w:proofErr w:type="gramStart"/>
+      <w:r>
+        <w:t>tan(</w:t>
+      </w:r>
+      <w:proofErr w:type="gramEnd"/>
+      <w:r>
+        <w:t>15°) = 0.268m = 26,8 cm</w:t>
+      </w:r>
+    </w:p>
+    <w:p>
+      <w:r>
+        <w:t>Höhe:</w:t>
+      </w:r>
+      <w:r>
+        <w:tab/>
+      </w:r>
+      <w:r>
+        <w:tab/>
+      </w:r>
+      <w:r>
+        <w:t>d * tan(</w:t>
+      </w:r>
+      <w:proofErr w:type="spellStart"/>
+      <w:r>
+        <w:t>alpha</w:t>
+      </w:r>
+      <w:proofErr w:type="spellEnd"/>
+      <w:r>
+        <w:t xml:space="preserve">) = 0.5m * </w:t>
+      </w:r>
+      <w:proofErr w:type="gramStart"/>
+      <w:r>
+        <w:t>tan(</w:t>
+      </w:r>
+      <w:proofErr w:type="gramEnd"/>
+      <w:r>
+        <w:t>30°) = 0.289 = 28,9 cm</w:t>
+      </w:r>
+    </w:p>
+    <w:p/>
+    <w:p/>
+    <w:p/>
+    <w:p/>
+    <w:p/>
+    <w:p/>
+    <w:p/>
+    <w:p/>
+    <w:p/>
+    <w:p/>
+    <w:p/>
+    <w:p/>
+    <w:p/>
+    <w:p/>
+    <w:p/>
+    <w:p/>
+    <w:p/>
+    <w:p/>
+    <w:p/>
+    <w:p/>
+    <w:p/>
+    <w:p>
+      <w:pPr>
+        <w:pStyle w:val="berschrift1"/>
+      </w:pPr>
+      <w:proofErr w:type="spellStart"/>
+      <w:r>
+        <w:lastRenderedPageBreak/>
+        <w:t>Wireflow</w:t>
+      </w:r>
+      <w:proofErr w:type="spellEnd"/>
+      <w:r>
+        <w:t>-Diagramm</w:t>
+      </w:r>
+    </w:p>
+    <w:p>
+      <w:r>
+        <w:drawing>
+          <wp:inline distT="0" distB="0" distL="0" distR="0" wp14:anchorId="5DF4A6B6" wp14:editId="0DAC844A">
+            <wp:extent cx="5772447" cy="8985712"/>
+            <wp:effectExtent l="0" t="0" r="0" b="6350"/>
+            <wp:docPr id="808459322" name="Grafik 1"/>
+            <wp:cNvGraphicFramePr>
+              <a:graphicFrameLocks xmlns:a="http://schemas.openxmlformats.org/drawingml/2006/main" noChangeAspect="1"/>
+            </wp:cNvGraphicFramePr>
+            <a:graphic xmlns:a="http://schemas.openxmlformats.org/drawingml/2006/main">
+              <a:graphicData uri="http://schemas.openxmlformats.org/drawingml/2006/picture">
+                <pic:pic xmlns:pic="http://schemas.openxmlformats.org/drawingml/2006/picture">
+                  <pic:nvPicPr>
+                    <pic:cNvPr id="808459322" name=""/>
+                    <pic:cNvPicPr/>
+                  </pic:nvPicPr>
+                  <pic:blipFill>
+                    <a:blip r:embed="rId10"/>
+                    <a:stretch>
+                      <a:fillRect/>
+                    </a:stretch>
+                  </pic:blipFill>
+                  <pic:spPr>
+                    <a:xfrm>
+                      <a:off x="0" y="0"/>
+                      <a:ext cx="5772447" cy="8985712"/>
+                    </a:xfrm>
+                    <a:prstGeom prst="rect">
+                      <a:avLst/>
+                    </a:prstGeom>
+                  </pic:spPr>
+                </pic:pic>
+              </a:graphicData>
+            </a:graphic>
+          </wp:inline>
+        </w:drawing>
+      </w:r>
+    </w:p>
+    <w:p/>
     <w:sectPr>
+      <w:footerReference w:type="default" r:id="rId11"/>
       <w:pgSz w:w="11906" w:h="16838"/>
-      <w:pgMar w:top="1417" w:right="1417" w:bottom="1134" w:left="1417" w:header="708" w:footer="708" w:gutter="0"/>
+      <w:pgMar w:top="851" w:right="680" w:bottom="567" w:left="680" w:header="680" w:footer="709" w:gutter="0"/>
       <w:cols w:space="708"/>
       <w:docGrid w:linePitch="360"/>
     </w:sectPr>
   </w:body>
 </w:document>
+</file>
+
+<file path=word/endnotes.xml><?xml version="1.0" encoding="utf-8"?>
+<w:endnotes xmlns:wpc="http://schemas.microsoft.com/office/word/2010/wordprocessingCanvas" xmlns:cx="http://schemas.microsoft.com/office/drawing/2014/chartex" xmlns:cx1="http://schemas.microsoft.com/office/drawing/2015/9/8/chartex" xmlns:cx2="http://schemas.microsoft.com/office/drawing/2015/10/21/chartex" xmlns:cx3="http://schemas.microsoft.com/office/drawing/2016/5/9/chartex" xmlns:cx4="http://schemas.microsoft.com/office/drawing/2016/5/10/chartex" xmlns:cx5="http://schemas.microsoft.com/office/drawing/2016/5/11/chartex" xmlns:cx6="http://schemas.microsoft.com/office/drawing/2016/5/12/chartex" xmlns:cx7="http://schemas.microsoft.com/office/drawing/2016/5/13/chartex" xmlns:cx8="http://schemas.microsoft.com/office/drawing/2016/5/14/chartex" xmlns:mc="http://schemas.openxmlformats.org/markup-compatibility/2006" xmlns:aink="http://schemas.microsoft.com/office/drawing/2016/ink" xmlns:am3d="http://schemas.microsoft.com/office/drawing/2017/model3d" xmlns:o="urn:schemas-microsoft-com:office:office" xmlns:oel="http://schemas.microsoft.com/office/2019/extlst" xmlns:r="http://schemas.openxmlformats.org/officeDocument/2006/relationships" xmlns:m="http://schemas.openxmlformats.org/officeDocument/2006/math" xmlns:v="urn:schemas-microsoft-com:vml" xmlns:wp14="http://schemas.microsoft.com/office/word/2010/wordprocessingDrawing" xmlns:wp="http://schemas.openxmlformats.org/drawingml/2006/wordprocessingDrawing" xmlns:w10="urn:schemas-microsoft-com:office:word" xmlns:w="http://schemas.openxmlformats.org/wordprocessingml/2006/main" xmlns:w14="http://schemas.microsoft.com/office/word/2010/wordml" xmlns:w15="http://schemas.microsoft.com/office/word/2012/wordml" xmlns:w16cex="http://schemas.microsoft.com/office/word/2018/wordml/cex" xmlns:w16cid="http://schemas.microsoft.com/office/word/2016/wordml/cid" xmlns:w16="http://schemas.microsoft.com/office/word/2018/wordml" xmlns:w16du="http://schemas.microsoft.com/office/word/2023/wordml/word16du" xmlns:w16sdtdh="http://schemas.microsoft.com/office/word/2020/wordml/sdtdatahash" xmlns:w16sdtfl="http://schemas.microsoft.com/office/word/2024/wordml/sdtformatlock" xmlns:w16se="http://schemas.microsoft.com/office/word/2015/wordml/symex" xmlns:wpg="http://schemas.microsoft.com/office/word/2010/wordprocessingGroup" xmlns:wpi="http://schemas.microsoft.com/office/word/2010/wordprocessingInk" xmlns:wne="http://schemas.microsoft.com/office/word/2006/wordml" xmlns:wps="http://schemas.microsoft.com/office/word/2010/wordprocessingShape" mc:Ignorable="w14 w15 w16se w16cid w16 w16cex w16sdtdh w16sdtfl w16du wp14">
+  <w:endnote w:type="separator" w:id="-1">
+    <w:p>
+      <w:pPr>
+        <w:spacing w:after="0" w:line="240" w:lineRule="auto"/>
+      </w:pPr>
+      <w:r>
+        <w:separator/>
+      </w:r>
+    </w:p>
+  </w:endnote>
+  <w:endnote w:type="continuationSeparator" w:id="0">
+    <w:p>
+      <w:pPr>
+        <w:spacing w:after="0" w:line="240" w:lineRule="auto"/>
+      </w:pPr>
+      <w:r>
+        <w:continuationSeparator/>
+      </w:r>
+    </w:p>
+  </w:endnote>
+</w:endnotes>
+</file>
+
+<file path=word/footer1.xml><?xml version="1.0" encoding="utf-8"?>
+<w:ftr xmlns:wpc="http://schemas.microsoft.com/office/word/2010/wordprocessingCanvas" xmlns:cx="http://schemas.microsoft.com/office/drawing/2014/chartex" xmlns:cx1="http://schemas.microsoft.com/office/drawing/2015/9/8/chartex" xmlns:cx2="http://schemas.microsoft.com/office/drawing/2015/10/21/chartex" xmlns:cx3="http://schemas.microsoft.com/office/drawing/2016/5/9/chartex" xmlns:cx4="http://schemas.microsoft.com/office/drawing/2016/5/10/chartex" xmlns:cx5="http://schemas.microsoft.com/office/drawing/2016/5/11/chartex" xmlns:cx6="http://schemas.microsoft.com/office/drawing/2016/5/12/chartex" xmlns:cx7="http://schemas.microsoft.com/office/drawing/2016/5/13/chartex" xmlns:cx8="http://schemas.microsoft.com/office/drawing/2016/5/14/chartex" xmlns:mc="http://schemas.openxmlformats.org/markup-compatibility/2006" xmlns:aink="http://schemas.microsoft.com/office/drawing/2016/ink" xmlns:am3d="http://schemas.microsoft.com/office/drawing/2017/model3d" xmlns:o="urn:schemas-microsoft-com:office:office" xmlns:oel="http://schemas.microsoft.com/office/2019/extlst" xmlns:r="http://schemas.openxmlformats.org/officeDocument/2006/relationships" xmlns:m="http://schemas.openxmlformats.org/officeDocument/2006/math" xmlns:v="urn:schemas-microsoft-com:vml" xmlns:wp14="http://schemas.microsoft.com/office/word/2010/wordprocessingDrawing" xmlns:wp="http://schemas.openxmlformats.org/drawingml/2006/wordprocessingDrawing" xmlns:w10="urn:schemas-microsoft-com:office:word" xmlns:w="http://schemas.openxmlformats.org/wordprocessingml/2006/main" xmlns:w14="http://schemas.microsoft.com/office/word/2010/wordml" xmlns:w15="http://schemas.microsoft.com/office/word/2012/wordml" xmlns:w16cex="http://schemas.microsoft.com/office/word/2018/wordml/cex" xmlns:w16cid="http://schemas.microsoft.com/office/word/2016/wordml/cid" xmlns:w16="http://schemas.microsoft.com/office/word/2018/wordml" xmlns:w16du="http://schemas.microsoft.com/office/word/2023/wordml/word16du" xmlns:w16sdtdh="http://schemas.microsoft.com/office/word/2020/wordml/sdtdatahash" xmlns:w16sdtfl="http://schemas.microsoft.com/office/word/2024/wordml/sdtformatlock" xmlns:w16se="http://schemas.microsoft.com/office/word/2015/wordml/symex" xmlns:wpg="http://schemas.microsoft.com/office/word/2010/wordprocessingGroup" xmlns:wpi="http://schemas.microsoft.com/office/word/2010/wordprocessingInk" xmlns:wne="http://schemas.microsoft.com/office/word/2006/wordml" xmlns:wps="http://schemas.microsoft.com/office/word/2010/wordprocessingShape" mc:Ignorable="w14 w15 w16se w16cid w16 w16cex w16sdtdh w16sdtfl w16du wp14">
+  <w:sdt>
+    <w:sdtPr>
+      <w:id w:val="143550630"/>
+      <w:docPartObj>
+        <w:docPartGallery w:val="Page Numbers (Bottom of Page)"/>
+        <w:docPartUnique/>
+      </w:docPartObj>
+    </w:sdtPr>
+    <w:sdtContent>
+      <w:p>
+        <w:pPr>
+          <w:pStyle w:val="Fuzeile"/>
+        </w:pPr>
+        <w:r>
+          <w:rPr>
+            <w:noProof/>
+          </w:rPr>
+          <mc:AlternateContent>
+            <mc:Choice Requires="wps">
+              <w:drawing>
+                <wp:anchor distT="0" distB="0" distL="114300" distR="114300" simplePos="0" relativeHeight="251659264" behindDoc="0" locked="0" layoutInCell="1" allowOverlap="1" wp14:anchorId="1825D7DC" wp14:editId="7737B528">
+                  <wp:simplePos x="0" y="0"/>
+                  <wp:positionH relativeFrom="page">
+                    <wp:posOffset>6001697</wp:posOffset>
+                  </wp:positionH>
+                  <wp:positionV relativeFrom="page">
+                    <wp:posOffset>9467325</wp:posOffset>
+                  </wp:positionV>
+                  <wp:extent cx="1552456" cy="1223364"/>
+                  <wp:effectExtent l="0" t="0" r="0" b="0"/>
+                  <wp:wrapNone/>
+                  <wp:docPr id="297066298" name="Gleichschenkliges Dreieck 2"/>
+                  <wp:cNvGraphicFramePr>
+                    <a:graphicFrameLocks xmlns:a="http://schemas.openxmlformats.org/drawingml/2006/main"/>
+                  </wp:cNvGraphicFramePr>
+                  <a:graphic xmlns:a="http://schemas.openxmlformats.org/drawingml/2006/main">
+                    <a:graphicData uri="http://schemas.microsoft.com/office/word/2010/wordprocessingShape">
+                      <wps:wsp>
+                        <wps:cNvSpPr>
+                          <a:spLocks noChangeArrowheads="1"/>
+                        </wps:cNvSpPr>
+                        <wps:spPr bwMode="auto">
+                          <a:xfrm>
+                            <a:off x="0" y="0"/>
+                            <a:ext cx="1552456" cy="1223364"/>
+                          </a:xfrm>
+                          <a:prstGeom prst="triangle">
+                            <a:avLst>
+                              <a:gd name="adj" fmla="val 100000"/>
+                            </a:avLst>
+                          </a:prstGeom>
+                          <a:solidFill>
+                            <a:srgbClr val="1DDAF3"/>
+                          </a:solidFill>
+                          <a:ln>
+                            <a:noFill/>
+                          </a:ln>
+                        </wps:spPr>
+                        <wps:txbx>
+                          <w:txbxContent>
+                            <w:p>
+                              <w:pPr>
+                                <w:jc w:val="center"/>
+                                <w:rPr>
+                                  <w:szCs w:val="72"/>
+                                </w:rPr>
+                              </w:pPr>
+                              <w:r>
+                                <w:rPr>
+                                  <w:rFonts w:eastAsiaTheme="minorEastAsia" w:cs="Times New Roman"/>
+                                  <w:sz w:val="22"/>
+                                </w:rPr>
+                                <w:fldChar w:fldCharType="begin"/>
+                              </w:r>
+                              <w:r>
+                                <w:instrText>PAGE    \* MERGEFORMAT</w:instrText>
+                              </w:r>
+                              <w:r>
+                                <w:rPr>
+                                  <w:rFonts w:eastAsiaTheme="minorEastAsia" w:cs="Times New Roman"/>
+                                  <w:sz w:val="22"/>
+                                </w:rPr>
+                                <w:fldChar w:fldCharType="separate"/>
+                              </w:r>
+                              <w:r>
+                                <w:rPr>
+                                  <w:rFonts w:asciiTheme="majorHAnsi" w:eastAsiaTheme="majorEastAsia" w:hAnsiTheme="majorHAnsi" w:cstheme="majorBidi"/>
+                                  <w:color w:val="FFFFFF" w:themeColor="background1"/>
+                                  <w:sz w:val="72"/>
+                                  <w:szCs w:val="72"/>
+                                </w:rPr>
+                                <w:t>2</w:t>
+                              </w:r>
+                              <w:r>
+                                <w:rPr>
+                                  <w:rFonts w:asciiTheme="majorHAnsi" w:eastAsiaTheme="majorEastAsia" w:hAnsiTheme="majorHAnsi" w:cstheme="majorBidi"/>
+                                  <w:color w:val="FFFFFF" w:themeColor="background1"/>
+                                  <w:sz w:val="72"/>
+                                  <w:szCs w:val="72"/>
+                                </w:rPr>
+                                <w:fldChar w:fldCharType="end"/>
+                              </w:r>
+                            </w:p>
+                          </w:txbxContent>
+                        </wps:txbx>
+                        <wps:bodyPr rot="0" vert="horz" wrap="square" lIns="91440" tIns="45720" rIns="91440" bIns="45720" anchor="t" anchorCtr="0" upright="1">
+                          <a:noAutofit/>
+                        </wps:bodyPr>
+                      </wps:wsp>
+                    </a:graphicData>
+                  </a:graphic>
+                  <wp14:sizeRelH relativeFrom="page">
+                    <wp14:pctWidth>0</wp14:pctWidth>
+                  </wp14:sizeRelH>
+                  <wp14:sizeRelV relativeFrom="page">
+                    <wp14:pctHeight>0</wp14:pctHeight>
+                  </wp14:sizeRelV>
+                </wp:anchor>
+              </w:drawing>
+            </mc:Choice>
+            <mc:Fallback>
+              <w:pict>
+                <v:shapetype w14:anchorId="1825D7DC" id="_x0000_t5" coordsize="21600,21600" o:spt="5" adj="10800" path="m@0,l,21600r21600,xe">
+                  <v:stroke joinstyle="miter"/>
+                  <v:formulas>
+                    <v:f eqn="val #0"/>
+                    <v:f eqn="prod #0 1 2"/>
+                    <v:f eqn="sum @1 10800 0"/>
+                  </v:formulas>
+                  <v:path gradientshapeok="t" o:connecttype="custom" o:connectlocs="@0,0;@1,10800;0,21600;10800,21600;21600,21600;@2,10800" textboxrect="0,10800,10800,18000;5400,10800,16200,18000;10800,10800,21600,18000;0,7200,7200,21600;7200,7200,14400,21600;14400,7200,21600,21600"/>
+                  <v:handles>
+                    <v:h position="#0,topLeft" xrange="0,21600"/>
+                  </v:handles>
+                </v:shapetype>
+                <v:shape id="Gleichschenkliges Dreieck 2" o:spid="_x0000_s1026" type="#_x0000_t5" style="position:absolute;margin-left:472.55pt;margin-top:745.45pt;width:122.25pt;height:96.35pt;z-index:251659264;visibility:visible;mso-wrap-style:square;mso-width-percent:0;mso-height-percent:0;mso-wrap-distance-left:9pt;mso-wrap-distance-top:0;mso-wrap-distance-right:9pt;mso-wrap-distance-bottom:0;mso-position-horizontal:absolute;mso-position-horizontal-relative:page;mso-position-vertical:absolute;mso-position-vertical-relative:page;mso-width-percent:0;mso-height-percent:0;mso-width-relative:page;mso-height-relative:page;v-text-anchor:top" o:gfxdata="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" adj="21600" fillcolor="#1ddaf3" stroked="f">
+                  <v:textbox>
+                    <w:txbxContent>
+                      <w:p>
+                        <w:pPr>
+                          <w:jc w:val="center"/>
+                          <w:rPr>
+                            <w:szCs w:val="72"/>
+                          </w:rPr>
+                        </w:pPr>
+                        <w:r>
+                          <w:rPr>
+                            <w:rFonts w:eastAsiaTheme="minorEastAsia" w:cs="Times New Roman"/>
+                            <w:sz w:val="22"/>
+                          </w:rPr>
+                          <w:fldChar w:fldCharType="begin"/>
+                        </w:r>
+                        <w:r>
+                          <w:instrText>PAGE    \* MERGEFORMAT</w:instrText>
+                        </w:r>
+                        <w:r>
+                          <w:rPr>
+                            <w:rFonts w:eastAsiaTheme="minorEastAsia" w:cs="Times New Roman"/>
+                            <w:sz w:val="22"/>
+                          </w:rPr>
+                          <w:fldChar w:fldCharType="separate"/>
+                        </w:r>
+                        <w:r>
+                          <w:rPr>
+                            <w:rFonts w:asciiTheme="majorHAnsi" w:eastAsiaTheme="majorEastAsia" w:hAnsiTheme="majorHAnsi" w:cstheme="majorBidi"/>
+                            <w:color w:val="FFFFFF" w:themeColor="background1"/>
+                            <w:sz w:val="72"/>
+                            <w:szCs w:val="72"/>
+                          </w:rPr>
+                          <w:t>2</w:t>
+                        </w:r>
+                        <w:r>
+                          <w:rPr>
+                            <w:rFonts w:asciiTheme="majorHAnsi" w:eastAsiaTheme="majorEastAsia" w:hAnsiTheme="majorHAnsi" w:cstheme="majorBidi"/>
+                            <w:color w:val="FFFFFF" w:themeColor="background1"/>
+                            <w:sz w:val="72"/>
+                            <w:szCs w:val="72"/>
+                          </w:rPr>
+                          <w:fldChar w:fldCharType="end"/>
+                        </w:r>
+                      </w:p>
+                    </w:txbxContent>
+                  </v:textbox>
+                  <w10:wrap anchorx="page" anchory="page"/>
+                </v:shape>
+              </w:pict>
+            </mc:Fallback>
+          </mc:AlternateContent>
+        </w:r>
+      </w:p>
+    </w:sdtContent>
+  </w:sdt>
+</w:ftr>
+</file>
+
+<file path=word/footnotes.xml><?xml version="1.0" encoding="utf-8"?>
+<w:footnotes xmlns:wpc="http://schemas.microsoft.com/office/word/2010/wordprocessingCanvas" xmlns:cx="http://schemas.microsoft.com/office/drawing/2014/chartex" xmlns:cx1="http://schemas.microsoft.com/office/drawing/2015/9/8/chartex" xmlns:cx2="http://schemas.microsoft.com/office/drawing/2015/10/21/chartex" xmlns:cx3="http://schemas.microsoft.com/office/drawing/2016/5/9/chartex" xmlns:cx4="http://schemas.microsoft.com/office/drawing/2016/5/10/chartex" xmlns:cx5="http://schemas.microsoft.com/office/drawing/2016/5/11/chartex" xmlns:cx6="http://schemas.microsoft.com/office/drawing/2016/5/12/chartex" xmlns:cx7="http://schemas.microsoft.com/office/drawing/2016/5/13/chartex" xmlns:cx8="http://schemas.microsoft.com/office/drawing/2016/5/14/chartex" xmlns:mc="http://schemas.openxmlformats.org/markup-compatibility/2006" xmlns:aink="http://schemas.microsoft.com/office/drawing/2016/ink" xmlns:am3d="http://schemas.microsoft.com/office/drawing/2017/model3d" xmlns:o="urn:schemas-microsoft-com:office:office" xmlns:oel="http://schemas.microsoft.com/office/2019/extlst" xmlns:r="http://schemas.openxmlformats.org/officeDocument/2006/relationships" xmlns:m="http://schemas.openxmlformats.org/officeDocument/2006/math" xmlns:v="urn:schemas-microsoft-com:vml" xmlns:wp14="http://schemas.microsoft.com/office/word/2010/wordprocessingDrawing" xmlns:wp="http://schemas.openxmlformats.org/drawingml/2006/wordprocessingDrawing" xmlns:w10="urn:schemas-microsoft-com:office:word" xmlns:w="http://schemas.openxmlformats.org/wordprocessingml/2006/main" xmlns:w14="http://schemas.microsoft.com/office/word/2010/wordml" xmlns:w15="http://schemas.microsoft.com/office/word/2012/wordml" xmlns:w16cex="http://schemas.microsoft.com/office/word/2018/wordml/cex" xmlns:w16cid="http://schemas.microsoft.com/office/word/2016/wordml/cid" xmlns:w16="http://schemas.microsoft.com/office/word/2018/wordml" xmlns:w16du="http://schemas.microsoft.com/office/word/2023/wordml/word16du" xmlns:w16sdtdh="http://schemas.microsoft.com/office/word/2020/wordml/sdtdatahash" xmlns:w16sdtfl="http://schemas.microsoft.com/office/word/2024/wordml/sdtformatlock" xmlns:w16se="http://schemas.microsoft.com/office/word/2015/wordml/symex" xmlns:wpg="http://schemas.microsoft.com/office/word/2010/wordprocessingGroup" xmlns:wpi="http://schemas.microsoft.com/office/word/2010/wordprocessingInk" xmlns:wne="http://schemas.microsoft.com/office/word/2006/wordml" xmlns:wps="http://schemas.microsoft.com/office/word/2010/wordprocessingShape" mc:Ignorable="w14 w15 w16se w16cid w16 w16cex w16sdtdh w16sdtfl w16du wp14">
+  <w:footnote w:type="separator" w:id="-1">
+    <w:p>
+      <w:pPr>
+        <w:spacing w:after="0" w:line="240" w:lineRule="auto"/>
+      </w:pPr>
+      <w:r>
+        <w:separator/>
+      </w:r>
+    </w:p>
+  </w:footnote>
+  <w:footnote w:type="continuationSeparator" w:id="0">
+    <w:p>
+      <w:pPr>
+        <w:spacing w:after="0" w:line="240" w:lineRule="auto"/>
+      </w:pPr>
+      <w:r>
+        <w:continuationSeparator/>
+      </w:r>
+    </w:p>
+  </w:footnote>
+</w:footnotes>
+</file>
+
+<file path=word/numbering.xml><?xml version="1.0" encoding="utf-8"?>
+<w:numbering xmlns:wpc="http://schemas.microsoft.com/office/word/2010/wordprocessingCanvas" xmlns:cx="http://schemas.microsoft.com/office/drawing/2014/chartex" xmlns:cx1="http://schemas.microsoft.com/office/drawing/2015/9/8/chartex" xmlns:cx2="http://schemas.microsoft.com/office/drawing/2015/10/21/chartex" xmlns:cx3="http://schemas.microsoft.com/office/drawing/2016/5/9/chartex" xmlns:cx4="http://schemas.microsoft.com/office/drawing/2016/5/10/chartex" xmlns:cx5="http://schemas.microsoft.com/office/drawing/2016/5/11/chartex" xmlns:cx6="http://schemas.microsoft.com/office/drawing/2016/5/12/chartex" xmlns:cx7="http://schemas.microsoft.com/office/drawing/2016/5/13/chartex" xmlns:cx8="http://schemas.microsoft.com/office/drawing/2016/5/14/chartex" xmlns:mc="http://schemas.openxmlformats.org/markup-compatibility/2006" xmlns:aink="http://schemas.microsoft.com/office/drawing/2016/ink" xmlns:am3d="http://schemas.microsoft.com/office/drawing/2017/model3d" xmlns:o="urn:schemas-microsoft-com:office:office" xmlns:oel="http://schemas.microsoft.com/office/2019/extlst" xmlns:r="http://schemas.openxmlformats.org/officeDocument/2006/relationships" xmlns:m="http://schemas.openxmlformats.org/officeDocument/2006/math" xmlns:v="urn:schemas-microsoft-com:vml" xmlns:wp14="http://schemas.microsoft.com/office/word/2010/wordprocessingDrawing" xmlns:wp="http://schemas.openxmlformats.org/drawingml/2006/wordprocessingDrawing" xmlns:w10="urn:schemas-microsoft-com:office:word" xmlns:w="http://schemas.openxmlformats.org/wordprocessingml/2006/main" xmlns:w14="http://schemas.microsoft.com/office/word/2010/wordml" xmlns:w15="http://schemas.microsoft.com/office/word/2012/wordml" xmlns:w16cex="http://schemas.microsoft.com/office/word/2018/wordml/cex" xmlns:w16cid="http://schemas.microsoft.com/office/word/2016/wordml/cid" xmlns:w16="http://schemas.microsoft.com/office/word/2018/wordml" xmlns:w16du="http://schemas.microsoft.com/office/word/2023/wordml/word16du" xmlns:w16sdtdh="http://schemas.microsoft.com/office/word/2020/wordml/sdtdatahash" xmlns:w16sdtfl="http://schemas.microsoft.com/office/word/2024/wordml/sdtformatlock" xmlns:w16se="http://schemas.microsoft.com/office/word/2015/wordml/symex" xmlns:wpg="http://schemas.microsoft.com/office/word/2010/wordprocessingGroup" xmlns:wpi="http://schemas.microsoft.com/office/word/2010/wordprocessingInk" xmlns:wne="http://schemas.microsoft.com/office/word/2006/wordml" xmlns:wps="http://schemas.microsoft.com/office/word/2010/wordprocessingShape" mc:Ignorable="w14 w15 w16se w16cid w16 w16cex w16sdtdh w16sdtfl w16du wp14">
+  <w:abstractNum w:abstractNumId="0" w15:restartNumberingAfterBreak="0">
+    <w:nsid w:val="05CA485E"/>
+    <w:multiLevelType w:val="hybridMultilevel"/>
+    <w:tmpl w:val="D25E0A1C"/>
+    <w:lvl w:ilvl="0" w:tplc="E8F46E88">
+      <w:start w:val="28"/>
+      <w:numFmt w:val="bullet"/>
+      <w:lvlText w:val="-"/>
+      <w:lvlJc w:val="left"/>
+      <w:pPr>
+        <w:ind w:left="720" w:hanging="360"/>
+      </w:pPr>
+      <w:rPr>
+        <w:rFonts w:ascii="Aptos" w:eastAsiaTheme="minorHAnsi" w:hAnsi="Aptos" w:cstheme="minorBidi" w:hint="default"/>
+      </w:rPr>
+    </w:lvl>
+    <w:lvl w:ilvl="1" w:tplc="04070003" w:tentative="1">
+      <w:start w:val="1"/>
+      <w:numFmt w:val="bullet"/>
+      <w:lvlText w:val="o"/>
+      <w:lvlJc w:val="left"/>
+      <w:pPr>
+        <w:ind w:left="1440" w:hanging="360"/>
+      </w:pPr>
+      <w:rPr>
+        <w:rFonts w:ascii="Courier New" w:hAnsi="Courier New" w:cs="Courier New" w:hint="default"/>
+      </w:rPr>
+    </w:lvl>
+    <w:lvl w:ilvl="2" w:tplc="04070005" w:tentative="1">
+      <w:start w:val="1"/>
+      <w:numFmt w:val="bullet"/>
+      <w:lvlText w:val=""/>
+      <w:lvlJc w:val="left"/>
+      <w:pPr>
+        <w:ind w:left="2160" w:hanging="360"/>
+      </w:pPr>
+      <w:rPr>
+        <w:rFonts w:ascii="Wingdings" w:hAnsi="Wingdings" w:hint="default"/>
+      </w:rPr>
+    </w:lvl>
+    <w:lvl w:ilvl="3" w:tplc="04070001" w:tentative="1">
+      <w:start w:val="1"/>
+      <w:numFmt w:val="bullet"/>
+      <w:lvlText w:val=""/>
+      <w:lvlJc w:val="left"/>
+      <w:pPr>
+        <w:ind w:left="2880" w:hanging="360"/>
+      </w:pPr>
+      <w:rPr>
+        <w:rFonts w:ascii="Symbol" w:hAnsi="Symbol" w:hint="default"/>
+      </w:rPr>
+    </w:lvl>
+    <w:lvl w:ilvl="4" w:tplc="04070003" w:tentative="1">
+      <w:start w:val="1"/>
+      <w:numFmt w:val="bullet"/>
+      <w:lvlText w:val="o"/>
+      <w:lvlJc w:val="left"/>
+      <w:pPr>
+        <w:ind w:left="3600" w:hanging="360"/>
+      </w:pPr>
+      <w:rPr>
+        <w:rFonts w:ascii="Courier New" w:hAnsi="Courier New" w:cs="Courier New" w:hint="default"/>
+      </w:rPr>
+    </w:lvl>
+    <w:lvl w:ilvl="5" w:tplc="04070005" w:tentative="1">
+      <w:start w:val="1"/>
+      <w:numFmt w:val="bullet"/>
+      <w:lvlText w:val=""/>
+      <w:lvlJc w:val="left"/>
+      <w:pPr>
+        <w:ind w:left="4320" w:hanging="360"/>
+      </w:pPr>
+      <w:rPr>
+        <w:rFonts w:ascii="Wingdings" w:hAnsi="Wingdings" w:hint="default"/>
+      </w:rPr>
+    </w:lvl>
+    <w:lvl w:ilvl="6" w:tplc="04070001" w:tentative="1">
+      <w:start w:val="1"/>
+      <w:numFmt w:val="bullet"/>
+      <w:lvlText w:val=""/>
+      <w:lvlJc w:val="left"/>
+      <w:pPr>
+        <w:ind w:left="5040" w:hanging="360"/>
+      </w:pPr>
+      <w:rPr>
+        <w:rFonts w:ascii="Symbol" w:hAnsi="Symbol" w:hint="default"/>
+      </w:rPr>
+    </w:lvl>
+    <w:lvl w:ilvl="7" w:tplc="04070003" w:tentative="1">
+      <w:start w:val="1"/>
+      <w:numFmt w:val="bullet"/>
+      <w:lvlText w:val="o"/>
+      <w:lvlJc w:val="left"/>
+      <w:pPr>
+        <w:ind w:left="5760" w:hanging="360"/>
+      </w:pPr>
+      <w:rPr>
+        <w:rFonts w:ascii="Courier New" w:hAnsi="Courier New" w:cs="Courier New" w:hint="default"/>
+      </w:rPr>
+    </w:lvl>
+    <w:lvl w:ilvl="8" w:tplc="04070005" w:tentative="1">
+      <w:start w:val="1"/>
+      <w:numFmt w:val="bullet"/>
+      <w:lvlText w:val=""/>
+      <w:lvlJc w:val="left"/>
+      <w:pPr>
+        <w:ind w:left="6480" w:hanging="360"/>
+      </w:pPr>
+      <w:rPr>
+        <w:rFonts w:ascii="Wingdings" w:hAnsi="Wingdings" w:hint="default"/>
+      </w:rPr>
+    </w:lvl>
+  </w:abstractNum>
+  <w:abstractNum w:abstractNumId="1" w15:restartNumberingAfterBreak="0">
+    <w:nsid w:val="0F265FB1"/>
+    <w:multiLevelType w:val="multilevel"/>
+    <w:tmpl w:val="8FF8AB40"/>
+    <w:lvl w:ilvl="0">
+      <w:start w:val="1"/>
+      <w:numFmt w:val="bullet"/>
+      <w:lvlText w:val=""/>
+      <w:lvlJc w:val="left"/>
+      <w:pPr>
+        <w:tabs>
+          <w:tab w:val="num" w:pos="720"/>
+        </w:tabs>
+        <w:ind w:left="720" w:hanging="360"/>
+      </w:pPr>
+      <w:rPr>
+        <w:rFonts w:ascii="Symbol" w:hAnsi="Symbol" w:hint="default"/>
+        <w:sz w:val="20"/>
+      </w:rPr>
+    </w:lvl>
+    <w:lvl w:ilvl="1" w:tentative="1">
+      <w:start w:val="1"/>
+      <w:numFmt w:val="bullet"/>
+      <w:lvlText w:val=""/>
+      <w:lvlJc w:val="left"/>
+      <w:pPr>
+        <w:tabs>
+          <w:tab w:val="num" w:pos="1440"/>
+        </w:tabs>
+        <w:ind w:left="1440" w:hanging="360"/>
+      </w:pPr>
+      <w:rPr>
+        <w:rFonts w:ascii="Symbol" w:hAnsi="Symbol" w:hint="default"/>
+        <w:sz w:val="20"/>
+      </w:rPr>
+    </w:lvl>
+    <w:lvl w:ilvl="2" w:tentative="1">
+      <w:start w:val="1"/>
+      <w:numFmt w:val="bullet"/>
+      <w:lvlText w:val=""/>
+      <w:lvlJc w:val="left"/>
+      <w:pPr>
+        <w:tabs>
+          <w:tab w:val="num" w:pos="2160"/>
+        </w:tabs>
+        <w:ind w:left="2160" w:hanging="360"/>
+      </w:pPr>
+      <w:rPr>
+        <w:rFonts w:ascii="Symbol" w:hAnsi="Symbol" w:hint="default"/>
+        <w:sz w:val="20"/>
+      </w:rPr>
+    </w:lvl>
+    <w:lvl w:ilvl="3" w:tentative="1">
+      <w:start w:val="1"/>
+      <w:numFmt w:val="bullet"/>
+      <w:lvlText w:val=""/>
+      <w:lvlJc w:val="left"/>
+      <w:pPr>
+        <w:tabs>
+          <w:tab w:val="num" w:pos="2880"/>
+        </w:tabs>
+        <w:ind w:left="2880" w:hanging="360"/>
+      </w:pPr>
+      <w:rPr>
+        <w:rFonts w:ascii="Symbol" w:hAnsi="Symbol" w:hint="default"/>
+        <w:sz w:val="20"/>
+      </w:rPr>
+    </w:lvl>
+    <w:lvl w:ilvl="4" w:tentative="1">
+      <w:start w:val="1"/>
+      <w:numFmt w:val="bullet"/>
+      <w:lvlText w:val=""/>
+      <w:lvlJc w:val="left"/>
+      <w:pPr>
+        <w:tabs>
+          <w:tab w:val="num" w:pos="3600"/>
+        </w:tabs>
+        <w:ind w:left="3600" w:hanging="360"/>
+      </w:pPr>
+      <w:rPr>
+        <w:rFonts w:ascii="Symbol" w:hAnsi="Symbol" w:hint="default"/>
+        <w:sz w:val="20"/>
+      </w:rPr>
+    </w:lvl>
+    <w:lvl w:ilvl="5" w:tentative="1">
+      <w:start w:val="1"/>
+      <w:numFmt w:val="bullet"/>
+      <w:lvlText w:val=""/>
+      <w:lvlJc w:val="left"/>
+      <w:pPr>
+        <w:tabs>
+          <w:tab w:val="num" w:pos="4320"/>
+        </w:tabs>
+        <w:ind w:left="4320" w:hanging="360"/>
+      </w:pPr>
+      <w:rPr>
+        <w:rFonts w:ascii="Symbol" w:hAnsi="Symbol" w:hint="default"/>
+        <w:sz w:val="20"/>
+      </w:rPr>
+    </w:lvl>
+    <w:lvl w:ilvl="6" w:tentative="1">
+      <w:start w:val="1"/>
+      <w:numFmt w:val="bullet"/>
+      <w:lvlText w:val=""/>
+      <w:lvlJc w:val="left"/>
+      <w:pPr>
+        <w:tabs>
+          <w:tab w:val="num" w:pos="5040"/>
+        </w:tabs>
+        <w:ind w:left="5040" w:hanging="360"/>
+      </w:pPr>
+      <w:rPr>
+        <w:rFonts w:ascii="Symbol" w:hAnsi="Symbol" w:hint="default"/>
+        <w:sz w:val="20"/>
+      </w:rPr>
+    </w:lvl>
+    <w:lvl w:ilvl="7" w:tentative="1">
+      <w:start w:val="1"/>
+      <w:numFmt w:val="bullet"/>
+      <w:lvlText w:val=""/>
+      <w:lvlJc w:val="left"/>
+      <w:pPr>
+        <w:tabs>
+          <w:tab w:val="num" w:pos="5760"/>
+        </w:tabs>
+        <w:ind w:left="5760" w:hanging="360"/>
+      </w:pPr>
+      <w:rPr>
+        <w:rFonts w:ascii="Symbol" w:hAnsi="Symbol" w:hint="default"/>
+        <w:sz w:val="20"/>
+      </w:rPr>
+    </w:lvl>
+    <w:lvl w:ilvl="8" w:tentative="1">
+      <w:start w:val="1"/>
+      <w:numFmt w:val="bullet"/>
+      <w:lvlText w:val=""/>
+      <w:lvlJc w:val="left"/>
+      <w:pPr>
+        <w:tabs>
+          <w:tab w:val="num" w:pos="6480"/>
+        </w:tabs>
+        <w:ind w:left="6480" w:hanging="360"/>
+      </w:pPr>
+      <w:rPr>
+        <w:rFonts w:ascii="Symbol" w:hAnsi="Symbol" w:hint="default"/>
+        <w:sz w:val="20"/>
+      </w:rPr>
+    </w:lvl>
+  </w:abstractNum>
+  <w:abstractNum w:abstractNumId="2" w15:restartNumberingAfterBreak="0">
+    <w:nsid w:val="24A20CE8"/>
+    <w:multiLevelType w:val="hybridMultilevel"/>
+    <w:tmpl w:val="1A4AE288"/>
+    <w:lvl w:ilvl="0" w:tplc="61B6029A">
+      <w:start w:val="28"/>
+      <w:numFmt w:val="bullet"/>
+      <w:lvlText w:val="-"/>
+      <w:lvlJc w:val="left"/>
+      <w:pPr>
+        <w:ind w:left="720" w:hanging="360"/>
+      </w:pPr>
+      <w:rPr>
+        <w:rFonts w:ascii="Aptos" w:eastAsiaTheme="minorHAnsi" w:hAnsi="Aptos" w:cstheme="minorBidi" w:hint="default"/>
+      </w:rPr>
+    </w:lvl>
+    <w:lvl w:ilvl="1" w:tplc="04070003">
+      <w:start w:val="1"/>
+      <w:numFmt w:val="bullet"/>
+      <w:lvlText w:val="o"/>
+      <w:lvlJc w:val="left"/>
+      <w:pPr>
+        <w:ind w:left="1440" w:hanging="360"/>
+      </w:pPr>
+      <w:rPr>
+        <w:rFonts w:ascii="Courier New" w:hAnsi="Courier New" w:cs="Courier New" w:hint="default"/>
+      </w:rPr>
+    </w:lvl>
+    <w:lvl w:ilvl="2" w:tplc="04070005" w:tentative="1">
+      <w:start w:val="1"/>
+      <w:numFmt w:val="bullet"/>
+      <w:lvlText w:val=""/>
+      <w:lvlJc w:val="left"/>
+      <w:pPr>
+        <w:ind w:left="2160" w:hanging="360"/>
+      </w:pPr>
+      <w:rPr>
+        <w:rFonts w:ascii="Wingdings" w:hAnsi="Wingdings" w:hint="default"/>
+      </w:rPr>
+    </w:lvl>
+    <w:lvl w:ilvl="3" w:tplc="04070001" w:tentative="1">
+      <w:start w:val="1"/>
+      <w:numFmt w:val="bullet"/>
+      <w:lvlText w:val=""/>
+      <w:lvlJc w:val="left"/>
+      <w:pPr>
+        <w:ind w:left="2880" w:hanging="360"/>
+      </w:pPr>
+      <w:rPr>
+        <w:rFonts w:ascii="Symbol" w:hAnsi="Symbol" w:hint="default"/>
+      </w:rPr>
+    </w:lvl>
+    <w:lvl w:ilvl="4" w:tplc="04070003" w:tentative="1">
+      <w:start w:val="1"/>
+      <w:numFmt w:val="bullet"/>
+      <w:lvlText w:val="o"/>
+      <w:lvlJc w:val="left"/>
+      <w:pPr>
+        <w:ind w:left="3600" w:hanging="360"/>
+      </w:pPr>
+      <w:rPr>
+        <w:rFonts w:ascii="Courier New" w:hAnsi="Courier New" w:cs="Courier New" w:hint="default"/>
+      </w:rPr>
+    </w:lvl>
+    <w:lvl w:ilvl="5" w:tplc="04070005" w:tentative="1">
+      <w:start w:val="1"/>
+      <w:numFmt w:val="bullet"/>
+      <w:lvlText w:val=""/>
+      <w:lvlJc w:val="left"/>
+      <w:pPr>
+        <w:ind w:left="4320" w:hanging="360"/>
+      </w:pPr>
+      <w:rPr>
+        <w:rFonts w:ascii="Wingdings" w:hAnsi="Wingdings" w:hint="default"/>
+      </w:rPr>
+    </w:lvl>
+    <w:lvl w:ilvl="6" w:tplc="04070001" w:tentative="1">
+      <w:start w:val="1"/>
+      <w:numFmt w:val="bullet"/>
+      <w:lvlText w:val=""/>
+      <w:lvlJc w:val="left"/>
+      <w:pPr>
+        <w:ind w:left="5040" w:hanging="360"/>
+      </w:pPr>
+      <w:rPr>
+        <w:rFonts w:ascii="Symbol" w:hAnsi="Symbol" w:hint="default"/>
+      </w:rPr>
+    </w:lvl>
+    <w:lvl w:ilvl="7" w:tplc="04070003" w:tentative="1">
+      <w:start w:val="1"/>
+      <w:numFmt w:val="bullet"/>
+      <w:lvlText w:val="o"/>
+      <w:lvlJc w:val="left"/>
+      <w:pPr>
+        <w:ind w:left="5760" w:hanging="360"/>
+      </w:pPr>
+      <w:rPr>
+        <w:rFonts w:ascii="Courier New" w:hAnsi="Courier New" w:cs="Courier New" w:hint="default"/>
+      </w:rPr>
+    </w:lvl>
+    <w:lvl w:ilvl="8" w:tplc="04070005" w:tentative="1">
+      <w:start w:val="1"/>
+      <w:numFmt w:val="bullet"/>
+      <w:lvlText w:val=""/>
+      <w:lvlJc w:val="left"/>
+      <w:pPr>
+        <w:ind w:left="6480" w:hanging="360"/>
+      </w:pPr>
+      <w:rPr>
+        <w:rFonts w:ascii="Wingdings" w:hAnsi="Wingdings" w:hint="default"/>
+      </w:rPr>
+    </w:lvl>
+  </w:abstractNum>
+  <w:abstractNum w:abstractNumId="3" w15:restartNumberingAfterBreak="0">
+    <w:nsid w:val="4B611006"/>
+    <w:multiLevelType w:val="multilevel"/>
+    <w:tmpl w:val="CEA2C79E"/>
+    <w:lvl w:ilvl="0">
+      <w:start w:val="1"/>
+      <w:numFmt w:val="bullet"/>
+      <w:lvlText w:val=""/>
+      <w:lvlJc w:val="left"/>
+      <w:pPr>
+        <w:tabs>
+          <w:tab w:val="num" w:pos="720"/>
+        </w:tabs>
+        <w:ind w:left="720" w:hanging="360"/>
+      </w:pPr>
+      <w:rPr>
+        <w:rFonts w:ascii="Symbol" w:hAnsi="Symbol" w:hint="default"/>
+        <w:sz w:val="20"/>
+      </w:rPr>
+    </w:lvl>
+    <w:lvl w:ilvl="1" w:tentative="1">
+      <w:start w:val="1"/>
+      <w:numFmt w:val="bullet"/>
+      <w:lvlText w:val=""/>
+      <w:lvlJc w:val="left"/>
+      <w:pPr>
+        <w:tabs>
+          <w:tab w:val="num" w:pos="1440"/>
+        </w:tabs>
+        <w:ind w:left="1440" w:hanging="360"/>
+      </w:pPr>
+      <w:rPr>
+        <w:rFonts w:ascii="Symbol" w:hAnsi="Symbol" w:hint="default"/>
+        <w:sz w:val="20"/>
+      </w:rPr>
+    </w:lvl>
+    <w:lvl w:ilvl="2" w:tentative="1">
+      <w:start w:val="1"/>
+      <w:numFmt w:val="bullet"/>
+      <w:lvlText w:val=""/>
+      <w:lvlJc w:val="left"/>
+      <w:pPr>
+        <w:tabs>
+          <w:tab w:val="num" w:pos="2160"/>
+        </w:tabs>
+        <w:ind w:left="2160" w:hanging="360"/>
+      </w:pPr>
+      <w:rPr>
+        <w:rFonts w:ascii="Symbol" w:hAnsi="Symbol" w:hint="default"/>
+        <w:sz w:val="20"/>
+      </w:rPr>
+    </w:lvl>
+    <w:lvl w:ilvl="3" w:tentative="1">
+      <w:start w:val="1"/>
+      <w:numFmt w:val="bullet"/>
+      <w:lvlText w:val=""/>
+      <w:lvlJc w:val="left"/>
+      <w:pPr>
+        <w:tabs>
+          <w:tab w:val="num" w:pos="2880"/>
+        </w:tabs>
+        <w:ind w:left="2880" w:hanging="360"/>
+      </w:pPr>
+      <w:rPr>
+        <w:rFonts w:ascii="Symbol" w:hAnsi="Symbol" w:hint="default"/>
+        <w:sz w:val="20"/>
+      </w:rPr>
+    </w:lvl>
+    <w:lvl w:ilvl="4" w:tentative="1">
+      <w:start w:val="1"/>
+      <w:numFmt w:val="bullet"/>
+      <w:lvlText w:val=""/>
+      <w:lvlJc w:val="left"/>
+      <w:pPr>
+        <w:tabs>
+          <w:tab w:val="num" w:pos="3600"/>
+        </w:tabs>
+        <w:ind w:left="3600" w:hanging="360"/>
+      </w:pPr>
+      <w:rPr>
+        <w:rFonts w:ascii="Symbol" w:hAnsi="Symbol" w:hint="default"/>
+        <w:sz w:val="20"/>
+      </w:rPr>
+    </w:lvl>
+    <w:lvl w:ilvl="5" w:tentative="1">
+      <w:start w:val="1"/>
+      <w:numFmt w:val="bullet"/>
+      <w:lvlText w:val=""/>
+      <w:lvlJc w:val="left"/>
+      <w:pPr>
+        <w:tabs>
+          <w:tab w:val="num" w:pos="4320"/>
+        </w:tabs>
+        <w:ind w:left="4320" w:hanging="360"/>
+      </w:pPr>
+      <w:rPr>
+        <w:rFonts w:ascii="Symbol" w:hAnsi="Symbol" w:hint="default"/>
+        <w:sz w:val="20"/>
+      </w:rPr>
+    </w:lvl>
+    <w:lvl w:ilvl="6" w:tentative="1">
+      <w:start w:val="1"/>
+      <w:numFmt w:val="bullet"/>
+      <w:lvlText w:val=""/>
+      <w:lvlJc w:val="left"/>
+      <w:pPr>
+        <w:tabs>
+          <w:tab w:val="num" w:pos="5040"/>
+        </w:tabs>
+        <w:ind w:left="5040" w:hanging="360"/>
+      </w:pPr>
+      <w:rPr>
+        <w:rFonts w:ascii="Symbol" w:hAnsi="Symbol" w:hint="default"/>
+        <w:sz w:val="20"/>
+      </w:rPr>
+    </w:lvl>
+    <w:lvl w:ilvl="7" w:tentative="1">
+      <w:start w:val="1"/>
+      <w:numFmt w:val="bullet"/>
+      <w:lvlText w:val=""/>
+      <w:lvlJc w:val="left"/>
+      <w:pPr>
+        <w:tabs>
+          <w:tab w:val="num" w:pos="5760"/>
+        </w:tabs>
+        <w:ind w:left="5760" w:hanging="360"/>
+      </w:pPr>
+      <w:rPr>
+        <w:rFonts w:ascii="Symbol" w:hAnsi="Symbol" w:hint="default"/>
+        <w:sz w:val="20"/>
+      </w:rPr>
+    </w:lvl>
+    <w:lvl w:ilvl="8" w:tentative="1">
+      <w:start w:val="1"/>
+      <w:numFmt w:val="bullet"/>
+      <w:lvlText w:val=""/>
+      <w:lvlJc w:val="left"/>
+      <w:pPr>
+        <w:tabs>
+          <w:tab w:val="num" w:pos="6480"/>
+        </w:tabs>
+        <w:ind w:left="6480" w:hanging="360"/>
+      </w:pPr>
+      <w:rPr>
+        <w:rFonts w:ascii="Symbol" w:hAnsi="Symbol" w:hint="default"/>
+        <w:sz w:val="20"/>
+      </w:rPr>
+    </w:lvl>
+  </w:abstractNum>
+  <w:abstractNum w:abstractNumId="4" w15:restartNumberingAfterBreak="0">
+    <w:nsid w:val="66D424EA"/>
+    <w:multiLevelType w:val="multilevel"/>
+    <w:tmpl w:val="D544443E"/>
+    <w:lvl w:ilvl="0">
+      <w:start w:val="1"/>
+      <w:numFmt w:val="bullet"/>
+      <w:lvlText w:val=""/>
+      <w:lvlJc w:val="left"/>
+      <w:pPr>
+        <w:tabs>
+          <w:tab w:val="num" w:pos="720"/>
+        </w:tabs>
+        <w:ind w:left="720" w:hanging="360"/>
+      </w:pPr>
+      <w:rPr>
+        <w:rFonts w:ascii="Symbol" w:hAnsi="Symbol" w:hint="default"/>
+        <w:sz w:val="20"/>
+      </w:rPr>
+    </w:lvl>
+    <w:lvl w:ilvl="1" w:tentative="1">
+      <w:start w:val="1"/>
+      <w:numFmt w:val="bullet"/>
+      <w:lvlText w:val=""/>
+      <w:lvlJc w:val="left"/>
+      <w:pPr>
+        <w:tabs>
+          <w:tab w:val="num" w:pos="1440"/>
+        </w:tabs>
+        <w:ind w:left="1440" w:hanging="360"/>
+      </w:pPr>
+      <w:rPr>
+        <w:rFonts w:ascii="Symbol" w:hAnsi="Symbol" w:hint="default"/>
+        <w:sz w:val="20"/>
+      </w:rPr>
+    </w:lvl>
+    <w:lvl w:ilvl="2" w:tentative="1">
+      <w:start w:val="1"/>
+      <w:numFmt w:val="bullet"/>
+      <w:lvlText w:val=""/>
+      <w:lvlJc w:val="left"/>
+      <w:pPr>
+        <w:tabs>
+          <w:tab w:val="num" w:pos="2160"/>
+        </w:tabs>
+        <w:ind w:left="2160" w:hanging="360"/>
+      </w:pPr>
+      <w:rPr>
+        <w:rFonts w:ascii="Symbol" w:hAnsi="Symbol" w:hint="default"/>
+        <w:sz w:val="20"/>
+      </w:rPr>
+    </w:lvl>
+    <w:lvl w:ilvl="3" w:tentative="1">
+      <w:start w:val="1"/>
+      <w:numFmt w:val="bullet"/>
+      <w:lvlText w:val=""/>
+      <w:lvlJc w:val="left"/>
+      <w:pPr>
+        <w:tabs>
+          <w:tab w:val="num" w:pos="2880"/>
+        </w:tabs>
+        <w:ind w:left="2880" w:hanging="360"/>
+      </w:pPr>
+      <w:rPr>
+        <w:rFonts w:ascii="Symbol" w:hAnsi="Symbol" w:hint="default"/>
+        <w:sz w:val="20"/>
+      </w:rPr>
+    </w:lvl>
+    <w:lvl w:ilvl="4" w:tentative="1">
+      <w:start w:val="1"/>
+      <w:numFmt w:val="bullet"/>
+      <w:lvlText w:val=""/>
+      <w:lvlJc w:val="left"/>
+      <w:pPr>
+        <w:tabs>
+          <w:tab w:val="num" w:pos="3600"/>
+        </w:tabs>
+        <w:ind w:left="3600" w:hanging="360"/>
+      </w:pPr>
+      <w:rPr>
+        <w:rFonts w:ascii="Symbol" w:hAnsi="Symbol" w:hint="default"/>
+        <w:sz w:val="20"/>
+      </w:rPr>
+    </w:lvl>
+    <w:lvl w:ilvl="5" w:tentative="1">
+      <w:start w:val="1"/>
+      <w:numFmt w:val="bullet"/>
+      <w:lvlText w:val=""/>
+      <w:lvlJc w:val="left"/>
+      <w:pPr>
+        <w:tabs>
+          <w:tab w:val="num" w:pos="4320"/>
+        </w:tabs>
+        <w:ind w:left="4320" w:hanging="360"/>
+      </w:pPr>
+      <w:rPr>
+        <w:rFonts w:ascii="Symbol" w:hAnsi="Symbol" w:hint="default"/>
+        <w:sz w:val="20"/>
+      </w:rPr>
+    </w:lvl>
+    <w:lvl w:ilvl="6" w:tentative="1">
+      <w:start w:val="1"/>
+      <w:numFmt w:val="bullet"/>
+      <w:lvlText w:val=""/>
+      <w:lvlJc w:val="left"/>
+      <w:pPr>
+        <w:tabs>
+          <w:tab w:val="num" w:pos="5040"/>
+        </w:tabs>
+        <w:ind w:left="5040" w:hanging="360"/>
+      </w:pPr>
+      <w:rPr>
+        <w:rFonts w:ascii="Symbol" w:hAnsi="Symbol" w:hint="default"/>
+        <w:sz w:val="20"/>
+      </w:rPr>
+    </w:lvl>
+    <w:lvl w:ilvl="7" w:tentative="1">
+      <w:start w:val="1"/>
+      <w:numFmt w:val="bullet"/>
+      <w:lvlText w:val=""/>
+      <w:lvlJc w:val="left"/>
+      <w:pPr>
+        <w:tabs>
+          <w:tab w:val="num" w:pos="5760"/>
+        </w:tabs>
+        <w:ind w:left="5760" w:hanging="360"/>
+      </w:pPr>
+      <w:rPr>
+        <w:rFonts w:ascii="Symbol" w:hAnsi="Symbol" w:hint="default"/>
+        <w:sz w:val="20"/>
+      </w:rPr>
+    </w:lvl>
+    <w:lvl w:ilvl="8" w:tentative="1">
+      <w:start w:val="1"/>
+      <w:numFmt w:val="bullet"/>
+      <w:lvlText w:val=""/>
+      <w:lvlJc w:val="left"/>
+      <w:pPr>
+        <w:tabs>
+          <w:tab w:val="num" w:pos="6480"/>
+        </w:tabs>
+        <w:ind w:left="6480" w:hanging="360"/>
+      </w:pPr>
+      <w:rPr>
+        <w:rFonts w:ascii="Symbol" w:hAnsi="Symbol" w:hint="default"/>
+        <w:sz w:val="20"/>
+      </w:rPr>
+    </w:lvl>
+  </w:abstractNum>
+  <w:num w:numId="1" w16cid:durableId="1617254255">
+    <w:abstractNumId w:val="0"/>
+  </w:num>
+  <w:num w:numId="2" w16cid:durableId="944386712">
+    <w:abstractNumId w:val="2"/>
+  </w:num>
+  <w:num w:numId="3" w16cid:durableId="1046755497">
+    <w:abstractNumId w:val="4"/>
+  </w:num>
+  <w:num w:numId="4" w16cid:durableId="928000861">
+    <w:abstractNumId w:val="3"/>
+  </w:num>
+  <w:num w:numId="5" w16cid:durableId="303507271">
+    <w:abstractNumId w:val="1"/>
+  </w:num>
+  <w:numIdMacAtCleanup w:val="5"/>
+</w:numbering>
 </file>
 
 <file path=word/styles.xml><?xml version="1.0" encoding="utf-8"?>
@@ -1050,6 +7174,10 @@
   <w:style w:type="paragraph" w:default="1" w:styleId="Standard">
     <w:name w:val="Normal"/>
     <w:qFormat/>
+    <w:rsid w:val="000C10C2"/>
+    <w:rPr>
+      <w:sz w:val="24"/>
+    </w:rPr>
   </w:style>
   <w:style w:type="paragraph" w:styleId="berschrift1">
     <w:name w:val="heading 1"/>
@@ -1058,7 +7186,7 @@
     <w:link w:val="berschrift1Zchn"/>
     <w:uiPriority w:val="9"/>
     <w:qFormat/>
-    <w:rsid w:val="00270223"/>
+    <w:rsid w:val="00D95048"/>
     <w:pPr>
       <w:keepNext/>
       <w:keepLines/>
@@ -1067,7 +7195,8 @@
     </w:pPr>
     <w:rPr>
       <w:rFonts w:asciiTheme="majorHAnsi" w:eastAsiaTheme="majorEastAsia" w:hAnsiTheme="majorHAnsi" w:cstheme="majorBidi"/>
-      <w:color w:val="A5A5A5" w:themeColor="accent1" w:themeShade="BF"/>
+      <w:b/>
+      <w:color w:val="858585" w:themeColor="accent2" w:themeShade="BF"/>
       <w:sz w:val="40"/>
       <w:szCs w:val="40"/>
     </w:rPr>
@@ -1078,20 +7207,21 @@
     <w:next w:val="Standard"/>
     <w:link w:val="berschrift2Zchn"/>
     <w:uiPriority w:val="9"/>
-    <w:semiHidden/>
     <w:unhideWhenUsed/>
     <w:qFormat/>
-    <w:rsid w:val="00270223"/>
+    <w:rsid w:val="00D95048"/>
     <w:pPr>
       <w:keepNext/>
       <w:keepLines/>
       <w:spacing w:before="160" w:after="80"/>
+      <w:jc w:val="center"/>
       <w:outlineLvl w:val="1"/>
     </w:pPr>
     <w:rPr>
       <w:rFonts w:asciiTheme="majorHAnsi" w:eastAsiaTheme="majorEastAsia" w:hAnsiTheme="majorHAnsi" w:cstheme="majorBidi"/>
-      <w:color w:val="A5A5A5" w:themeColor="accent1" w:themeShade="BF"/>
-      <w:sz w:val="32"/>
+      <w:b/>
+      <w:color w:val="262626" w:themeColor="text2" w:themeTint="D9"/>
+      <w:sz w:val="40"/>
       <w:szCs w:val="32"/>
     </w:rPr>
   </w:style>
@@ -1281,10 +7411,11 @@
     <w:basedOn w:val="Absatz-Standardschriftart"/>
     <w:link w:val="berschrift1"/>
     <w:uiPriority w:val="9"/>
-    <w:rsid w:val="00270223"/>
+    <w:rsid w:val="00D95048"/>
     <w:rPr>
       <w:rFonts w:asciiTheme="majorHAnsi" w:eastAsiaTheme="majorEastAsia" w:hAnsiTheme="majorHAnsi" w:cstheme="majorBidi"/>
-      <w:color w:val="A5A5A5" w:themeColor="accent1" w:themeShade="BF"/>
+      <w:b/>
+      <w:color w:val="858585" w:themeColor="accent2" w:themeShade="BF"/>
       <w:sz w:val="40"/>
       <w:szCs w:val="40"/>
     </w:rPr>
@@ -1294,12 +7425,12 @@
     <w:basedOn w:val="Absatz-Standardschriftart"/>
     <w:link w:val="berschrift2"/>
     <w:uiPriority w:val="9"/>
-    <w:semiHidden/>
-    <w:rsid w:val="00270223"/>
+    <w:rsid w:val="00D95048"/>
     <w:rPr>
       <w:rFonts w:asciiTheme="majorHAnsi" w:eastAsiaTheme="majorEastAsia" w:hAnsiTheme="majorHAnsi" w:cstheme="majorBidi"/>
-      <w:color w:val="A5A5A5" w:themeColor="accent1" w:themeShade="BF"/>
-      <w:sz w:val="32"/>
+      <w:b/>
+      <w:color w:val="262626" w:themeColor="text2" w:themeTint="D9"/>
+      <w:sz w:val="40"/>
       <w:szCs w:val="32"/>
     </w:rPr>
   </w:style>
@@ -1588,6 +7719,209 @@
       <w:color w:val="605E5C"/>
       <w:shd w:val="clear" w:color="auto" w:fill="E1DFDD"/>
     </w:rPr>
+  </w:style>
+  <w:style w:type="paragraph" w:styleId="Kopfzeile">
+    <w:name w:val="header"/>
+    <w:basedOn w:val="Standard"/>
+    <w:link w:val="KopfzeileZchn"/>
+    <w:uiPriority w:val="99"/>
+    <w:unhideWhenUsed/>
+    <w:rsid w:val="00F832AB"/>
+    <w:pPr>
+      <w:tabs>
+        <w:tab w:val="center" w:pos="4536"/>
+        <w:tab w:val="right" w:pos="9072"/>
+      </w:tabs>
+      <w:spacing w:after="0" w:line="240" w:lineRule="auto"/>
+    </w:pPr>
+  </w:style>
+  <w:style w:type="character" w:customStyle="1" w:styleId="KopfzeileZchn">
+    <w:name w:val="Kopfzeile Zchn"/>
+    <w:basedOn w:val="Absatz-Standardschriftart"/>
+    <w:link w:val="Kopfzeile"/>
+    <w:uiPriority w:val="99"/>
+    <w:rsid w:val="00F832AB"/>
+  </w:style>
+  <w:style w:type="paragraph" w:styleId="Fuzeile">
+    <w:name w:val="footer"/>
+    <w:basedOn w:val="Standard"/>
+    <w:link w:val="FuzeileZchn"/>
+    <w:uiPriority w:val="99"/>
+    <w:unhideWhenUsed/>
+    <w:rsid w:val="00F832AB"/>
+    <w:pPr>
+      <w:tabs>
+        <w:tab w:val="center" w:pos="4536"/>
+        <w:tab w:val="right" w:pos="9072"/>
+      </w:tabs>
+      <w:spacing w:after="0" w:line="240" w:lineRule="auto"/>
+    </w:pPr>
+  </w:style>
+  <w:style w:type="character" w:customStyle="1" w:styleId="FuzeileZchn">
+    <w:name w:val="Fußzeile Zchn"/>
+    <w:basedOn w:val="Absatz-Standardschriftart"/>
+    <w:link w:val="Fuzeile"/>
+    <w:uiPriority w:val="99"/>
+    <w:rsid w:val="00F832AB"/>
+  </w:style>
+  <w:style w:type="table" w:styleId="Tabellenraster">
+    <w:name w:val="Table Grid"/>
+    <w:basedOn w:val="NormaleTabelle"/>
+    <w:uiPriority w:val="39"/>
+    <w:rsid w:val="00D93774"/>
+    <w:pPr>
+      <w:spacing w:after="0" w:line="240" w:lineRule="auto"/>
+    </w:pPr>
+    <w:tblPr>
+      <w:tblBorders>
+        <w:top w:val="single" w:sz="4" w:space="0" w:color="auto"/>
+        <w:left w:val="single" w:sz="4" w:space="0" w:color="auto"/>
+        <w:bottom w:val="single" w:sz="4" w:space="0" w:color="auto"/>
+        <w:right w:val="single" w:sz="4" w:space="0" w:color="auto"/>
+        <w:insideH w:val="single" w:sz="4" w:space="0" w:color="auto"/>
+        <w:insideV w:val="single" w:sz="4" w:space="0" w:color="auto"/>
+      </w:tblBorders>
+    </w:tblPr>
+  </w:style>
+  <w:style w:type="paragraph" w:styleId="Inhaltsverzeichnisberschrift">
+    <w:name w:val="TOC Heading"/>
+    <w:basedOn w:val="berschrift1"/>
+    <w:next w:val="Standard"/>
+    <w:uiPriority w:val="39"/>
+    <w:unhideWhenUsed/>
+    <w:qFormat/>
+    <w:rsid w:val="003B2746"/>
+    <w:pPr>
+      <w:spacing w:before="240" w:after="0"/>
+      <w:outlineLvl w:val="9"/>
+    </w:pPr>
+    <w:rPr>
+      <w:b w:val="0"/>
+      <w:color w:val="A5A5A5" w:themeColor="accent1" w:themeShade="BF"/>
+      <w:kern w:val="0"/>
+      <w:sz w:val="32"/>
+      <w:szCs w:val="32"/>
+      <w:lang w:eastAsia="de-DE"/>
+      <w14:ligatures w14:val="none"/>
+    </w:rPr>
+  </w:style>
+  <w:style w:type="paragraph" w:styleId="Verzeichnis1">
+    <w:name w:val="toc 1"/>
+    <w:basedOn w:val="Standard"/>
+    <w:next w:val="Standard"/>
+    <w:autoRedefine/>
+    <w:uiPriority w:val="39"/>
+    <w:unhideWhenUsed/>
+    <w:rsid w:val="003B2746"/>
+    <w:pPr>
+      <w:spacing w:after="100"/>
+    </w:pPr>
+  </w:style>
+  <w:style w:type="table" w:styleId="Gitternetztabelle5dunkelAkzent2">
+    <w:name w:val="Grid Table 5 Dark Accent 2"/>
+    <w:basedOn w:val="NormaleTabelle"/>
+    <w:uiPriority w:val="50"/>
+    <w:rsid w:val="00B00ACB"/>
+    <w:pPr>
+      <w:spacing w:after="0" w:line="240" w:lineRule="auto"/>
+    </w:pPr>
+    <w:tblPr>
+      <w:tblStyleRowBandSize w:val="1"/>
+      <w:tblStyleColBandSize w:val="1"/>
+      <w:tblBorders>
+        <w:top w:val="single" w:sz="4" w:space="0" w:color="FFFFFF" w:themeColor="background1"/>
+        <w:left w:val="single" w:sz="4" w:space="0" w:color="FFFFFF" w:themeColor="background1"/>
+        <w:bottom w:val="single" w:sz="4" w:space="0" w:color="FFFFFF" w:themeColor="background1"/>
+        <w:right w:val="single" w:sz="4" w:space="0" w:color="FFFFFF" w:themeColor="background1"/>
+        <w:insideH w:val="single" w:sz="4" w:space="0" w:color="FFFFFF" w:themeColor="background1"/>
+        <w:insideV w:val="single" w:sz="4" w:space="0" w:color="FFFFFF" w:themeColor="background1"/>
+      </w:tblBorders>
+    </w:tblPr>
+    <w:tcPr>
+      <w:shd w:val="clear" w:color="auto" w:fill="EFEFEF" w:themeFill="accent2" w:themeFillTint="33"/>
+    </w:tcPr>
+    <w:tblStylePr w:type="firstRow">
+      <w:rPr>
+        <w:b/>
+        <w:bCs/>
+        <w:color w:val="FFFFFF" w:themeColor="background1"/>
+      </w:rPr>
+      <w:tblPr/>
+      <w:tcPr>
+        <w:tcBorders>
+          <w:top w:val="single" w:sz="4" w:space="0" w:color="FFFFFF" w:themeColor="background1"/>
+          <w:left w:val="single" w:sz="4" w:space="0" w:color="FFFFFF" w:themeColor="background1"/>
+          <w:right w:val="single" w:sz="4" w:space="0" w:color="FFFFFF" w:themeColor="background1"/>
+          <w:insideH w:val="nil"/>
+          <w:insideV w:val="nil"/>
+        </w:tcBorders>
+        <w:shd w:val="clear" w:color="auto" w:fill="B2B2B2" w:themeFill="accent2"/>
+      </w:tcPr>
+    </w:tblStylePr>
+    <w:tblStylePr w:type="lastRow">
+      <w:rPr>
+        <w:b/>
+        <w:bCs/>
+        <w:color w:val="FFFFFF" w:themeColor="background1"/>
+      </w:rPr>
+      <w:tblPr/>
+      <w:tcPr>
+        <w:tcBorders>
+          <w:left w:val="single" w:sz="4" w:space="0" w:color="FFFFFF" w:themeColor="background1"/>
+          <w:bottom w:val="single" w:sz="4" w:space="0" w:color="FFFFFF" w:themeColor="background1"/>
+          <w:right w:val="single" w:sz="4" w:space="0" w:color="FFFFFF" w:themeColor="background1"/>
+          <w:insideH w:val="nil"/>
+          <w:insideV w:val="nil"/>
+        </w:tcBorders>
+        <w:shd w:val="clear" w:color="auto" w:fill="B2B2B2" w:themeFill="accent2"/>
+      </w:tcPr>
+    </w:tblStylePr>
+    <w:tblStylePr w:type="firstCol">
+      <w:rPr>
+        <w:b/>
+        <w:bCs/>
+        <w:color w:val="FFFFFF" w:themeColor="background1"/>
+      </w:rPr>
+      <w:tblPr/>
+      <w:tcPr>
+        <w:tcBorders>
+          <w:top w:val="single" w:sz="4" w:space="0" w:color="FFFFFF" w:themeColor="background1"/>
+          <w:left w:val="single" w:sz="4" w:space="0" w:color="FFFFFF" w:themeColor="background1"/>
+          <w:bottom w:val="single" w:sz="4" w:space="0" w:color="FFFFFF" w:themeColor="background1"/>
+          <w:insideV w:val="nil"/>
+        </w:tcBorders>
+        <w:shd w:val="clear" w:color="auto" w:fill="B2B2B2" w:themeFill="accent2"/>
+      </w:tcPr>
+    </w:tblStylePr>
+    <w:tblStylePr w:type="lastCol">
+      <w:rPr>
+        <w:b/>
+        <w:bCs/>
+        <w:color w:val="FFFFFF" w:themeColor="background1"/>
+      </w:rPr>
+      <w:tblPr/>
+      <w:tcPr>
+        <w:tcBorders>
+          <w:top w:val="single" w:sz="4" w:space="0" w:color="FFFFFF" w:themeColor="background1"/>
+          <w:bottom w:val="single" w:sz="4" w:space="0" w:color="FFFFFF" w:themeColor="background1"/>
+          <w:right w:val="single" w:sz="4" w:space="0" w:color="FFFFFF" w:themeColor="background1"/>
+          <w:insideV w:val="nil"/>
+        </w:tcBorders>
+        <w:shd w:val="clear" w:color="auto" w:fill="B2B2B2" w:themeFill="accent2"/>
+      </w:tcPr>
+    </w:tblStylePr>
+    <w:tblStylePr w:type="band1Vert">
+      <w:tblPr/>
+      <w:tcPr>
+        <w:shd w:val="clear" w:color="auto" w:fill="E0E0E0" w:themeFill="accent2" w:themeFillTint="66"/>
+      </w:tcPr>
+    </w:tblStylePr>
+    <w:tblStylePr w:type="band1Horz">
+      <w:tblPr/>
+      <w:tcPr>
+        <w:shd w:val="clear" w:color="auto" w:fill="E0E0E0" w:themeFill="accent2" w:themeFillTint="66"/>
+      </w:tcPr>
+    </w:tblStylePr>
   </w:style>
 </w:styles>
 </file>
